--- a/Observability_Metrics_Threshold_Limits.docx
+++ b/Observability_Metrics_Threshold_Limits.docx
@@ -4,7 +4,7 @@
   <w:body>
     <w:p>
       <w:pPr>
-        <w:spacing w:before="240" w:after="120"/>
+        <w:spacing w:before="120" w:after="80"/>
         <w:jc w:val="center"/>
       </w:pPr>
       <w:r>
@@ -19,7 +19,7 @@
     </w:p>
     <w:p>
       <w:pPr>
-        <w:spacing w:after="480"/>
+        <w:spacing w:after="280"/>
         <w:jc w:val="center"/>
       </w:pPr>
       <w:r>
@@ -27,35 +27,35 @@
           <w:rFonts w:ascii="Calibri" w:hAnsi="Calibri"/>
           <w:i/>
           <w:color w:val="5D6D7E"/>
-          <w:sz w:val="24"/>
+          <w:sz w:val="22"/>
         </w:rPr>
-        <w:t>OpenTelemetry Metrics Specifications &amp; Warning SLA Threshold Limits</w:t>
+        <w:t>OpenTelemetry Metrics Specifications, Aggregation Formulas &amp; Warning SLA Threshold Limits</w:t>
       </w:r>
     </w:p>
     <w:p>
       <w:pPr>
-        <w:spacing w:after="360"/>
+        <w:spacing w:after="280"/>
       </w:pPr>
       <w:r>
-        <w:t xml:space="preserve">This specifications document details the </w:t>
+        <w:t xml:space="preserve">This technical specification document defines the </w:t>
       </w:r>
       <w:r>
         <w:rPr>
           <w:b/>
         </w:rPr>
-        <w:t>50 production-grade telemetry metrics</w:t>
+        <w:t>50 production-grade OpenTelemetry metrics</w:t>
       </w:r>
       <w:r>
-        <w:t xml:space="preserve"> implemented across the Gemini Enterprise Agent Platform. Each metric is instrumented via standard </w:t>
+        <w:t xml:space="preserve"> instrumented across the Gemini Enterprise Agent Platform. Each entry describes the OTel Semantic Conventions ID, descriptive scope, the exact </w:t>
       </w:r>
       <w:r>
         <w:rPr>
           <w:i/>
         </w:rPr>
-        <w:t>OpenTelemetry (OTel) Semantic Conventions</w:t>
+        <w:t>mathematical formula or aggregation logic</w:t>
       </w:r>
       <w:r>
-        <w:t xml:space="preserve"> and monitored dynamically by the web console console using localized health indicator status dots.</w:t>
+        <w:t>, and the configured warning SLA thresholds.</w:t>
       </w:r>
     </w:p>
     <w:tbl>
@@ -65,11 +65,12 @@
         <w:tblLook w:firstColumn="1" w:firstRow="1" w:lastColumn="0" w:lastRow="0" w:noHBand="0" w:noVBand="1" w:val="04A0"/>
       </w:tblPr>
       <w:tblGrid>
-        <w:gridCol w:w="1872"/>
-        <w:gridCol w:w="1872"/>
-        <w:gridCol w:w="1872"/>
-        <w:gridCol w:w="1872"/>
-        <w:gridCol w:w="1872"/>
+        <w:gridCol w:w="2280"/>
+        <w:gridCol w:w="2280"/>
+        <w:gridCol w:w="2280"/>
+        <w:gridCol w:w="2280"/>
+        <w:gridCol w:w="2280"/>
+        <w:gridCol w:w="2280"/>
       </w:tblGrid>
       <w:tr>
         <w:tc>
@@ -79,8 +80,8 @@
             <w:tcMar>
               <w:top w:w="120" w:type="dxa"/>
               <w:bottom w:w="120" w:type="dxa"/>
-              <w:left w:w="150" w:type="dxa"/>
-              <w:right w:w="150" w:type="dxa"/>
+              <w:left w:w="120" w:type="dxa"/>
+              <w:right w:w="120" w:type="dxa"/>
             </w:tcMar>
           </w:tcPr>
           <w:p>
@@ -91,21 +92,21 @@
               <w:rPr>
                 <w:b/>
                 <w:color w:val="FFFFFF"/>
-                <w:sz w:val="20"/>
+                <w:sz w:val="19"/>
               </w:rPr>
-              <w:t>Tab / Category</w:t>
+              <w:t>Category</w:t>
             </w:r>
           </w:p>
         </w:tc>
         <w:tc>
           <w:tcPr>
-            <w:tcW w:type="dxa" w:w="2016"/>
+            <w:tcW w:type="dxa" w:w="1872"/>
             <w:shd w:fill="1F618D"/>
             <w:tcMar>
               <w:top w:w="120" w:type="dxa"/>
               <w:bottom w:w="120" w:type="dxa"/>
-              <w:left w:w="150" w:type="dxa"/>
-              <w:right w:w="150" w:type="dxa"/>
+              <w:left w:w="120" w:type="dxa"/>
+              <w:right w:w="120" w:type="dxa"/>
             </w:tcMar>
           </w:tcPr>
           <w:p>
@@ -116,9 +117,34 @@
               <w:rPr>
                 <w:b/>
                 <w:color w:val="FFFFFF"/>
-                <w:sz w:val="20"/>
+                <w:sz w:val="19"/>
               </w:rPr>
               <w:t>Metric Name</w:t>
+            </w:r>
+          </w:p>
+        </w:tc>
+        <w:tc>
+          <w:tcPr>
+            <w:tcW w:type="dxa" w:w="2880"/>
+            <w:shd w:fill="1F618D"/>
+            <w:tcMar>
+              <w:top w:w="120" w:type="dxa"/>
+              <w:bottom w:w="120" w:type="dxa"/>
+              <w:left w:w="120" w:type="dxa"/>
+              <w:right w:w="120" w:type="dxa"/>
+            </w:tcMar>
+          </w:tcPr>
+          <w:p>
+            <w:pPr>
+              <w:jc w:val="left"/>
+            </w:pPr>
+            <w:r>
+              <w:rPr>
+                <w:b/>
+                <w:color w:val="FFFFFF"/>
+                <w:sz w:val="19"/>
+              </w:rPr>
+              <w:t>OTel Instrument ID</w:t>
             </w:r>
           </w:p>
         </w:tc>
@@ -129,8 +155,8 @@
             <w:tcMar>
               <w:top w:w="120" w:type="dxa"/>
               <w:bottom w:w="120" w:type="dxa"/>
-              <w:left w:w="150" w:type="dxa"/>
-              <w:right w:w="150" w:type="dxa"/>
+              <w:left w:w="120" w:type="dxa"/>
+              <w:right w:w="120" w:type="dxa"/>
             </w:tcMar>
           </w:tcPr>
           <w:p>
@@ -141,21 +167,21 @@
               <w:rPr>
                 <w:b/>
                 <w:color w:val="FFFFFF"/>
-                <w:sz w:val="20"/>
+                <w:sz w:val="19"/>
               </w:rPr>
-              <w:t>OTel Instrument ID</w:t>
+              <w:t>Description</w:t>
             </w:r>
           </w:p>
         </w:tc>
         <w:tc>
           <w:tcPr>
-            <w:tcW w:type="dxa" w:w="3456"/>
+            <w:tcW w:type="dxa" w:w="3168"/>
             <w:shd w:fill="1F618D"/>
             <w:tcMar>
               <w:top w:w="120" w:type="dxa"/>
               <w:bottom w:w="120" w:type="dxa"/>
-              <w:left w:w="150" w:type="dxa"/>
-              <w:right w:w="150" w:type="dxa"/>
+              <w:left w:w="120" w:type="dxa"/>
+              <w:right w:w="120" w:type="dxa"/>
             </w:tcMar>
           </w:tcPr>
           <w:p>
@@ -166,21 +192,21 @@
               <w:rPr>
                 <w:b/>
                 <w:color w:val="FFFFFF"/>
-                <w:sz w:val="20"/>
+                <w:sz w:val="19"/>
               </w:rPr>
-              <w:t>Description</w:t>
+              <w:t>Calculation / Aggregation Formula</w:t>
             </w:r>
           </w:p>
         </w:tc>
         <w:tc>
           <w:tcPr>
-            <w:tcW w:type="dxa" w:w="2016"/>
+            <w:tcW w:type="dxa" w:w="1584"/>
             <w:shd w:fill="1F618D"/>
             <w:tcMar>
               <w:top w:w="120" w:type="dxa"/>
               <w:bottom w:w="120" w:type="dxa"/>
-              <w:left w:w="150" w:type="dxa"/>
-              <w:right w:w="150" w:type="dxa"/>
+              <w:left w:w="120" w:type="dxa"/>
+              <w:right w:w="120" w:type="dxa"/>
             </w:tcMar>
           </w:tcPr>
           <w:p>
@@ -191,9 +217,9 @@
               <w:rPr>
                 <w:b/>
                 <w:color w:val="FFFFFF"/>
-                <w:sz w:val="20"/>
+                <w:sz w:val="19"/>
               </w:rPr>
-              <w:t>SLA Threshold Limit (Green)</w:t>
+              <w:t>SLA Threshold</w:t>
             </w:r>
           </w:p>
         </w:tc>
@@ -217,7 +243,7 @@
             <w:r>
               <w:rPr>
                 <w:color w:val="2C3E50"/>
-                <w:sz w:val="19"/>
+                <w:sz w:val="17"/>
               </w:rPr>
               <w:t>Agent Performance</w:t>
             </w:r>
@@ -225,7 +251,7 @@
         </w:tc>
         <w:tc>
           <w:tcPr>
-            <w:tcW w:type="dxa" w:w="2016"/>
+            <w:tcW w:type="dxa" w:w="1872"/>
             <w:shd w:fill="F9FBFD"/>
             <w:tcMar>
               <w:top w:w="80" w:type="dxa"/>
@@ -241,9 +267,58 @@
             <w:r>
               <w:rPr>
                 <w:color w:val="2C3E50"/>
-                <w:sz w:val="19"/>
+                <w:sz w:val="17"/>
               </w:rPr>
               <w:t>Avg Invocation Latency</w:t>
+            </w:r>
+          </w:p>
+        </w:tc>
+        <w:tc>
+          <w:tcPr>
+            <w:tcW w:type="dxa" w:w="2880"/>
+            <w:shd w:fill="F9FBFD"/>
+            <w:tcMar>
+              <w:top w:w="80" w:type="dxa"/>
+              <w:bottom w:w="80" w:type="dxa"/>
+              <w:left w:w="100" w:type="dxa"/>
+              <w:right w:w="100" w:type="dxa"/>
+            </w:tcMar>
+          </w:tcPr>
+          <w:p>
+            <w:pPr>
+              <w:jc w:val="left"/>
+            </w:pPr>
+            <w:r>
+              <w:rPr>
+                <w:rFonts w:ascii="Consolas" w:hAnsi="Consolas"/>
+                <w:color w:val="C0392B"/>
+                <w:sz w:val="16"/>
+              </w:rPr>
+              <w:t>gen_ai.agent.invocation.duration</w:t>
+            </w:r>
+          </w:p>
+        </w:tc>
+        <w:tc>
+          <w:tcPr>
+            <w:tcW w:type="dxa" w:w="3168"/>
+            <w:shd w:fill="F9FBFD"/>
+            <w:tcMar>
+              <w:top w:w="80" w:type="dxa"/>
+              <w:bottom w:w="80" w:type="dxa"/>
+              <w:left w:w="100" w:type="dxa"/>
+              <w:right w:w="100" w:type="dxa"/>
+            </w:tcMar>
+          </w:tcPr>
+          <w:p>
+            <w:pPr>
+              <w:jc w:val="left"/>
+            </w:pPr>
+            <w:r>
+              <w:rPr>
+                <w:color w:val="2C3E50"/>
+                <w:sz w:val="17"/>
+              </w:rPr>
+              <w:t>Average response latency of the agent</w:t>
             </w:r>
           </w:p>
         </w:tc>
@@ -265,40 +340,16 @@
             <w:r>
               <w:rPr>
                 <w:rFonts w:ascii="Consolas" w:hAnsi="Consolas"/>
-                <w:color w:val="C0392B"/>
-                <w:sz w:val="17"/>
+                <w:color w:val="34495E"/>
+                <w:sz w:val="16"/>
               </w:rPr>
-              <w:t>gen_ai.agent.invocation.duration</w:t>
+              <w:t>Sum(Agent Duration) / Count(Invocations)</w:t>
             </w:r>
           </w:p>
         </w:tc>
         <w:tc>
           <w:tcPr>
-            <w:tcW w:type="dxa" w:w="3456"/>
-            <w:shd w:fill="F9FBFD"/>
-            <w:tcMar>
-              <w:top w:w="80" w:type="dxa"/>
-              <w:bottom w:w="80" w:type="dxa"/>
-              <w:left w:w="100" w:type="dxa"/>
-              <w:right w:w="100" w:type="dxa"/>
-            </w:tcMar>
-          </w:tcPr>
-          <w:p>
-            <w:pPr>
-              <w:jc w:val="left"/>
-            </w:pPr>
-            <w:r>
-              <w:rPr>
-                <w:color w:val="2C3E50"/>
-                <w:sz w:val="19"/>
-              </w:rPr>
-              <w:t>Average response latency of the agent</w:t>
-            </w:r>
-          </w:p>
-        </w:tc>
-        <w:tc>
-          <w:tcPr>
-            <w:tcW w:type="dxa" w:w="2016"/>
+            <w:tcW w:type="dxa" w:w="1584"/>
             <w:shd w:fill="F9FBFD"/>
             <w:tcMar>
               <w:top w:w="80" w:type="dxa"/>
@@ -315,7 +366,7 @@
               <w:rPr>
                 <w:b/>
                 <w:color w:val="196F3D"/>
-                <w:sz w:val="19"/>
+                <w:sz w:val="17"/>
               </w:rPr>
               <w:t>&lt; 5000 ms</w:t>
             </w:r>
@@ -341,7 +392,7 @@
             <w:r>
               <w:rPr>
                 <w:color w:val="2C3E50"/>
-                <w:sz w:val="19"/>
+                <w:sz w:val="17"/>
               </w:rPr>
               <w:t>Agent Performance</w:t>
             </w:r>
@@ -349,7 +400,7 @@
         </w:tc>
         <w:tc>
           <w:tcPr>
-            <w:tcW w:type="dxa" w:w="2016"/>
+            <w:tcW w:type="dxa" w:w="1872"/>
             <w:shd w:fill="FFFFFF"/>
             <w:tcMar>
               <w:top w:w="80" w:type="dxa"/>
@@ -365,9 +416,58 @@
             <w:r>
               <w:rPr>
                 <w:color w:val="2C3E50"/>
-                <w:sz w:val="19"/>
+                <w:sz w:val="17"/>
               </w:rPr>
               <w:t>Request Payload Size</w:t>
+            </w:r>
+          </w:p>
+        </w:tc>
+        <w:tc>
+          <w:tcPr>
+            <w:tcW w:type="dxa" w:w="2880"/>
+            <w:shd w:fill="FFFFFF"/>
+            <w:tcMar>
+              <w:top w:w="80" w:type="dxa"/>
+              <w:bottom w:w="80" w:type="dxa"/>
+              <w:left w:w="100" w:type="dxa"/>
+              <w:right w:w="100" w:type="dxa"/>
+            </w:tcMar>
+          </w:tcPr>
+          <w:p>
+            <w:pPr>
+              <w:jc w:val="left"/>
+            </w:pPr>
+            <w:r>
+              <w:rPr>
+                <w:rFonts w:ascii="Consolas" w:hAnsi="Consolas"/>
+                <w:color w:val="C0392B"/>
+                <w:sz w:val="16"/>
+              </w:rPr>
+              <w:t>gen_ai.agent.request.size</w:t>
+            </w:r>
+          </w:p>
+        </w:tc>
+        <w:tc>
+          <w:tcPr>
+            <w:tcW w:type="dxa" w:w="3168"/>
+            <w:shd w:fill="FFFFFF"/>
+            <w:tcMar>
+              <w:top w:w="80" w:type="dxa"/>
+              <w:bottom w:w="80" w:type="dxa"/>
+              <w:left w:w="100" w:type="dxa"/>
+              <w:right w:w="100" w:type="dxa"/>
+            </w:tcMar>
+          </w:tcPr>
+          <w:p>
+            <w:pPr>
+              <w:jc w:val="left"/>
+            </w:pPr>
+            <w:r>
+              <w:rPr>
+                <w:color w:val="2C3E50"/>
+                <w:sz w:val="17"/>
+              </w:rPr>
+              <w:t>Total payload size of incoming user prompts</w:t>
             </w:r>
           </w:p>
         </w:tc>
@@ -389,40 +489,16 @@
             <w:r>
               <w:rPr>
                 <w:rFonts w:ascii="Consolas" w:hAnsi="Consolas"/>
-                <w:color w:val="C0392B"/>
-                <w:sz w:val="17"/>
+                <w:color w:val="34495E"/>
+                <w:sz w:val="16"/>
               </w:rPr>
-              <w:t>gen_ai.agent.request.size</w:t>
+              <w:t>Sum(Request Bytes)</w:t>
             </w:r>
           </w:p>
         </w:tc>
         <w:tc>
           <w:tcPr>
-            <w:tcW w:type="dxa" w:w="3456"/>
-            <w:shd w:fill="FFFFFF"/>
-            <w:tcMar>
-              <w:top w:w="80" w:type="dxa"/>
-              <w:bottom w:w="80" w:type="dxa"/>
-              <w:left w:w="100" w:type="dxa"/>
-              <w:right w:w="100" w:type="dxa"/>
-            </w:tcMar>
-          </w:tcPr>
-          <w:p>
-            <w:pPr>
-              <w:jc w:val="left"/>
-            </w:pPr>
-            <w:r>
-              <w:rPr>
-                <w:color w:val="2C3E50"/>
-                <w:sz w:val="19"/>
-              </w:rPr>
-              <w:t>Total payload size of incoming user prompts</w:t>
-            </w:r>
-          </w:p>
-        </w:tc>
-        <w:tc>
-          <w:tcPr>
-            <w:tcW w:type="dxa" w:w="2016"/>
+            <w:tcW w:type="dxa" w:w="1584"/>
             <w:shd w:fill="FFFFFF"/>
             <w:tcMar>
               <w:top w:w="80" w:type="dxa"/>
@@ -439,7 +515,7 @@
               <w:rPr>
                 <w:b/>
                 <w:color w:val="196F3D"/>
-                <w:sz w:val="19"/>
+                <w:sz w:val="17"/>
               </w:rPr>
               <w:t>&lt; 2000 Bytes</w:t>
             </w:r>
@@ -465,7 +541,7 @@
             <w:r>
               <w:rPr>
                 <w:color w:val="2C3E50"/>
-                <w:sz w:val="19"/>
+                <w:sz w:val="17"/>
               </w:rPr>
               <w:t>Agent Performance</w:t>
             </w:r>
@@ -473,7 +549,7 @@
         </w:tc>
         <w:tc>
           <w:tcPr>
-            <w:tcW w:type="dxa" w:w="2016"/>
+            <w:tcW w:type="dxa" w:w="1872"/>
             <w:shd w:fill="F9FBFD"/>
             <w:tcMar>
               <w:top w:w="80" w:type="dxa"/>
@@ -489,9 +565,58 @@
             <w:r>
               <w:rPr>
                 <w:color w:val="2C3E50"/>
-                <w:sz w:val="19"/>
+                <w:sz w:val="17"/>
               </w:rPr>
               <w:t>Response Payload Size</w:t>
+            </w:r>
+          </w:p>
+        </w:tc>
+        <w:tc>
+          <w:tcPr>
+            <w:tcW w:type="dxa" w:w="2880"/>
+            <w:shd w:fill="F9FBFD"/>
+            <w:tcMar>
+              <w:top w:w="80" w:type="dxa"/>
+              <w:bottom w:w="80" w:type="dxa"/>
+              <w:left w:w="100" w:type="dxa"/>
+              <w:right w:w="100" w:type="dxa"/>
+            </w:tcMar>
+          </w:tcPr>
+          <w:p>
+            <w:pPr>
+              <w:jc w:val="left"/>
+            </w:pPr>
+            <w:r>
+              <w:rPr>
+                <w:rFonts w:ascii="Consolas" w:hAnsi="Consolas"/>
+                <w:color w:val="C0392B"/>
+                <w:sz w:val="16"/>
+              </w:rPr>
+              <w:t>gen_ai.agent.response.size</w:t>
+            </w:r>
+          </w:p>
+        </w:tc>
+        <w:tc>
+          <w:tcPr>
+            <w:tcW w:type="dxa" w:w="3168"/>
+            <w:shd w:fill="F9FBFD"/>
+            <w:tcMar>
+              <w:top w:w="80" w:type="dxa"/>
+              <w:bottom w:w="80" w:type="dxa"/>
+              <w:left w:w="100" w:type="dxa"/>
+              <w:right w:w="100" w:type="dxa"/>
+            </w:tcMar>
+          </w:tcPr>
+          <w:p>
+            <w:pPr>
+              <w:jc w:val="left"/>
+            </w:pPr>
+            <w:r>
+              <w:rPr>
+                <w:color w:val="2C3E50"/>
+                <w:sz w:val="17"/>
+              </w:rPr>
+              <w:t>Total payload size of agent response blocks</w:t>
             </w:r>
           </w:p>
         </w:tc>
@@ -513,40 +638,16 @@
             <w:r>
               <w:rPr>
                 <w:rFonts w:ascii="Consolas" w:hAnsi="Consolas"/>
-                <w:color w:val="C0392B"/>
-                <w:sz w:val="17"/>
+                <w:color w:val="34495E"/>
+                <w:sz w:val="16"/>
               </w:rPr>
-              <w:t>gen_ai.agent.response.size</w:t>
+              <w:t>Sum(Response Bytes)</w:t>
             </w:r>
           </w:p>
         </w:tc>
         <w:tc>
           <w:tcPr>
-            <w:tcW w:type="dxa" w:w="3456"/>
-            <w:shd w:fill="F9FBFD"/>
-            <w:tcMar>
-              <w:top w:w="80" w:type="dxa"/>
-              <w:bottom w:w="80" w:type="dxa"/>
-              <w:left w:w="100" w:type="dxa"/>
-              <w:right w:w="100" w:type="dxa"/>
-            </w:tcMar>
-          </w:tcPr>
-          <w:p>
-            <w:pPr>
-              <w:jc w:val="left"/>
-            </w:pPr>
-            <w:r>
-              <w:rPr>
-                <w:color w:val="2C3E50"/>
-                <w:sz w:val="19"/>
-              </w:rPr>
-              <w:t>Total payload size of agent response blocks</w:t>
-            </w:r>
-          </w:p>
-        </w:tc>
-        <w:tc>
-          <w:tcPr>
-            <w:tcW w:type="dxa" w:w="2016"/>
+            <w:tcW w:type="dxa" w:w="1584"/>
             <w:shd w:fill="F9FBFD"/>
             <w:tcMar>
               <w:top w:w="80" w:type="dxa"/>
@@ -563,7 +664,7 @@
               <w:rPr>
                 <w:b/>
                 <w:color w:val="196F3D"/>
-                <w:sz w:val="19"/>
+                <w:sz w:val="17"/>
               </w:rPr>
               <w:t>&lt; 4000 Bytes</w:t>
             </w:r>
@@ -589,7 +690,7 @@
             <w:r>
               <w:rPr>
                 <w:color w:val="2C3E50"/>
-                <w:sz w:val="19"/>
+                <w:sz w:val="17"/>
               </w:rPr>
               <w:t>Agent Performance</w:t>
             </w:r>
@@ -597,7 +698,7 @@
         </w:tc>
         <w:tc>
           <w:tcPr>
-            <w:tcW w:type="dxa" w:w="2016"/>
+            <w:tcW w:type="dxa" w:w="1872"/>
             <w:shd w:fill="FFFFFF"/>
             <w:tcMar>
               <w:top w:w="80" w:type="dxa"/>
@@ -613,9 +714,58 @@
             <w:r>
               <w:rPr>
                 <w:color w:val="2C3E50"/>
-                <w:sz w:val="19"/>
+                <w:sz w:val="17"/>
               </w:rPr>
               <w:t>Workflow Execution Steps</w:t>
+            </w:r>
+          </w:p>
+        </w:tc>
+        <w:tc>
+          <w:tcPr>
+            <w:tcW w:type="dxa" w:w="2880"/>
+            <w:shd w:fill="FFFFFF"/>
+            <w:tcMar>
+              <w:top w:w="80" w:type="dxa"/>
+              <w:bottom w:w="80" w:type="dxa"/>
+              <w:left w:w="100" w:type="dxa"/>
+              <w:right w:w="100" w:type="dxa"/>
+            </w:tcMar>
+          </w:tcPr>
+          <w:p>
+            <w:pPr>
+              <w:jc w:val="left"/>
+            </w:pPr>
+            <w:r>
+              <w:rPr>
+                <w:rFonts w:ascii="Consolas" w:hAnsi="Consolas"/>
+                <w:color w:val="C0392B"/>
+                <w:sz w:val="16"/>
+              </w:rPr>
+              <w:t>gen_ai.agent.workflow.steps</w:t>
+            </w:r>
+          </w:p>
+        </w:tc>
+        <w:tc>
+          <w:tcPr>
+            <w:tcW w:type="dxa" w:w="3168"/>
+            <w:shd w:fill="FFFFFF"/>
+            <w:tcMar>
+              <w:top w:w="80" w:type="dxa"/>
+              <w:bottom w:w="80" w:type="dxa"/>
+              <w:left w:w="100" w:type="dxa"/>
+              <w:right w:w="100" w:type="dxa"/>
+            </w:tcMar>
+          </w:tcPr>
+          <w:p>
+            <w:pPr>
+              <w:jc w:val="left"/>
+            </w:pPr>
+            <w:r>
+              <w:rPr>
+                <w:color w:val="2C3E50"/>
+                <w:sz w:val="17"/>
+              </w:rPr>
+              <w:t>Number of execution turns inside agent workflow loop</w:t>
             </w:r>
           </w:p>
         </w:tc>
@@ -637,40 +787,16 @@
             <w:r>
               <w:rPr>
                 <w:rFonts w:ascii="Consolas" w:hAnsi="Consolas"/>
-                <w:color w:val="C0392B"/>
-                <w:sz w:val="17"/>
+                <w:color w:val="34495E"/>
+                <w:sz w:val="16"/>
               </w:rPr>
-              <w:t>gen_ai.agent.workflow.steps</w:t>
+              <w:t>Sum(Turns per agent run)</w:t>
             </w:r>
           </w:p>
         </w:tc>
         <w:tc>
           <w:tcPr>
-            <w:tcW w:type="dxa" w:w="3456"/>
-            <w:shd w:fill="FFFFFF"/>
-            <w:tcMar>
-              <w:top w:w="80" w:type="dxa"/>
-              <w:bottom w:w="80" w:type="dxa"/>
-              <w:left w:w="100" w:type="dxa"/>
-              <w:right w:w="100" w:type="dxa"/>
-            </w:tcMar>
-          </w:tcPr>
-          <w:p>
-            <w:pPr>
-              <w:jc w:val="left"/>
-            </w:pPr>
-            <w:r>
-              <w:rPr>
-                <w:color w:val="2C3E50"/>
-                <w:sz w:val="19"/>
-              </w:rPr>
-              <w:t>Number of execution turns inside agent workflow loop</w:t>
-            </w:r>
-          </w:p>
-        </w:tc>
-        <w:tc>
-          <w:tcPr>
-            <w:tcW w:type="dxa" w:w="2016"/>
+            <w:tcW w:type="dxa" w:w="1584"/>
             <w:shd w:fill="FFFFFF"/>
             <w:tcMar>
               <w:top w:w="80" w:type="dxa"/>
@@ -687,7 +813,7 @@
               <w:rPr>
                 <w:b/>
                 <w:color w:val="196F3D"/>
-                <w:sz w:val="19"/>
+                <w:sz w:val="17"/>
               </w:rPr>
               <w:t>&lt; 12 steps</w:t>
             </w:r>
@@ -713,7 +839,7 @@
             <w:r>
               <w:rPr>
                 <w:color w:val="2C3E50"/>
-                <w:sz w:val="19"/>
+                <w:sz w:val="17"/>
               </w:rPr>
               <w:t>Agent Performance</w:t>
             </w:r>
@@ -721,7 +847,7 @@
         </w:tc>
         <w:tc>
           <w:tcPr>
-            <w:tcW w:type="dxa" w:w="2016"/>
+            <w:tcW w:type="dxa" w:w="1872"/>
             <w:shd w:fill="F9FBFD"/>
             <w:tcMar>
               <w:top w:w="80" w:type="dxa"/>
@@ -737,9 +863,58 @@
             <w:r>
               <w:rPr>
                 <w:color w:val="2C3E50"/>
-                <w:sz w:val="19"/>
+                <w:sz w:val="17"/>
               </w:rPr>
               <w:t>Total Invocations</w:t>
+            </w:r>
+          </w:p>
+        </w:tc>
+        <w:tc>
+          <w:tcPr>
+            <w:tcW w:type="dxa" w:w="2880"/>
+            <w:shd w:fill="F9FBFD"/>
+            <w:tcMar>
+              <w:top w:w="80" w:type="dxa"/>
+              <w:bottom w:w="80" w:type="dxa"/>
+              <w:left w:w="100" w:type="dxa"/>
+              <w:right w:w="100" w:type="dxa"/>
+            </w:tcMar>
+          </w:tcPr>
+          <w:p>
+            <w:pPr>
+              <w:jc w:val="left"/>
+            </w:pPr>
+            <w:r>
+              <w:rPr>
+                <w:rFonts w:ascii="Consolas" w:hAnsi="Consolas"/>
+                <w:color w:val="C0392B"/>
+                <w:sz w:val="16"/>
+              </w:rPr>
+              <w:t>gen_ai.agent.calls.count</w:t>
+            </w:r>
+          </w:p>
+        </w:tc>
+        <w:tc>
+          <w:tcPr>
+            <w:tcW w:type="dxa" w:w="3168"/>
+            <w:shd w:fill="F9FBFD"/>
+            <w:tcMar>
+              <w:top w:w="80" w:type="dxa"/>
+              <w:bottom w:w="80" w:type="dxa"/>
+              <w:left w:w="100" w:type="dxa"/>
+              <w:right w:w="100" w:type="dxa"/>
+            </w:tcMar>
+          </w:tcPr>
+          <w:p>
+            <w:pPr>
+              <w:jc w:val="left"/>
+            </w:pPr>
+            <w:r>
+              <w:rPr>
+                <w:color w:val="2C3E50"/>
+                <w:sz w:val="17"/>
+              </w:rPr>
+              <w:t>Total execution calls processed by the agent</w:t>
             </w:r>
           </w:p>
         </w:tc>
@@ -761,40 +936,16 @@
             <w:r>
               <w:rPr>
                 <w:rFonts w:ascii="Consolas" w:hAnsi="Consolas"/>
-                <w:color w:val="C0392B"/>
-                <w:sz w:val="17"/>
+                <w:color w:val="34495E"/>
+                <w:sz w:val="16"/>
               </w:rPr>
-              <w:t>gen_ai.agent.calls.count</w:t>
+              <w:t>Count(Calls)</w:t>
             </w:r>
           </w:p>
         </w:tc>
         <w:tc>
           <w:tcPr>
-            <w:tcW w:type="dxa" w:w="3456"/>
-            <w:shd w:fill="F9FBFD"/>
-            <w:tcMar>
-              <w:top w:w="80" w:type="dxa"/>
-              <w:bottom w:w="80" w:type="dxa"/>
-              <w:left w:w="100" w:type="dxa"/>
-              <w:right w:w="100" w:type="dxa"/>
-            </w:tcMar>
-          </w:tcPr>
-          <w:p>
-            <w:pPr>
-              <w:jc w:val="left"/>
-            </w:pPr>
-            <w:r>
-              <w:rPr>
-                <w:color w:val="2C3E50"/>
-                <w:sz w:val="19"/>
-              </w:rPr>
-              <w:t>Total execution calls processed by the agent</w:t>
-            </w:r>
-          </w:p>
-        </w:tc>
-        <w:tc>
-          <w:tcPr>
-            <w:tcW w:type="dxa" w:w="2016"/>
+            <w:tcW w:type="dxa" w:w="1584"/>
             <w:shd w:fill="F9FBFD"/>
             <w:tcMar>
               <w:top w:w="80" w:type="dxa"/>
@@ -811,7 +962,7 @@
               <w:rPr>
                 <w:b/>
                 <w:color w:val="196F3D"/>
-                <w:sz w:val="19"/>
+                <w:sz w:val="17"/>
               </w:rPr>
               <w:t>&lt;= 25 calls</w:t>
             </w:r>
@@ -837,7 +988,7 @@
             <w:r>
               <w:rPr>
                 <w:color w:val="2C3E50"/>
-                <w:sz w:val="19"/>
+                <w:sz w:val="17"/>
               </w:rPr>
               <w:t>Agent Performance</w:t>
             </w:r>
@@ -845,7 +996,7 @@
         </w:tc>
         <w:tc>
           <w:tcPr>
-            <w:tcW w:type="dxa" w:w="2016"/>
+            <w:tcW w:type="dxa" w:w="1872"/>
             <w:shd w:fill="FFFFFF"/>
             <w:tcMar>
               <w:top w:w="80" w:type="dxa"/>
@@ -861,9 +1012,58 @@
             <w:r>
               <w:rPr>
                 <w:color w:val="2C3E50"/>
-                <w:sz w:val="19"/>
+                <w:sz w:val="17"/>
               </w:rPr>
               <w:t>Agent Execution Errors</w:t>
+            </w:r>
+          </w:p>
+        </w:tc>
+        <w:tc>
+          <w:tcPr>
+            <w:tcW w:type="dxa" w:w="2880"/>
+            <w:shd w:fill="FFFFFF"/>
+            <w:tcMar>
+              <w:top w:w="80" w:type="dxa"/>
+              <w:bottom w:w="80" w:type="dxa"/>
+              <w:left w:w="100" w:type="dxa"/>
+              <w:right w:w="100" w:type="dxa"/>
+            </w:tcMar>
+          </w:tcPr>
+          <w:p>
+            <w:pPr>
+              <w:jc w:val="left"/>
+            </w:pPr>
+            <w:r>
+              <w:rPr>
+                <w:rFonts w:ascii="Consolas" w:hAnsi="Consolas"/>
+                <w:color w:val="C0392B"/>
+                <w:sz w:val="16"/>
+              </w:rPr>
+              <w:t>gen_ai.agent.errors.count</w:t>
+            </w:r>
+          </w:p>
+        </w:tc>
+        <w:tc>
+          <w:tcPr>
+            <w:tcW w:type="dxa" w:w="3168"/>
+            <w:shd w:fill="FFFFFF"/>
+            <w:tcMar>
+              <w:top w:w="80" w:type="dxa"/>
+              <w:bottom w:w="80" w:type="dxa"/>
+              <w:left w:w="100" w:type="dxa"/>
+              <w:right w:w="100" w:type="dxa"/>
+            </w:tcMar>
+          </w:tcPr>
+          <w:p>
+            <w:pPr>
+              <w:jc w:val="left"/>
+            </w:pPr>
+            <w:r>
+              <w:rPr>
+                <w:color w:val="2C3E50"/>
+                <w:sz w:val="17"/>
+              </w:rPr>
+              <w:t>Failures and exceptions encountered by the agent</w:t>
             </w:r>
           </w:p>
         </w:tc>
@@ -885,40 +1085,16 @@
             <w:r>
               <w:rPr>
                 <w:rFonts w:ascii="Consolas" w:hAnsi="Consolas"/>
-                <w:color w:val="C0392B"/>
-                <w:sz w:val="17"/>
+                <w:color w:val="34495E"/>
+                <w:sz w:val="16"/>
               </w:rPr>
-              <w:t>gen_ai.agent.errors.count</w:t>
+              <w:t>Count(Failed Calls)</w:t>
             </w:r>
           </w:p>
         </w:tc>
         <w:tc>
           <w:tcPr>
-            <w:tcW w:type="dxa" w:w="3456"/>
-            <w:shd w:fill="FFFFFF"/>
-            <w:tcMar>
-              <w:top w:w="80" w:type="dxa"/>
-              <w:bottom w:w="80" w:type="dxa"/>
-              <w:left w:w="100" w:type="dxa"/>
-              <w:right w:w="100" w:type="dxa"/>
-            </w:tcMar>
-          </w:tcPr>
-          <w:p>
-            <w:pPr>
-              <w:jc w:val="left"/>
-            </w:pPr>
-            <w:r>
-              <w:rPr>
-                <w:color w:val="2C3E50"/>
-                <w:sz w:val="19"/>
-              </w:rPr>
-              <w:t>Failures and exceptions encountered by the agent</w:t>
-            </w:r>
-          </w:p>
-        </w:tc>
-        <w:tc>
-          <w:tcPr>
-            <w:tcW w:type="dxa" w:w="2016"/>
+            <w:tcW w:type="dxa" w:w="1584"/>
             <w:shd w:fill="FFFFFF"/>
             <w:tcMar>
               <w:top w:w="80" w:type="dxa"/>
@@ -935,7 +1111,7 @@
               <w:rPr>
                 <w:b/>
                 <w:color w:val="27AE60"/>
-                <w:sz w:val="19"/>
+                <w:sz w:val="17"/>
               </w:rPr>
               <w:t>== 0 errors</w:t>
             </w:r>
@@ -961,7 +1137,7 @@
             <w:r>
               <w:rPr>
                 <w:color w:val="2C3E50"/>
-                <w:sz w:val="19"/>
+                <w:sz w:val="17"/>
               </w:rPr>
               <w:t>Agent Performance</w:t>
             </w:r>
@@ -969,7 +1145,7 @@
         </w:tc>
         <w:tc>
           <w:tcPr>
-            <w:tcW w:type="dxa" w:w="2016"/>
+            <w:tcW w:type="dxa" w:w="1872"/>
             <w:shd w:fill="F9FBFD"/>
             <w:tcMar>
               <w:top w:w="80" w:type="dxa"/>
@@ -985,9 +1161,58 @@
             <w:r>
               <w:rPr>
                 <w:color w:val="2C3E50"/>
-                <w:sz w:val="19"/>
+                <w:sz w:val="17"/>
               </w:rPr>
               <w:t>Prompt Tokens</w:t>
+            </w:r>
+          </w:p>
+        </w:tc>
+        <w:tc>
+          <w:tcPr>
+            <w:tcW w:type="dxa" w:w="2880"/>
+            <w:shd w:fill="F9FBFD"/>
+            <w:tcMar>
+              <w:top w:w="80" w:type="dxa"/>
+              <w:bottom w:w="80" w:type="dxa"/>
+              <w:left w:w="100" w:type="dxa"/>
+              <w:right w:w="100" w:type="dxa"/>
+            </w:tcMar>
+          </w:tcPr>
+          <w:p>
+            <w:pPr>
+              <w:jc w:val="left"/>
+            </w:pPr>
+            <w:r>
+              <w:rPr>
+                <w:rFonts w:ascii="Consolas" w:hAnsi="Consolas"/>
+                <w:color w:val="C0392B"/>
+                <w:sz w:val="16"/>
+              </w:rPr>
+              <w:t>gen_ai.agent.token.prompt</w:t>
+            </w:r>
+          </w:p>
+        </w:tc>
+        <w:tc>
+          <w:tcPr>
+            <w:tcW w:type="dxa" w:w="3168"/>
+            <w:shd w:fill="F9FBFD"/>
+            <w:tcMar>
+              <w:top w:w="80" w:type="dxa"/>
+              <w:bottom w:w="80" w:type="dxa"/>
+              <w:left w:w="100" w:type="dxa"/>
+              <w:right w:w="100" w:type="dxa"/>
+            </w:tcMar>
+          </w:tcPr>
+          <w:p>
+            <w:pPr>
+              <w:jc w:val="left"/>
+            </w:pPr>
+            <w:r>
+              <w:rPr>
+                <w:color w:val="2C3E50"/>
+                <w:sz w:val="17"/>
+              </w:rPr>
+              <w:t>Number of input prompt tokens processed by Gemini</w:t>
             </w:r>
           </w:p>
         </w:tc>
@@ -1009,40 +1234,16 @@
             <w:r>
               <w:rPr>
                 <w:rFonts w:ascii="Consolas" w:hAnsi="Consolas"/>
-                <w:color w:val="C0392B"/>
-                <w:sz w:val="17"/>
+                <w:color w:val="34495E"/>
+                <w:sz w:val="16"/>
               </w:rPr>
-              <w:t>gen_ai.agent.token.prompt</w:t>
+              <w:t>Sum(Input prompt tokens)</w:t>
             </w:r>
           </w:p>
         </w:tc>
         <w:tc>
           <w:tcPr>
-            <w:tcW w:type="dxa" w:w="3456"/>
-            <w:shd w:fill="F9FBFD"/>
-            <w:tcMar>
-              <w:top w:w="80" w:type="dxa"/>
-              <w:bottom w:w="80" w:type="dxa"/>
-              <w:left w:w="100" w:type="dxa"/>
-              <w:right w:w="100" w:type="dxa"/>
-            </w:tcMar>
-          </w:tcPr>
-          <w:p>
-            <w:pPr>
-              <w:jc w:val="left"/>
-            </w:pPr>
-            <w:r>
-              <w:rPr>
-                <w:color w:val="2C3E50"/>
-                <w:sz w:val="19"/>
-              </w:rPr>
-              <w:t>Number of input prompt tokens processed by Gemini</w:t>
-            </w:r>
-          </w:p>
-        </w:tc>
-        <w:tc>
-          <w:tcPr>
-            <w:tcW w:type="dxa" w:w="2016"/>
+            <w:tcW w:type="dxa" w:w="1584"/>
             <w:shd w:fill="F9FBFD"/>
             <w:tcMar>
               <w:top w:w="80" w:type="dxa"/>
@@ -1059,7 +1260,7 @@
               <w:rPr>
                 <w:b/>
                 <w:color w:val="196F3D"/>
-                <w:sz w:val="19"/>
+                <w:sz w:val="17"/>
               </w:rPr>
               <w:t>&lt; 4000 tokens</w:t>
             </w:r>
@@ -1085,7 +1286,7 @@
             <w:r>
               <w:rPr>
                 <w:color w:val="2C3E50"/>
-                <w:sz w:val="19"/>
+                <w:sz w:val="17"/>
               </w:rPr>
               <w:t>Agent Performance</w:t>
             </w:r>
@@ -1093,7 +1294,7 @@
         </w:tc>
         <w:tc>
           <w:tcPr>
-            <w:tcW w:type="dxa" w:w="2016"/>
+            <w:tcW w:type="dxa" w:w="1872"/>
             <w:shd w:fill="FFFFFF"/>
             <w:tcMar>
               <w:top w:w="80" w:type="dxa"/>
@@ -1109,9 +1310,58 @@
             <w:r>
               <w:rPr>
                 <w:color w:val="2C3E50"/>
-                <w:sz w:val="19"/>
+                <w:sz w:val="17"/>
               </w:rPr>
               <w:t>Completion Tokens</w:t>
+            </w:r>
+          </w:p>
+        </w:tc>
+        <w:tc>
+          <w:tcPr>
+            <w:tcW w:type="dxa" w:w="2880"/>
+            <w:shd w:fill="FFFFFF"/>
+            <w:tcMar>
+              <w:top w:w="80" w:type="dxa"/>
+              <w:bottom w:w="80" w:type="dxa"/>
+              <w:left w:w="100" w:type="dxa"/>
+              <w:right w:w="100" w:type="dxa"/>
+            </w:tcMar>
+          </w:tcPr>
+          <w:p>
+            <w:pPr>
+              <w:jc w:val="left"/>
+            </w:pPr>
+            <w:r>
+              <w:rPr>
+                <w:rFonts w:ascii="Consolas" w:hAnsi="Consolas"/>
+                <w:color w:val="C0392B"/>
+                <w:sz w:val="16"/>
+              </w:rPr>
+              <w:t>gen_ai.agent.token.completion</w:t>
+            </w:r>
+          </w:p>
+        </w:tc>
+        <w:tc>
+          <w:tcPr>
+            <w:tcW w:type="dxa" w:w="3168"/>
+            <w:shd w:fill="FFFFFF"/>
+            <w:tcMar>
+              <w:top w:w="80" w:type="dxa"/>
+              <w:bottom w:w="80" w:type="dxa"/>
+              <w:left w:w="100" w:type="dxa"/>
+              <w:right w:w="100" w:type="dxa"/>
+            </w:tcMar>
+          </w:tcPr>
+          <w:p>
+            <w:pPr>
+              <w:jc w:val="left"/>
+            </w:pPr>
+            <w:r>
+              <w:rPr>
+                <w:color w:val="2C3E50"/>
+                <w:sz w:val="17"/>
+              </w:rPr>
+              <w:t>Number of output completion tokens generated by Gemini</w:t>
             </w:r>
           </w:p>
         </w:tc>
@@ -1133,40 +1383,16 @@
             <w:r>
               <w:rPr>
                 <w:rFonts w:ascii="Consolas" w:hAnsi="Consolas"/>
-                <w:color w:val="C0392B"/>
-                <w:sz w:val="17"/>
+                <w:color w:val="34495E"/>
+                <w:sz w:val="16"/>
               </w:rPr>
-              <w:t>gen_ai.agent.token.completion</w:t>
+              <w:t>Sum(Output completion tokens)</w:t>
             </w:r>
           </w:p>
         </w:tc>
         <w:tc>
           <w:tcPr>
-            <w:tcW w:type="dxa" w:w="3456"/>
-            <w:shd w:fill="FFFFFF"/>
-            <w:tcMar>
-              <w:top w:w="80" w:type="dxa"/>
-              <w:bottom w:w="80" w:type="dxa"/>
-              <w:left w:w="100" w:type="dxa"/>
-              <w:right w:w="100" w:type="dxa"/>
-            </w:tcMar>
-          </w:tcPr>
-          <w:p>
-            <w:pPr>
-              <w:jc w:val="left"/>
-            </w:pPr>
-            <w:r>
-              <w:rPr>
-                <w:color w:val="2C3E50"/>
-                <w:sz w:val="19"/>
-              </w:rPr>
-              <w:t>Number of output completion tokens generated by Gemini</w:t>
-            </w:r>
-          </w:p>
-        </w:tc>
-        <w:tc>
-          <w:tcPr>
-            <w:tcW w:type="dxa" w:w="2016"/>
+            <w:tcW w:type="dxa" w:w="1584"/>
             <w:shd w:fill="FFFFFF"/>
             <w:tcMar>
               <w:top w:w="80" w:type="dxa"/>
@@ -1183,7 +1409,7 @@
               <w:rPr>
                 <w:b/>
                 <w:color w:val="196F3D"/>
-                <w:sz w:val="19"/>
+                <w:sz w:val="17"/>
               </w:rPr>
               <w:t>&lt; 2000 tokens</w:t>
             </w:r>
@@ -1209,7 +1435,7 @@
             <w:r>
               <w:rPr>
                 <w:color w:val="2C3E50"/>
-                <w:sz w:val="19"/>
+                <w:sz w:val="17"/>
               </w:rPr>
               <w:t>Agent Performance</w:t>
             </w:r>
@@ -1217,7 +1443,7 @@
         </w:tc>
         <w:tc>
           <w:tcPr>
-            <w:tcW w:type="dxa" w:w="2016"/>
+            <w:tcW w:type="dxa" w:w="1872"/>
             <w:shd w:fill="F9FBFD"/>
             <w:tcMar>
               <w:top w:w="80" w:type="dxa"/>
@@ -1233,9 +1459,58 @@
             <w:r>
               <w:rPr>
                 <w:color w:val="2C3E50"/>
-                <w:sz w:val="19"/>
+                <w:sz w:val="17"/>
               </w:rPr>
               <w:t>Total Tokens</w:t>
+            </w:r>
+          </w:p>
+        </w:tc>
+        <w:tc>
+          <w:tcPr>
+            <w:tcW w:type="dxa" w:w="2880"/>
+            <w:shd w:fill="F9FBFD"/>
+            <w:tcMar>
+              <w:top w:w="80" w:type="dxa"/>
+              <w:bottom w:w="80" w:type="dxa"/>
+              <w:left w:w="100" w:type="dxa"/>
+              <w:right w:w="100" w:type="dxa"/>
+            </w:tcMar>
+          </w:tcPr>
+          <w:p>
+            <w:pPr>
+              <w:jc w:val="left"/>
+            </w:pPr>
+            <w:r>
+              <w:rPr>
+                <w:rFonts w:ascii="Consolas" w:hAnsi="Consolas"/>
+                <w:color w:val="C0392B"/>
+                <w:sz w:val="16"/>
+              </w:rPr>
+              <w:t>gen_ai.agent.token.total</w:t>
+            </w:r>
+          </w:p>
+        </w:tc>
+        <w:tc>
+          <w:tcPr>
+            <w:tcW w:type="dxa" w:w="3168"/>
+            <w:shd w:fill="F9FBFD"/>
+            <w:tcMar>
+              <w:top w:w="80" w:type="dxa"/>
+              <w:bottom w:w="80" w:type="dxa"/>
+              <w:left w:w="100" w:type="dxa"/>
+              <w:right w:w="100" w:type="dxa"/>
+            </w:tcMar>
+          </w:tcPr>
+          <w:p>
+            <w:pPr>
+              <w:jc w:val="left"/>
+            </w:pPr>
+            <w:r>
+              <w:rPr>
+                <w:color w:val="2C3E50"/>
+                <w:sz w:val="17"/>
+              </w:rPr>
+              <w:t>Combined token volume (input + output) processed</w:t>
             </w:r>
           </w:p>
         </w:tc>
@@ -1257,40 +1532,16 @@
             <w:r>
               <w:rPr>
                 <w:rFonts w:ascii="Consolas" w:hAnsi="Consolas"/>
-                <w:color w:val="C0392B"/>
-                <w:sz w:val="17"/>
+                <w:color w:val="34495E"/>
+                <w:sz w:val="16"/>
               </w:rPr>
-              <w:t>gen_ai.agent.token.total</w:t>
+              <w:t>Sum(Prompt) + Sum(Completion)</w:t>
             </w:r>
           </w:p>
         </w:tc>
         <w:tc>
           <w:tcPr>
-            <w:tcW w:type="dxa" w:w="3456"/>
-            <w:shd w:fill="F9FBFD"/>
-            <w:tcMar>
-              <w:top w:w="80" w:type="dxa"/>
-              <w:bottom w:w="80" w:type="dxa"/>
-              <w:left w:w="100" w:type="dxa"/>
-              <w:right w:w="100" w:type="dxa"/>
-            </w:tcMar>
-          </w:tcPr>
-          <w:p>
-            <w:pPr>
-              <w:jc w:val="left"/>
-            </w:pPr>
-            <w:r>
-              <w:rPr>
-                <w:color w:val="2C3E50"/>
-                <w:sz w:val="19"/>
-              </w:rPr>
-              <w:t>Combined token volume (input + output) processed</w:t>
-            </w:r>
-          </w:p>
-        </w:tc>
-        <w:tc>
-          <w:tcPr>
-            <w:tcW w:type="dxa" w:w="2016"/>
+            <w:tcW w:type="dxa" w:w="1584"/>
             <w:shd w:fill="F9FBFD"/>
             <w:tcMar>
               <w:top w:w="80" w:type="dxa"/>
@@ -1307,7 +1558,7 @@
               <w:rPr>
                 <w:b/>
                 <w:color w:val="196F3D"/>
-                <w:sz w:val="19"/>
+                <w:sz w:val="17"/>
               </w:rPr>
               <w:t>&lt; 6000 tokens</w:t>
             </w:r>
@@ -1333,7 +1584,7 @@
             <w:r>
               <w:rPr>
                 <w:color w:val="2C3E50"/>
-                <w:sz w:val="19"/>
+                <w:sz w:val="17"/>
               </w:rPr>
               <w:t>Agent Performance</w:t>
             </w:r>
@@ -1341,7 +1592,7 @@
         </w:tc>
         <w:tc>
           <w:tcPr>
-            <w:tcW w:type="dxa" w:w="2016"/>
+            <w:tcW w:type="dxa" w:w="1872"/>
             <w:shd w:fill="FFFFFF"/>
             <w:tcMar>
               <w:top w:w="80" w:type="dxa"/>
@@ -1357,9 +1608,58 @@
             <w:r>
               <w:rPr>
                 <w:color w:val="2C3E50"/>
-                <w:sz w:val="19"/>
+                <w:sz w:val="17"/>
               </w:rPr>
               <w:t>Call Cost</w:t>
+            </w:r>
+          </w:p>
+        </w:tc>
+        <w:tc>
+          <w:tcPr>
+            <w:tcW w:type="dxa" w:w="2880"/>
+            <w:shd w:fill="FFFFFF"/>
+            <w:tcMar>
+              <w:top w:w="80" w:type="dxa"/>
+              <w:bottom w:w="80" w:type="dxa"/>
+              <w:left w:w="100" w:type="dxa"/>
+              <w:right w:w="100" w:type="dxa"/>
+            </w:tcMar>
+          </w:tcPr>
+          <w:p>
+            <w:pPr>
+              <w:jc w:val="left"/>
+            </w:pPr>
+            <w:r>
+              <w:rPr>
+                <w:rFonts w:ascii="Consolas" w:hAnsi="Consolas"/>
+                <w:color w:val="C0392B"/>
+                <w:sz w:val="16"/>
+              </w:rPr>
+              <w:t>gen_ai.agent.cost</w:t>
+            </w:r>
+          </w:p>
+        </w:tc>
+        <w:tc>
+          <w:tcPr>
+            <w:tcW w:type="dxa" w:w="3168"/>
+            <w:shd w:fill="FFFFFF"/>
+            <w:tcMar>
+              <w:top w:w="80" w:type="dxa"/>
+              <w:bottom w:w="80" w:type="dxa"/>
+              <w:left w:w="100" w:type="dxa"/>
+              <w:right w:w="100" w:type="dxa"/>
+            </w:tcMar>
+          </w:tcPr>
+          <w:p>
+            <w:pPr>
+              <w:jc w:val="left"/>
+            </w:pPr>
+            <w:r>
+              <w:rPr>
+                <w:color w:val="2C3E50"/>
+                <w:sz w:val="17"/>
+              </w:rPr>
+              <w:t>Estimated API request execution costs in USD</w:t>
             </w:r>
           </w:p>
         </w:tc>
@@ -1381,40 +1681,16 @@
             <w:r>
               <w:rPr>
                 <w:rFonts w:ascii="Consolas" w:hAnsi="Consolas"/>
-                <w:color w:val="C0392B"/>
-                <w:sz w:val="17"/>
+                <w:color w:val="34495E"/>
+                <w:sz w:val="16"/>
               </w:rPr>
-              <w:t>gen_ai.agent.cost</w:t>
+              <w:t>Sum(Prompt*Rate_In + Comp*Rate_Out)</w:t>
             </w:r>
           </w:p>
         </w:tc>
         <w:tc>
           <w:tcPr>
-            <w:tcW w:type="dxa" w:w="3456"/>
-            <w:shd w:fill="FFFFFF"/>
-            <w:tcMar>
-              <w:top w:w="80" w:type="dxa"/>
-              <w:bottom w:w="80" w:type="dxa"/>
-              <w:left w:w="100" w:type="dxa"/>
-              <w:right w:w="100" w:type="dxa"/>
-            </w:tcMar>
-          </w:tcPr>
-          <w:p>
-            <w:pPr>
-              <w:jc w:val="left"/>
-            </w:pPr>
-            <w:r>
-              <w:rPr>
-                <w:color w:val="2C3E50"/>
-                <w:sz w:val="19"/>
-              </w:rPr>
-              <w:t>Estimated API request execution costs in USD</w:t>
-            </w:r>
-          </w:p>
-        </w:tc>
-        <w:tc>
-          <w:tcPr>
-            <w:tcW w:type="dxa" w:w="2016"/>
+            <w:tcW w:type="dxa" w:w="1584"/>
             <w:shd w:fill="FFFFFF"/>
             <w:tcMar>
               <w:top w:w="80" w:type="dxa"/>
@@ -1431,7 +1707,7 @@
               <w:rPr>
                 <w:b/>
                 <w:color w:val="196F3D"/>
-                <w:sz w:val="19"/>
+                <w:sz w:val="17"/>
               </w:rPr>
               <w:t>&lt; $0.15</w:t>
             </w:r>
@@ -1457,7 +1733,7 @@
             <w:r>
               <w:rPr>
                 <w:color w:val="2C3E50"/>
-                <w:sz w:val="19"/>
+                <w:sz w:val="17"/>
               </w:rPr>
               <w:t>Agent Performance</w:t>
             </w:r>
@@ -1465,7 +1741,7 @@
         </w:tc>
         <w:tc>
           <w:tcPr>
-            <w:tcW w:type="dxa" w:w="2016"/>
+            <w:tcW w:type="dxa" w:w="1872"/>
             <w:shd w:fill="F9FBFD"/>
             <w:tcMar>
               <w:top w:w="80" w:type="dxa"/>
@@ -1481,9 +1757,58 @@
             <w:r>
               <w:rPr>
                 <w:color w:val="2C3E50"/>
-                <w:sz w:val="19"/>
+                <w:sz w:val="17"/>
               </w:rPr>
               <w:t>Retry attempts</w:t>
+            </w:r>
+          </w:p>
+        </w:tc>
+        <w:tc>
+          <w:tcPr>
+            <w:tcW w:type="dxa" w:w="2880"/>
+            <w:shd w:fill="F9FBFD"/>
+            <w:tcMar>
+              <w:top w:w="80" w:type="dxa"/>
+              <w:bottom w:w="80" w:type="dxa"/>
+              <w:left w:w="100" w:type="dxa"/>
+              <w:right w:w="100" w:type="dxa"/>
+            </w:tcMar>
+          </w:tcPr>
+          <w:p>
+            <w:pPr>
+              <w:jc w:val="left"/>
+            </w:pPr>
+            <w:r>
+              <w:rPr>
+                <w:rFonts w:ascii="Consolas" w:hAnsi="Consolas"/>
+                <w:color w:val="C0392B"/>
+                <w:sz w:val="16"/>
+              </w:rPr>
+              <w:t>gen_ai.agent.retry.count</w:t>
+            </w:r>
+          </w:p>
+        </w:tc>
+        <w:tc>
+          <w:tcPr>
+            <w:tcW w:type="dxa" w:w="3168"/>
+            <w:shd w:fill="F9FBFD"/>
+            <w:tcMar>
+              <w:top w:w="80" w:type="dxa"/>
+              <w:bottom w:w="80" w:type="dxa"/>
+              <w:left w:w="100" w:type="dxa"/>
+              <w:right w:w="100" w:type="dxa"/>
+            </w:tcMar>
+          </w:tcPr>
+          <w:p>
+            <w:pPr>
+              <w:jc w:val="left"/>
+            </w:pPr>
+            <w:r>
+              <w:rPr>
+                <w:color w:val="2C3E50"/>
+                <w:sz w:val="17"/>
+              </w:rPr>
+              <w:t>Number of retry runs triggered by connection failures</w:t>
             </w:r>
           </w:p>
         </w:tc>
@@ -1505,40 +1830,16 @@
             <w:r>
               <w:rPr>
                 <w:rFonts w:ascii="Consolas" w:hAnsi="Consolas"/>
-                <w:color w:val="C0392B"/>
-                <w:sz w:val="17"/>
+                <w:color w:val="34495E"/>
+                <w:sz w:val="16"/>
               </w:rPr>
-              <w:t>gen_ai.agent.retry.count</w:t>
+              <w:t>Count(Retries)</w:t>
             </w:r>
           </w:p>
         </w:tc>
         <w:tc>
           <w:tcPr>
-            <w:tcW w:type="dxa" w:w="3456"/>
-            <w:shd w:fill="F9FBFD"/>
-            <w:tcMar>
-              <w:top w:w="80" w:type="dxa"/>
-              <w:bottom w:w="80" w:type="dxa"/>
-              <w:left w:w="100" w:type="dxa"/>
-              <w:right w:w="100" w:type="dxa"/>
-            </w:tcMar>
-          </w:tcPr>
-          <w:p>
-            <w:pPr>
-              <w:jc w:val="left"/>
-            </w:pPr>
-            <w:r>
-              <w:rPr>
-                <w:color w:val="2C3E50"/>
-                <w:sz w:val="19"/>
-              </w:rPr>
-              <w:t>Number of retry runs triggered by connection failures</w:t>
-            </w:r>
-          </w:p>
-        </w:tc>
-        <w:tc>
-          <w:tcPr>
-            <w:tcW w:type="dxa" w:w="2016"/>
+            <w:tcW w:type="dxa" w:w="1584"/>
             <w:shd w:fill="F9FBFD"/>
             <w:tcMar>
               <w:top w:w="80" w:type="dxa"/>
@@ -1555,7 +1856,7 @@
               <w:rPr>
                 <w:b/>
                 <w:color w:val="196F3D"/>
-                <w:sz w:val="19"/>
+                <w:sz w:val="17"/>
               </w:rPr>
               <w:t>&lt;= 1 retry</w:t>
             </w:r>
@@ -1581,7 +1882,7 @@
             <w:r>
               <w:rPr>
                 <w:color w:val="2C3E50"/>
-                <w:sz w:val="19"/>
+                <w:sz w:val="17"/>
               </w:rPr>
               <w:t>Agent Performance</w:t>
             </w:r>
@@ -1589,7 +1890,7 @@
         </w:tc>
         <w:tc>
           <w:tcPr>
-            <w:tcW w:type="dxa" w:w="2016"/>
+            <w:tcW w:type="dxa" w:w="1872"/>
             <w:shd w:fill="FFFFFF"/>
             <w:tcMar>
               <w:top w:w="80" w:type="dxa"/>
@@ -1605,9 +1906,58 @@
             <w:r>
               <w:rPr>
                 <w:color w:val="2C3E50"/>
-                <w:sz w:val="19"/>
+                <w:sz w:val="17"/>
               </w:rPr>
               <w:t>Framework Overhead</w:t>
+            </w:r>
+          </w:p>
+        </w:tc>
+        <w:tc>
+          <w:tcPr>
+            <w:tcW w:type="dxa" w:w="2880"/>
+            <w:shd w:fill="FFFFFF"/>
+            <w:tcMar>
+              <w:top w:w="80" w:type="dxa"/>
+              <w:bottom w:w="80" w:type="dxa"/>
+              <w:left w:w="100" w:type="dxa"/>
+              <w:right w:w="100" w:type="dxa"/>
+            </w:tcMar>
+          </w:tcPr>
+          <w:p>
+            <w:pPr>
+              <w:jc w:val="left"/>
+            </w:pPr>
+            <w:r>
+              <w:rPr>
+                <w:rFonts w:ascii="Consolas" w:hAnsi="Consolas"/>
+                <w:color w:val="C0392B"/>
+                <w:sz w:val="16"/>
+              </w:rPr>
+              <w:t>gen_ai.agent.latency.overhead</w:t>
+            </w:r>
+          </w:p>
+        </w:tc>
+        <w:tc>
+          <w:tcPr>
+            <w:tcW w:type="dxa" w:w="3168"/>
+            <w:shd w:fill="FFFFFF"/>
+            <w:tcMar>
+              <w:top w:w="80" w:type="dxa"/>
+              <w:bottom w:w="80" w:type="dxa"/>
+              <w:left w:w="100" w:type="dxa"/>
+              <w:right w:w="100" w:type="dxa"/>
+            </w:tcMar>
+          </w:tcPr>
+          <w:p>
+            <w:pPr>
+              <w:jc w:val="left"/>
+            </w:pPr>
+            <w:r>
+              <w:rPr>
+                <w:color w:val="2C3E50"/>
+                <w:sz w:val="17"/>
+              </w:rPr>
+              <w:t>Orchestration and runtime framework orchestration latency</w:t>
             </w:r>
           </w:p>
         </w:tc>
@@ -1629,40 +1979,16 @@
             <w:r>
               <w:rPr>
                 <w:rFonts w:ascii="Consolas" w:hAnsi="Consolas"/>
-                <w:color w:val="C0392B"/>
-                <w:sz w:val="17"/>
+                <w:color w:val="34495E"/>
+                <w:sz w:val="16"/>
               </w:rPr>
-              <w:t>gen_ai.agent.latency.overhead</w:t>
+              <w:t>Sum(Total Duration - LLM Duration - Tool Duration)</w:t>
             </w:r>
           </w:p>
         </w:tc>
         <w:tc>
           <w:tcPr>
-            <w:tcW w:type="dxa" w:w="3456"/>
-            <w:shd w:fill="FFFFFF"/>
-            <w:tcMar>
-              <w:top w:w="80" w:type="dxa"/>
-              <w:bottom w:w="80" w:type="dxa"/>
-              <w:left w:w="100" w:type="dxa"/>
-              <w:right w:w="100" w:type="dxa"/>
-            </w:tcMar>
-          </w:tcPr>
-          <w:p>
-            <w:pPr>
-              <w:jc w:val="left"/>
-            </w:pPr>
-            <w:r>
-              <w:rPr>
-                <w:color w:val="2C3E50"/>
-                <w:sz w:val="19"/>
-              </w:rPr>
-              <w:t>Orchestration and runtime framework orchestration latency</w:t>
-            </w:r>
-          </w:p>
-        </w:tc>
-        <w:tc>
-          <w:tcPr>
-            <w:tcW w:type="dxa" w:w="2016"/>
+            <w:tcW w:type="dxa" w:w="1584"/>
             <w:shd w:fill="FFFFFF"/>
             <w:tcMar>
               <w:top w:w="80" w:type="dxa"/>
@@ -1679,7 +2005,7 @@
               <w:rPr>
                 <w:b/>
                 <w:color w:val="196F3D"/>
-                <w:sz w:val="19"/>
+                <w:sz w:val="17"/>
               </w:rPr>
               <w:t>&lt; 15.0 ms</w:t>
             </w:r>
@@ -1705,7 +2031,7 @@
             <w:r>
               <w:rPr>
                 <w:color w:val="2C3E50"/>
-                <w:sz w:val="19"/>
+                <w:sz w:val="17"/>
               </w:rPr>
               <w:t>Agent Performance</w:t>
             </w:r>
@@ -1713,7 +2039,7 @@
         </w:tc>
         <w:tc>
           <w:tcPr>
-            <w:tcW w:type="dxa" w:w="2016"/>
+            <w:tcW w:type="dxa" w:w="1872"/>
             <w:shd w:fill="F9FBFD"/>
             <w:tcMar>
               <w:top w:w="80" w:type="dxa"/>
@@ -1729,9 +2055,58 @@
             <w:r>
               <w:rPr>
                 <w:color w:val="2C3E50"/>
-                <w:sz w:val="19"/>
+                <w:sz w:val="17"/>
               </w:rPr>
               <w:t>Agent Handoffs</w:t>
+            </w:r>
+          </w:p>
+        </w:tc>
+        <w:tc>
+          <w:tcPr>
+            <w:tcW w:type="dxa" w:w="2880"/>
+            <w:shd w:fill="F9FBFD"/>
+            <w:tcMar>
+              <w:top w:w="80" w:type="dxa"/>
+              <w:bottom w:w="80" w:type="dxa"/>
+              <w:left w:w="100" w:type="dxa"/>
+              <w:right w:w="100" w:type="dxa"/>
+            </w:tcMar>
+          </w:tcPr>
+          <w:p>
+            <w:pPr>
+              <w:jc w:val="left"/>
+            </w:pPr>
+            <w:r>
+              <w:rPr>
+                <w:rFonts w:ascii="Consolas" w:hAnsi="Consolas"/>
+                <w:color w:val="C0392B"/>
+                <w:sz w:val="16"/>
+              </w:rPr>
+              <w:t>gen_ai.agent.handoff.count</w:t>
+            </w:r>
+          </w:p>
+        </w:tc>
+        <w:tc>
+          <w:tcPr>
+            <w:tcW w:type="dxa" w:w="3168"/>
+            <w:shd w:fill="F9FBFD"/>
+            <w:tcMar>
+              <w:top w:w="80" w:type="dxa"/>
+              <w:bottom w:w="80" w:type="dxa"/>
+              <w:left w:w="100" w:type="dxa"/>
+              <w:right w:w="100" w:type="dxa"/>
+            </w:tcMar>
+          </w:tcPr>
+          <w:p>
+            <w:pPr>
+              <w:jc w:val="left"/>
+            </w:pPr>
+            <w:r>
+              <w:rPr>
+                <w:color w:val="2C3E50"/>
+                <w:sz w:val="17"/>
+              </w:rPr>
+              <w:t>Delegation counts between subagents during request</w:t>
             </w:r>
           </w:p>
         </w:tc>
@@ -1753,40 +2128,16 @@
             <w:r>
               <w:rPr>
                 <w:rFonts w:ascii="Consolas" w:hAnsi="Consolas"/>
-                <w:color w:val="C0392B"/>
-                <w:sz w:val="17"/>
+                <w:color w:val="34495E"/>
+                <w:sz w:val="16"/>
               </w:rPr>
-              <w:t>gen_ai.agent.handoff.count</w:t>
+              <w:t>Count(Handoff events)</w:t>
             </w:r>
           </w:p>
         </w:tc>
         <w:tc>
           <w:tcPr>
-            <w:tcW w:type="dxa" w:w="3456"/>
-            <w:shd w:fill="F9FBFD"/>
-            <w:tcMar>
-              <w:top w:w="80" w:type="dxa"/>
-              <w:bottom w:w="80" w:type="dxa"/>
-              <w:left w:w="100" w:type="dxa"/>
-              <w:right w:w="100" w:type="dxa"/>
-            </w:tcMar>
-          </w:tcPr>
-          <w:p>
-            <w:pPr>
-              <w:jc w:val="left"/>
-            </w:pPr>
-            <w:r>
-              <w:rPr>
-                <w:color w:val="2C3E50"/>
-                <w:sz w:val="19"/>
-              </w:rPr>
-              <w:t>Delegation counts between subagents during request</w:t>
-            </w:r>
-          </w:p>
-        </w:tc>
-        <w:tc>
-          <w:tcPr>
-            <w:tcW w:type="dxa" w:w="2016"/>
+            <w:tcW w:type="dxa" w:w="1584"/>
             <w:shd w:fill="F9FBFD"/>
             <w:tcMar>
               <w:top w:w="80" w:type="dxa"/>
@@ -1803,7 +2154,7 @@
               <w:rPr>
                 <w:b/>
                 <w:color w:val="196F3D"/>
-                <w:sz w:val="19"/>
+                <w:sz w:val="17"/>
               </w:rPr>
               <w:t>&lt; 6 handoffs</w:t>
             </w:r>
@@ -1829,7 +2180,7 @@
             <w:r>
               <w:rPr>
                 <w:color w:val="2C3E50"/>
-                <w:sz w:val="19"/>
+                <w:sz w:val="17"/>
               </w:rPr>
               <w:t>Agent Performance</w:t>
             </w:r>
@@ -1837,7 +2188,7 @@
         </w:tc>
         <w:tc>
           <w:tcPr>
-            <w:tcW w:type="dxa" w:w="2016"/>
+            <w:tcW w:type="dxa" w:w="1872"/>
             <w:shd w:fill="FFFFFF"/>
             <w:tcMar>
               <w:top w:w="80" w:type="dxa"/>
@@ -1853,9 +2204,58 @@
             <w:r>
               <w:rPr>
                 <w:color w:val="2C3E50"/>
-                <w:sz w:val="19"/>
+                <w:sz w:val="17"/>
               </w:rPr>
               <w:t>Reasoning Drift</w:t>
+            </w:r>
+          </w:p>
+        </w:tc>
+        <w:tc>
+          <w:tcPr>
+            <w:tcW w:type="dxa" w:w="2880"/>
+            <w:shd w:fill="FFFFFF"/>
+            <w:tcMar>
+              <w:top w:w="80" w:type="dxa"/>
+              <w:bottom w:w="80" w:type="dxa"/>
+              <w:left w:w="100" w:type="dxa"/>
+              <w:right w:w="100" w:type="dxa"/>
+            </w:tcMar>
+          </w:tcPr>
+          <w:p>
+            <w:pPr>
+              <w:jc w:val="left"/>
+            </w:pPr>
+            <w:r>
+              <w:rPr>
+                <w:rFonts w:ascii="Consolas" w:hAnsi="Consolas"/>
+                <w:color w:val="C0392B"/>
+                <w:sz w:val="16"/>
+              </w:rPr>
+              <w:t>gen_ai.agent.reasoning.drift</w:t>
+            </w:r>
+          </w:p>
+        </w:tc>
+        <w:tc>
+          <w:tcPr>
+            <w:tcW w:type="dxa" w:w="3168"/>
+            <w:shd w:fill="FFFFFF"/>
+            <w:tcMar>
+              <w:top w:w="80" w:type="dxa"/>
+              <w:bottom w:w="80" w:type="dxa"/>
+              <w:left w:w="100" w:type="dxa"/>
+              <w:right w:w="100" w:type="dxa"/>
+            </w:tcMar>
+          </w:tcPr>
+          <w:p>
+            <w:pPr>
+              <w:jc w:val="left"/>
+            </w:pPr>
+            <w:r>
+              <w:rPr>
+                <w:color w:val="2C3E50"/>
+                <w:sz w:val="17"/>
+              </w:rPr>
+              <w:t>Logical consistency drift score of the agent chain</w:t>
             </w:r>
           </w:p>
         </w:tc>
@@ -1877,40 +2277,16 @@
             <w:r>
               <w:rPr>
                 <w:rFonts w:ascii="Consolas" w:hAnsi="Consolas"/>
-                <w:color w:val="C0392B"/>
-                <w:sz w:val="17"/>
+                <w:color w:val="34495E"/>
+                <w:sz w:val="16"/>
               </w:rPr>
-              <w:t>gen_ai.agent.reasoning.drift</w:t>
+              <w:t>Sum(Cosine Distance of Trajectory) / Count(Steps)</w:t>
             </w:r>
           </w:p>
         </w:tc>
         <w:tc>
           <w:tcPr>
-            <w:tcW w:type="dxa" w:w="3456"/>
-            <w:shd w:fill="FFFFFF"/>
-            <w:tcMar>
-              <w:top w:w="80" w:type="dxa"/>
-              <w:bottom w:w="80" w:type="dxa"/>
-              <w:left w:w="100" w:type="dxa"/>
-              <w:right w:w="100" w:type="dxa"/>
-            </w:tcMar>
-          </w:tcPr>
-          <w:p>
-            <w:pPr>
-              <w:jc w:val="left"/>
-            </w:pPr>
-            <w:r>
-              <w:rPr>
-                <w:color w:val="2C3E50"/>
-                <w:sz w:val="19"/>
-              </w:rPr>
-              <w:t>Logical consistency drift score of the agent chain</w:t>
-            </w:r>
-          </w:p>
-        </w:tc>
-        <w:tc>
-          <w:tcPr>
-            <w:tcW w:type="dxa" w:w="2016"/>
+            <w:tcW w:type="dxa" w:w="1584"/>
             <w:shd w:fill="FFFFFF"/>
             <w:tcMar>
               <w:top w:w="80" w:type="dxa"/>
@@ -1927,7 +2303,7 @@
               <w:rPr>
                 <w:b/>
                 <w:color w:val="196F3D"/>
-                <w:sz w:val="19"/>
+                <w:sz w:val="17"/>
               </w:rPr>
               <w:t>&lt; 0.35 score</w:t>
             </w:r>
@@ -1953,7 +2329,7 @@
             <w:r>
               <w:rPr>
                 <w:color w:val="2C3E50"/>
-                <w:sz w:val="19"/>
+                <w:sz w:val="17"/>
               </w:rPr>
               <w:t>Agent Performance</w:t>
             </w:r>
@@ -1961,7 +2337,7 @@
         </w:tc>
         <w:tc>
           <w:tcPr>
-            <w:tcW w:type="dxa" w:w="2016"/>
+            <w:tcW w:type="dxa" w:w="1872"/>
             <w:shd w:fill="F9FBFD"/>
             <w:tcMar>
               <w:top w:w="80" w:type="dxa"/>
@@ -1977,9 +2353,58 @@
             <w:r>
               <w:rPr>
                 <w:color w:val="2C3E50"/>
-                <w:sz w:val="19"/>
+                <w:sz w:val="17"/>
               </w:rPr>
               <w:t>RCA Search Depth</w:t>
+            </w:r>
+          </w:p>
+        </w:tc>
+        <w:tc>
+          <w:tcPr>
+            <w:tcW w:type="dxa" w:w="2880"/>
+            <w:shd w:fill="F9FBFD"/>
+            <w:tcMar>
+              <w:top w:w="80" w:type="dxa"/>
+              <w:bottom w:w="80" w:type="dxa"/>
+              <w:left w:w="100" w:type="dxa"/>
+              <w:right w:w="100" w:type="dxa"/>
+            </w:tcMar>
+          </w:tcPr>
+          <w:p>
+            <w:pPr>
+              <w:jc w:val="left"/>
+            </w:pPr>
+            <w:r>
+              <w:rPr>
+                <w:rFonts w:ascii="Consolas" w:hAnsi="Consolas"/>
+                <w:color w:val="C0392B"/>
+                <w:sz w:val="16"/>
+              </w:rPr>
+              <w:t>gen_ai.agent.root_cause.depth</w:t>
+            </w:r>
+          </w:p>
+        </w:tc>
+        <w:tc>
+          <w:tcPr>
+            <w:tcW w:type="dxa" w:w="3168"/>
+            <w:shd w:fill="F9FBFD"/>
+            <w:tcMar>
+              <w:top w:w="80" w:type="dxa"/>
+              <w:bottom w:w="80" w:type="dxa"/>
+              <w:left w:w="100" w:type="dxa"/>
+              <w:right w:w="100" w:type="dxa"/>
+            </w:tcMar>
+          </w:tcPr>
+          <w:p>
+            <w:pPr>
+              <w:jc w:val="left"/>
+            </w:pPr>
+            <w:r>
+              <w:rPr>
+                <w:color w:val="2C3E50"/>
+                <w:sz w:val="17"/>
+              </w:rPr>
+              <w:t>Traversal depth of root cause validation trees</w:t>
             </w:r>
           </w:p>
         </w:tc>
@@ -2001,40 +2426,16 @@
             <w:r>
               <w:rPr>
                 <w:rFonts w:ascii="Consolas" w:hAnsi="Consolas"/>
-                <w:color w:val="C0392B"/>
-                <w:sz w:val="17"/>
+                <w:color w:val="34495E"/>
+                <w:sz w:val="16"/>
               </w:rPr>
-              <w:t>gen_ai.agent.root_cause.depth</w:t>
+              <w:t>Sum(DFS depth to root cause) / Count(Traces)</w:t>
             </w:r>
           </w:p>
         </w:tc>
         <w:tc>
           <w:tcPr>
-            <w:tcW w:type="dxa" w:w="3456"/>
-            <w:shd w:fill="F9FBFD"/>
-            <w:tcMar>
-              <w:top w:w="80" w:type="dxa"/>
-              <w:bottom w:w="80" w:type="dxa"/>
-              <w:left w:w="100" w:type="dxa"/>
-              <w:right w:w="100" w:type="dxa"/>
-            </w:tcMar>
-          </w:tcPr>
-          <w:p>
-            <w:pPr>
-              <w:jc w:val="left"/>
-            </w:pPr>
-            <w:r>
-              <w:rPr>
-                <w:color w:val="2C3E50"/>
-                <w:sz w:val="19"/>
-              </w:rPr>
-              <w:t>Traversal depth of root cause validation trees</w:t>
-            </w:r>
-          </w:p>
-        </w:tc>
-        <w:tc>
-          <w:tcPr>
-            <w:tcW w:type="dxa" w:w="2016"/>
+            <w:tcW w:type="dxa" w:w="1584"/>
             <w:shd w:fill="F9FBFD"/>
             <w:tcMar>
               <w:top w:w="80" w:type="dxa"/>
@@ -2051,7 +2452,7 @@
               <w:rPr>
                 <w:b/>
                 <w:color w:val="196F3D"/>
-                <w:sz w:val="19"/>
+                <w:sz w:val="17"/>
               </w:rPr>
               <w:t>&lt;= 6.0 nodes</w:t>
             </w:r>
@@ -2077,7 +2478,7 @@
             <w:r>
               <w:rPr>
                 <w:color w:val="2C3E50"/>
-                <w:sz w:val="19"/>
+                <w:sz w:val="17"/>
               </w:rPr>
               <w:t>Agent Performance</w:t>
             </w:r>
@@ -2085,7 +2486,7 @@
         </w:tc>
         <w:tc>
           <w:tcPr>
-            <w:tcW w:type="dxa" w:w="2016"/>
+            <w:tcW w:type="dxa" w:w="1872"/>
             <w:shd w:fill="FFFFFF"/>
             <w:tcMar>
               <w:top w:w="80" w:type="dxa"/>
@@ -2101,9 +2502,58 @@
             <w:r>
               <w:rPr>
                 <w:color w:val="2C3E50"/>
-                <w:sz w:val="19"/>
+                <w:sz w:val="17"/>
               </w:rPr>
               <w:t>RCA Confidence</w:t>
+            </w:r>
+          </w:p>
+        </w:tc>
+        <w:tc>
+          <w:tcPr>
+            <w:tcW w:type="dxa" w:w="2880"/>
+            <w:shd w:fill="FFFFFF"/>
+            <w:tcMar>
+              <w:top w:w="80" w:type="dxa"/>
+              <w:bottom w:w="80" w:type="dxa"/>
+              <w:left w:w="100" w:type="dxa"/>
+              <w:right w:w="100" w:type="dxa"/>
+            </w:tcMar>
+          </w:tcPr>
+          <w:p>
+            <w:pPr>
+              <w:jc w:val="left"/>
+            </w:pPr>
+            <w:r>
+              <w:rPr>
+                <w:rFonts w:ascii="Consolas" w:hAnsi="Consolas"/>
+                <w:color w:val="C0392B"/>
+                <w:sz w:val="16"/>
+              </w:rPr>
+              <w:t>gen_ai.agent.root_cause.confidence</w:t>
+            </w:r>
+          </w:p>
+        </w:tc>
+        <w:tc>
+          <w:tcPr>
+            <w:tcW w:type="dxa" w:w="3168"/>
+            <w:shd w:fill="FFFFFF"/>
+            <w:tcMar>
+              <w:top w:w="80" w:type="dxa"/>
+              <w:bottom w:w="80" w:type="dxa"/>
+              <w:left w:w="100" w:type="dxa"/>
+              <w:right w:w="100" w:type="dxa"/>
+            </w:tcMar>
+          </w:tcPr>
+          <w:p>
+            <w:pPr>
+              <w:jc w:val="left"/>
+            </w:pPr>
+            <w:r>
+              <w:rPr>
+                <w:color w:val="2C3E50"/>
+                <w:sz w:val="17"/>
+              </w:rPr>
+              <w:t>Confidence score of the root cause diagnosis module</w:t>
             </w:r>
           </w:p>
         </w:tc>
@@ -2125,40 +2575,16 @@
             <w:r>
               <w:rPr>
                 <w:rFonts w:ascii="Consolas" w:hAnsi="Consolas"/>
-                <w:color w:val="C0392B"/>
-                <w:sz w:val="17"/>
+                <w:color w:val="34495E"/>
+                <w:sz w:val="16"/>
               </w:rPr>
-              <w:t>gen_ai.agent.root_cause.confidence</w:t>
+              <w:t>Sum(Confidence %) / Count(Traces)</w:t>
             </w:r>
           </w:p>
         </w:tc>
         <w:tc>
           <w:tcPr>
-            <w:tcW w:type="dxa" w:w="3456"/>
-            <w:shd w:fill="FFFFFF"/>
-            <w:tcMar>
-              <w:top w:w="80" w:type="dxa"/>
-              <w:bottom w:w="80" w:type="dxa"/>
-              <w:left w:w="100" w:type="dxa"/>
-              <w:right w:w="100" w:type="dxa"/>
-            </w:tcMar>
-          </w:tcPr>
-          <w:p>
-            <w:pPr>
-              <w:jc w:val="left"/>
-            </w:pPr>
-            <w:r>
-              <w:rPr>
-                <w:color w:val="2C3E50"/>
-                <w:sz w:val="19"/>
-              </w:rPr>
-              <w:t>Confidence score of the root cause diagnosis module</w:t>
-            </w:r>
-          </w:p>
-        </w:tc>
-        <w:tc>
-          <w:tcPr>
-            <w:tcW w:type="dxa" w:w="2016"/>
+            <w:tcW w:type="dxa" w:w="1584"/>
             <w:shd w:fill="FFFFFF"/>
             <w:tcMar>
               <w:top w:w="80" w:type="dxa"/>
@@ -2174,7 +2600,7 @@
             <w:r>
               <w:rPr>
                 <w:b/>
-                <w:sz w:val="19"/>
+                <w:sz w:val="17"/>
               </w:rPr>
               <w:t>&gt;= 75.0%</w:t>
             </w:r>
@@ -2200,7 +2626,7 @@
             <w:r>
               <w:rPr>
                 <w:color w:val="2C3E50"/>
-                <w:sz w:val="19"/>
+                <w:sz w:val="17"/>
               </w:rPr>
               <w:t>Agent Performance</w:t>
             </w:r>
@@ -2208,7 +2634,7 @@
         </w:tc>
         <w:tc>
           <w:tcPr>
-            <w:tcW w:type="dxa" w:w="2016"/>
+            <w:tcW w:type="dxa" w:w="1872"/>
             <w:shd w:fill="F9FBFD"/>
             <w:tcMar>
               <w:top w:w="80" w:type="dxa"/>
@@ -2224,9 +2650,58 @@
             <w:r>
               <w:rPr>
                 <w:color w:val="2C3E50"/>
-                <w:sz w:val="19"/>
+                <w:sz w:val="17"/>
               </w:rPr>
               <w:t>Context Memory Reads</w:t>
+            </w:r>
+          </w:p>
+        </w:tc>
+        <w:tc>
+          <w:tcPr>
+            <w:tcW w:type="dxa" w:w="2880"/>
+            <w:shd w:fill="F9FBFD"/>
+            <w:tcMar>
+              <w:top w:w="80" w:type="dxa"/>
+              <w:bottom w:w="80" w:type="dxa"/>
+              <w:left w:w="100" w:type="dxa"/>
+              <w:right w:w="100" w:type="dxa"/>
+            </w:tcMar>
+          </w:tcPr>
+          <w:p>
+            <w:pPr>
+              <w:jc w:val="left"/>
+            </w:pPr>
+            <w:r>
+              <w:rPr>
+                <w:rFonts w:ascii="Consolas" w:hAnsi="Consolas"/>
+                <w:color w:val="C0392B"/>
+                <w:sz w:val="16"/>
+              </w:rPr>
+              <w:t>gen_ai.agent.memory.reads</w:t>
+            </w:r>
+          </w:p>
+        </w:tc>
+        <w:tc>
+          <w:tcPr>
+            <w:tcW w:type="dxa" w:w="3168"/>
+            <w:shd w:fill="F9FBFD"/>
+            <w:tcMar>
+              <w:top w:w="80" w:type="dxa"/>
+              <w:bottom w:w="80" w:type="dxa"/>
+              <w:left w:w="100" w:type="dxa"/>
+              <w:right w:w="100" w:type="dxa"/>
+            </w:tcMar>
+          </w:tcPr>
+          <w:p>
+            <w:pPr>
+              <w:jc w:val="left"/>
+            </w:pPr>
+            <w:r>
+              <w:rPr>
+                <w:color w:val="2C3E50"/>
+                <w:sz w:val="17"/>
+              </w:rPr>
+              <w:t>Number of memory reads from conversation history database</w:t>
             </w:r>
           </w:p>
         </w:tc>
@@ -2248,40 +2723,16 @@
             <w:r>
               <w:rPr>
                 <w:rFonts w:ascii="Consolas" w:hAnsi="Consolas"/>
-                <w:color w:val="C0392B"/>
-                <w:sz w:val="17"/>
+                <w:color w:val="34495E"/>
+                <w:sz w:val="16"/>
               </w:rPr>
-              <w:t>gen_ai.agent.memory.reads</w:t>
+              <w:t>Count(Memory read fetches)</w:t>
             </w:r>
           </w:p>
         </w:tc>
         <w:tc>
           <w:tcPr>
-            <w:tcW w:type="dxa" w:w="3456"/>
-            <w:shd w:fill="F9FBFD"/>
-            <w:tcMar>
-              <w:top w:w="80" w:type="dxa"/>
-              <w:bottom w:w="80" w:type="dxa"/>
-              <w:left w:w="100" w:type="dxa"/>
-              <w:right w:w="100" w:type="dxa"/>
-            </w:tcMar>
-          </w:tcPr>
-          <w:p>
-            <w:pPr>
-              <w:jc w:val="left"/>
-            </w:pPr>
-            <w:r>
-              <w:rPr>
-                <w:color w:val="2C3E50"/>
-                <w:sz w:val="19"/>
-              </w:rPr>
-              <w:t>Number of memory reads from conversation history database</w:t>
-            </w:r>
-          </w:p>
-        </w:tc>
-        <w:tc>
-          <w:tcPr>
-            <w:tcW w:type="dxa" w:w="2016"/>
+            <w:tcW w:type="dxa" w:w="1584"/>
             <w:shd w:fill="F9FBFD"/>
             <w:tcMar>
               <w:top w:w="80" w:type="dxa"/>
@@ -2298,7 +2749,7 @@
               <w:rPr>
                 <w:b/>
                 <w:color w:val="196F3D"/>
-                <w:sz w:val="19"/>
+                <w:sz w:val="17"/>
               </w:rPr>
               <w:t>&lt;= 10.0 reads</w:t>
             </w:r>
@@ -2324,7 +2775,7 @@
             <w:r>
               <w:rPr>
                 <w:color w:val="2C3E50"/>
-                <w:sz w:val="19"/>
+                <w:sz w:val="17"/>
               </w:rPr>
               <w:t>Agent Performance</w:t>
             </w:r>
@@ -2332,7 +2783,7 @@
         </w:tc>
         <w:tc>
           <w:tcPr>
-            <w:tcW w:type="dxa" w:w="2016"/>
+            <w:tcW w:type="dxa" w:w="1872"/>
             <w:shd w:fill="FFFFFF"/>
             <w:tcMar>
               <w:top w:w="80" w:type="dxa"/>
@@ -2348,9 +2799,58 @@
             <w:r>
               <w:rPr>
                 <w:color w:val="2C3E50"/>
-                <w:sz w:val="19"/>
+                <w:sz w:val="17"/>
               </w:rPr>
               <w:t>Context Memory Writes</w:t>
+            </w:r>
+          </w:p>
+        </w:tc>
+        <w:tc>
+          <w:tcPr>
+            <w:tcW w:type="dxa" w:w="2880"/>
+            <w:shd w:fill="FFFFFF"/>
+            <w:tcMar>
+              <w:top w:w="80" w:type="dxa"/>
+              <w:bottom w:w="80" w:type="dxa"/>
+              <w:left w:w="100" w:type="dxa"/>
+              <w:right w:w="100" w:type="dxa"/>
+            </w:tcMar>
+          </w:tcPr>
+          <w:p>
+            <w:pPr>
+              <w:jc w:val="left"/>
+            </w:pPr>
+            <w:r>
+              <w:rPr>
+                <w:rFonts w:ascii="Consolas" w:hAnsi="Consolas"/>
+                <w:color w:val="C0392B"/>
+                <w:sz w:val="16"/>
+              </w:rPr>
+              <w:t>gen_ai.agent.memory.writes</w:t>
+            </w:r>
+          </w:p>
+        </w:tc>
+        <w:tc>
+          <w:tcPr>
+            <w:tcW w:type="dxa" w:w="3168"/>
+            <w:shd w:fill="FFFFFF"/>
+            <w:tcMar>
+              <w:top w:w="80" w:type="dxa"/>
+              <w:bottom w:w="80" w:type="dxa"/>
+              <w:left w:w="100" w:type="dxa"/>
+              <w:right w:w="100" w:type="dxa"/>
+            </w:tcMar>
+          </w:tcPr>
+          <w:p>
+            <w:pPr>
+              <w:jc w:val="left"/>
+            </w:pPr>
+            <w:r>
+              <w:rPr>
+                <w:color w:val="2C3E50"/>
+                <w:sz w:val="17"/>
+              </w:rPr>
+              <w:t>Number of memory writes to conversation history database</w:t>
             </w:r>
           </w:p>
         </w:tc>
@@ -2372,40 +2872,16 @@
             <w:r>
               <w:rPr>
                 <w:rFonts w:ascii="Consolas" w:hAnsi="Consolas"/>
-                <w:color w:val="C0392B"/>
-                <w:sz w:val="17"/>
+                <w:color w:val="34495E"/>
+                <w:sz w:val="16"/>
               </w:rPr>
-              <w:t>gen_ai.agent.memory.writes</w:t>
+              <w:t>Count(Memory write syncs)</w:t>
             </w:r>
           </w:p>
         </w:tc>
         <w:tc>
           <w:tcPr>
-            <w:tcW w:type="dxa" w:w="3456"/>
-            <w:shd w:fill="FFFFFF"/>
-            <w:tcMar>
-              <w:top w:w="80" w:type="dxa"/>
-              <w:bottom w:w="80" w:type="dxa"/>
-              <w:left w:w="100" w:type="dxa"/>
-              <w:right w:w="100" w:type="dxa"/>
-            </w:tcMar>
-          </w:tcPr>
-          <w:p>
-            <w:pPr>
-              <w:jc w:val="left"/>
-            </w:pPr>
-            <w:r>
-              <w:rPr>
-                <w:color w:val="2C3E50"/>
-                <w:sz w:val="19"/>
-              </w:rPr>
-              <w:t>Number of memory writes to conversation history database</w:t>
-            </w:r>
-          </w:p>
-        </w:tc>
-        <w:tc>
-          <w:tcPr>
-            <w:tcW w:type="dxa" w:w="2016"/>
+            <w:tcW w:type="dxa" w:w="1584"/>
             <w:shd w:fill="FFFFFF"/>
             <w:tcMar>
               <w:top w:w="80" w:type="dxa"/>
@@ -2422,7 +2898,7 @@
               <w:rPr>
                 <w:b/>
                 <w:color w:val="196F3D"/>
-                <w:sz w:val="19"/>
+                <w:sz w:val="17"/>
               </w:rPr>
               <w:t>&lt;= 5.0 writes</w:t>
             </w:r>
@@ -2448,7 +2924,7 @@
             <w:r>
               <w:rPr>
                 <w:color w:val="2C3E50"/>
-                <w:sz w:val="19"/>
+                <w:sz w:val="17"/>
               </w:rPr>
               <w:t>Agent Performance</w:t>
             </w:r>
@@ -2456,7 +2932,7 @@
         </w:tc>
         <w:tc>
           <w:tcPr>
-            <w:tcW w:type="dxa" w:w="2016"/>
+            <w:tcW w:type="dxa" w:w="1872"/>
             <w:shd w:fill="F9FBFD"/>
             <w:tcMar>
               <w:top w:w="80" w:type="dxa"/>
@@ -2472,9 +2948,58 @@
             <w:r>
               <w:rPr>
                 <w:color w:val="2C3E50"/>
-                <w:sz w:val="19"/>
+                <w:sz w:val="17"/>
               </w:rPr>
               <w:t>Human Feedback Actions</w:t>
+            </w:r>
+          </w:p>
+        </w:tc>
+        <w:tc>
+          <w:tcPr>
+            <w:tcW w:type="dxa" w:w="2880"/>
+            <w:shd w:fill="F9FBFD"/>
+            <w:tcMar>
+              <w:top w:w="80" w:type="dxa"/>
+              <w:bottom w:w="80" w:type="dxa"/>
+              <w:left w:w="100" w:type="dxa"/>
+              <w:right w:w="100" w:type="dxa"/>
+            </w:tcMar>
+          </w:tcPr>
+          <w:p>
+            <w:pPr>
+              <w:jc w:val="left"/>
+            </w:pPr>
+            <w:r>
+              <w:rPr>
+                <w:rFonts w:ascii="Consolas" w:hAnsi="Consolas"/>
+                <w:color w:val="C0392B"/>
+                <w:sz w:val="16"/>
+              </w:rPr>
+              <w:t>gen_ai.agent.feedback.count</w:t>
+            </w:r>
+          </w:p>
+        </w:tc>
+        <w:tc>
+          <w:tcPr>
+            <w:tcW w:type="dxa" w:w="3168"/>
+            <w:shd w:fill="F9FBFD"/>
+            <w:tcMar>
+              <w:top w:w="80" w:type="dxa"/>
+              <w:bottom w:w="80" w:type="dxa"/>
+              <w:left w:w="100" w:type="dxa"/>
+              <w:right w:w="100" w:type="dxa"/>
+            </w:tcMar>
+          </w:tcPr>
+          <w:p>
+            <w:pPr>
+              <w:jc w:val="left"/>
+            </w:pPr>
+            <w:r>
+              <w:rPr>
+                <w:color w:val="2C3E50"/>
+                <w:sz w:val="17"/>
+              </w:rPr>
+              <w:t>Explicit manual adjustments or user interventions</w:t>
             </w:r>
           </w:p>
         </w:tc>
@@ -2496,40 +3021,16 @@
             <w:r>
               <w:rPr>
                 <w:rFonts w:ascii="Consolas" w:hAnsi="Consolas"/>
-                <w:color w:val="C0392B"/>
-                <w:sz w:val="17"/>
+                <w:color w:val="34495E"/>
+                <w:sz w:val="16"/>
               </w:rPr>
-              <w:t>gen_ai.agent.feedback.count</w:t>
+              <w:t>Count(User feedback ratings)</w:t>
             </w:r>
           </w:p>
         </w:tc>
         <w:tc>
           <w:tcPr>
-            <w:tcW w:type="dxa" w:w="3456"/>
-            <w:shd w:fill="F9FBFD"/>
-            <w:tcMar>
-              <w:top w:w="80" w:type="dxa"/>
-              <w:bottom w:w="80" w:type="dxa"/>
-              <w:left w:w="100" w:type="dxa"/>
-              <w:right w:w="100" w:type="dxa"/>
-            </w:tcMar>
-          </w:tcPr>
-          <w:p>
-            <w:pPr>
-              <w:jc w:val="left"/>
-            </w:pPr>
-            <w:r>
-              <w:rPr>
-                <w:color w:val="2C3E50"/>
-                <w:sz w:val="19"/>
-              </w:rPr>
-              <w:t>Explicit manual adjustments or user interventions</w:t>
-            </w:r>
-          </w:p>
-        </w:tc>
-        <w:tc>
-          <w:tcPr>
-            <w:tcW w:type="dxa" w:w="2016"/>
+            <w:tcW w:type="dxa" w:w="1584"/>
             <w:shd w:fill="F9FBFD"/>
             <w:tcMar>
               <w:top w:w="80" w:type="dxa"/>
@@ -2546,7 +3047,7 @@
               <w:rPr>
                 <w:b/>
                 <w:color w:val="196F3D"/>
-                <w:sz w:val="19"/>
+                <w:sz w:val="17"/>
               </w:rPr>
               <w:t>&lt;= 2 actions</w:t>
             </w:r>
@@ -2572,7 +3073,7 @@
             <w:r>
               <w:rPr>
                 <w:color w:val="2C3E50"/>
-                <w:sz w:val="19"/>
+                <w:sz w:val="17"/>
               </w:rPr>
               <w:t>Agent Performance</w:t>
             </w:r>
@@ -2580,7 +3081,7 @@
         </w:tc>
         <w:tc>
           <w:tcPr>
-            <w:tcW w:type="dxa" w:w="2016"/>
+            <w:tcW w:type="dxa" w:w="1872"/>
             <w:shd w:fill="FFFFFF"/>
             <w:tcMar>
               <w:top w:w="80" w:type="dxa"/>
@@ -2596,9 +3097,58 @@
             <w:r>
               <w:rPr>
                 <w:color w:val="2C3E50"/>
-                <w:sz w:val="19"/>
+                <w:sz w:val="17"/>
               </w:rPr>
               <w:t>Fallback Policy Triggers</w:t>
+            </w:r>
+          </w:p>
+        </w:tc>
+        <w:tc>
+          <w:tcPr>
+            <w:tcW w:type="dxa" w:w="2880"/>
+            <w:shd w:fill="FFFFFF"/>
+            <w:tcMar>
+              <w:top w:w="80" w:type="dxa"/>
+              <w:bottom w:w="80" w:type="dxa"/>
+              <w:left w:w="100" w:type="dxa"/>
+              <w:right w:w="100" w:type="dxa"/>
+            </w:tcMar>
+          </w:tcPr>
+          <w:p>
+            <w:pPr>
+              <w:jc w:val="left"/>
+            </w:pPr>
+            <w:r>
+              <w:rPr>
+                <w:rFonts w:ascii="Consolas" w:hAnsi="Consolas"/>
+                <w:color w:val="C0392B"/>
+                <w:sz w:val="16"/>
+              </w:rPr>
+              <w:t>gen_ai.agent.fallback.triggered</w:t>
+            </w:r>
+          </w:p>
+        </w:tc>
+        <w:tc>
+          <w:tcPr>
+            <w:tcW w:type="dxa" w:w="3168"/>
+            <w:shd w:fill="FFFFFF"/>
+            <w:tcMar>
+              <w:top w:w="80" w:type="dxa"/>
+              <w:bottom w:w="80" w:type="dxa"/>
+              <w:left w:w="100" w:type="dxa"/>
+              <w:right w:w="100" w:type="dxa"/>
+            </w:tcMar>
+          </w:tcPr>
+          <w:p>
+            <w:pPr>
+              <w:jc w:val="left"/>
+            </w:pPr>
+            <w:r>
+              <w:rPr>
+                <w:color w:val="2C3E50"/>
+                <w:sz w:val="17"/>
+              </w:rPr>
+              <w:t>Invocation of backup strategies due to engine failure</w:t>
             </w:r>
           </w:p>
         </w:tc>
@@ -2620,40 +3170,16 @@
             <w:r>
               <w:rPr>
                 <w:rFonts w:ascii="Consolas" w:hAnsi="Consolas"/>
-                <w:color w:val="C0392B"/>
-                <w:sz w:val="17"/>
+                <w:color w:val="34495E"/>
+                <w:sz w:val="16"/>
               </w:rPr>
-              <w:t>gen_ai.agent.fallback.triggered</w:t>
+              <w:t>Count(Engaged fallbacks)</w:t>
             </w:r>
           </w:p>
         </w:tc>
         <w:tc>
           <w:tcPr>
-            <w:tcW w:type="dxa" w:w="3456"/>
-            <w:shd w:fill="FFFFFF"/>
-            <w:tcMar>
-              <w:top w:w="80" w:type="dxa"/>
-              <w:bottom w:w="80" w:type="dxa"/>
-              <w:left w:w="100" w:type="dxa"/>
-              <w:right w:w="100" w:type="dxa"/>
-            </w:tcMar>
-          </w:tcPr>
-          <w:p>
-            <w:pPr>
-              <w:jc w:val="left"/>
-            </w:pPr>
-            <w:r>
-              <w:rPr>
-                <w:color w:val="2C3E50"/>
-                <w:sz w:val="19"/>
-              </w:rPr>
-              <w:t>Invocation of backup strategies due to engine failure</w:t>
-            </w:r>
-          </w:p>
-        </w:tc>
-        <w:tc>
-          <w:tcPr>
-            <w:tcW w:type="dxa" w:w="2016"/>
+            <w:tcW w:type="dxa" w:w="1584"/>
             <w:shd w:fill="FFFFFF"/>
             <w:tcMar>
               <w:top w:w="80" w:type="dxa"/>
@@ -2670,7 +3196,7 @@
               <w:rPr>
                 <w:b/>
                 <w:color w:val="196F3D"/>
-                <w:sz w:val="19"/>
+                <w:sz w:val="17"/>
               </w:rPr>
               <w:t>&lt;= 1 trigger</w:t>
             </w:r>
@@ -2696,7 +3222,7 @@
             <w:r>
               <w:rPr>
                 <w:color w:val="2C3E50"/>
-                <w:sz w:val="19"/>
+                <w:sz w:val="17"/>
               </w:rPr>
               <w:t>Tool Diagnostics</w:t>
             </w:r>
@@ -2704,7 +3230,7 @@
         </w:tc>
         <w:tc>
           <w:tcPr>
-            <w:tcW w:type="dxa" w:w="2016"/>
+            <w:tcW w:type="dxa" w:w="1872"/>
             <w:shd w:fill="F9FBFD"/>
             <w:tcMar>
               <w:top w:w="80" w:type="dxa"/>
@@ -2720,9 +3246,58 @@
             <w:r>
               <w:rPr>
                 <w:color w:val="2C3E50"/>
-                <w:sz w:val="19"/>
+                <w:sz w:val="17"/>
               </w:rPr>
               <w:t>Tool Execution Duration</w:t>
+            </w:r>
+          </w:p>
+        </w:tc>
+        <w:tc>
+          <w:tcPr>
+            <w:tcW w:type="dxa" w:w="2880"/>
+            <w:shd w:fill="F9FBFD"/>
+            <w:tcMar>
+              <w:top w:w="80" w:type="dxa"/>
+              <w:bottom w:w="80" w:type="dxa"/>
+              <w:left w:w="100" w:type="dxa"/>
+              <w:right w:w="100" w:type="dxa"/>
+            </w:tcMar>
+          </w:tcPr>
+          <w:p>
+            <w:pPr>
+              <w:jc w:val="left"/>
+            </w:pPr>
+            <w:r>
+              <w:rPr>
+                <w:rFonts w:ascii="Consolas" w:hAnsi="Consolas"/>
+                <w:color w:val="C0392B"/>
+                <w:sz w:val="16"/>
+              </w:rPr>
+              <w:t>gen_ai.tool.execution.duration</w:t>
+            </w:r>
+          </w:p>
+        </w:tc>
+        <w:tc>
+          <w:tcPr>
+            <w:tcW w:type="dxa" w:w="3168"/>
+            <w:shd w:fill="F9FBFD"/>
+            <w:tcMar>
+              <w:top w:w="80" w:type="dxa"/>
+              <w:bottom w:w="80" w:type="dxa"/>
+              <w:left w:w="100" w:type="dxa"/>
+              <w:right w:w="100" w:type="dxa"/>
+            </w:tcMar>
+          </w:tcPr>
+          <w:p>
+            <w:pPr>
+              <w:jc w:val="left"/>
+            </w:pPr>
+            <w:r>
+              <w:rPr>
+                <w:color w:val="2C3E50"/>
+                <w:sz w:val="17"/>
+              </w:rPr>
+              <w:t>Average processing runtime of active tool execution</w:t>
             </w:r>
           </w:p>
         </w:tc>
@@ -2744,40 +3319,16 @@
             <w:r>
               <w:rPr>
                 <w:rFonts w:ascii="Consolas" w:hAnsi="Consolas"/>
-                <w:color w:val="C0392B"/>
-                <w:sz w:val="17"/>
+                <w:color w:val="34495E"/>
+                <w:sz w:val="16"/>
               </w:rPr>
-              <w:t>gen_ai.tool.execution.duration</w:t>
+              <w:t>Sum(Tool Duration) / Count(Tool Calls)</w:t>
             </w:r>
           </w:p>
         </w:tc>
         <w:tc>
           <w:tcPr>
-            <w:tcW w:type="dxa" w:w="3456"/>
-            <w:shd w:fill="F9FBFD"/>
-            <w:tcMar>
-              <w:top w:w="80" w:type="dxa"/>
-              <w:bottom w:w="80" w:type="dxa"/>
-              <w:left w:w="100" w:type="dxa"/>
-              <w:right w:w="100" w:type="dxa"/>
-            </w:tcMar>
-          </w:tcPr>
-          <w:p>
-            <w:pPr>
-              <w:jc w:val="left"/>
-            </w:pPr>
-            <w:r>
-              <w:rPr>
-                <w:color w:val="2C3E50"/>
-                <w:sz w:val="19"/>
-              </w:rPr>
-              <w:t>Average processing runtime of active tool execution</w:t>
-            </w:r>
-          </w:p>
-        </w:tc>
-        <w:tc>
-          <w:tcPr>
-            <w:tcW w:type="dxa" w:w="2016"/>
+            <w:tcW w:type="dxa" w:w="1584"/>
             <w:shd w:fill="F9FBFD"/>
             <w:tcMar>
               <w:top w:w="80" w:type="dxa"/>
@@ -2794,7 +3345,7 @@
               <w:rPr>
                 <w:b/>
                 <w:color w:val="196F3D"/>
-                <w:sz w:val="19"/>
+                <w:sz w:val="17"/>
               </w:rPr>
               <w:t>&lt; 3000 ms</w:t>
             </w:r>
@@ -2820,7 +3371,7 @@
             <w:r>
               <w:rPr>
                 <w:color w:val="2C3E50"/>
-                <w:sz w:val="19"/>
+                <w:sz w:val="17"/>
               </w:rPr>
               <w:t>Tool Diagnostics</w:t>
             </w:r>
@@ -2828,7 +3379,7 @@
         </w:tc>
         <w:tc>
           <w:tcPr>
-            <w:tcW w:type="dxa" w:w="2016"/>
+            <w:tcW w:type="dxa" w:w="1872"/>
             <w:shd w:fill="FFFFFF"/>
             <w:tcMar>
               <w:top w:w="80" w:type="dxa"/>
@@ -2844,9 +3395,58 @@
             <w:r>
               <w:rPr>
                 <w:color w:val="2C3E50"/>
-                <w:sz w:val="19"/>
+                <w:sz w:val="17"/>
               </w:rPr>
               <w:t>Total Tool Calls</w:t>
+            </w:r>
+          </w:p>
+        </w:tc>
+        <w:tc>
+          <w:tcPr>
+            <w:tcW w:type="dxa" w:w="2880"/>
+            <w:shd w:fill="FFFFFF"/>
+            <w:tcMar>
+              <w:top w:w="80" w:type="dxa"/>
+              <w:bottom w:w="80" w:type="dxa"/>
+              <w:left w:w="100" w:type="dxa"/>
+              <w:right w:w="100" w:type="dxa"/>
+            </w:tcMar>
+          </w:tcPr>
+          <w:p>
+            <w:pPr>
+              <w:jc w:val="left"/>
+            </w:pPr>
+            <w:r>
+              <w:rPr>
+                <w:rFonts w:ascii="Consolas" w:hAnsi="Consolas"/>
+                <w:color w:val="C0392B"/>
+                <w:sz w:val="16"/>
+              </w:rPr>
+              <w:t>gen_ai.tool.calls.count</w:t>
+            </w:r>
+          </w:p>
+        </w:tc>
+        <w:tc>
+          <w:tcPr>
+            <w:tcW w:type="dxa" w:w="3168"/>
+            <w:shd w:fill="FFFFFF"/>
+            <w:tcMar>
+              <w:top w:w="80" w:type="dxa"/>
+              <w:bottom w:w="80" w:type="dxa"/>
+              <w:left w:w="100" w:type="dxa"/>
+              <w:right w:w="100" w:type="dxa"/>
+            </w:tcMar>
+          </w:tcPr>
+          <w:p>
+            <w:pPr>
+              <w:jc w:val="left"/>
+            </w:pPr>
+            <w:r>
+              <w:rPr>
+                <w:color w:val="2C3E50"/>
+                <w:sz w:val="17"/>
+              </w:rPr>
+              <w:t>Accumulated tool executions volume count</w:t>
             </w:r>
           </w:p>
         </w:tc>
@@ -2868,40 +3468,16 @@
             <w:r>
               <w:rPr>
                 <w:rFonts w:ascii="Consolas" w:hAnsi="Consolas"/>
-                <w:color w:val="C0392B"/>
-                <w:sz w:val="17"/>
+                <w:color w:val="34495E"/>
+                <w:sz w:val="16"/>
               </w:rPr>
-              <w:t>gen_ai.tool.calls.count</w:t>
+              <w:t>Count(Tool Calls)</w:t>
             </w:r>
           </w:p>
         </w:tc>
         <w:tc>
           <w:tcPr>
-            <w:tcW w:type="dxa" w:w="3456"/>
-            <w:shd w:fill="FFFFFF"/>
-            <w:tcMar>
-              <w:top w:w="80" w:type="dxa"/>
-              <w:bottom w:w="80" w:type="dxa"/>
-              <w:left w:w="100" w:type="dxa"/>
-              <w:right w:w="100" w:type="dxa"/>
-            </w:tcMar>
-          </w:tcPr>
-          <w:p>
-            <w:pPr>
-              <w:jc w:val="left"/>
-            </w:pPr>
-            <w:r>
-              <w:rPr>
-                <w:color w:val="2C3E50"/>
-                <w:sz w:val="19"/>
-              </w:rPr>
-              <w:t>Accumulated tool executions volume count</w:t>
-            </w:r>
-          </w:p>
-        </w:tc>
-        <w:tc>
-          <w:tcPr>
-            <w:tcW w:type="dxa" w:w="2016"/>
+            <w:tcW w:type="dxa" w:w="1584"/>
             <w:shd w:fill="FFFFFF"/>
             <w:tcMar>
               <w:top w:w="80" w:type="dxa"/>
@@ -2918,7 +3494,7 @@
               <w:rPr>
                 <w:b/>
                 <w:color w:val="196F3D"/>
-                <w:sz w:val="19"/>
+                <w:sz w:val="17"/>
               </w:rPr>
               <w:t>&lt;= 25 calls</w:t>
             </w:r>
@@ -2944,7 +3520,7 @@
             <w:r>
               <w:rPr>
                 <w:color w:val="2C3E50"/>
-                <w:sz w:val="19"/>
+                <w:sz w:val="17"/>
               </w:rPr>
               <w:t>Tool Diagnostics</w:t>
             </w:r>
@@ -2952,7 +3528,7 @@
         </w:tc>
         <w:tc>
           <w:tcPr>
-            <w:tcW w:type="dxa" w:w="2016"/>
+            <w:tcW w:type="dxa" w:w="1872"/>
             <w:shd w:fill="F9FBFD"/>
             <w:tcMar>
               <w:top w:w="80" w:type="dxa"/>
@@ -2968,9 +3544,58 @@
             <w:r>
               <w:rPr>
                 <w:color w:val="2C3E50"/>
-                <w:sz w:val="19"/>
+                <w:sz w:val="17"/>
               </w:rPr>
               <w:t>Failures Count</w:t>
+            </w:r>
+          </w:p>
+        </w:tc>
+        <w:tc>
+          <w:tcPr>
+            <w:tcW w:type="dxa" w:w="2880"/>
+            <w:shd w:fill="F9FBFD"/>
+            <w:tcMar>
+              <w:top w:w="80" w:type="dxa"/>
+              <w:bottom w:w="80" w:type="dxa"/>
+              <w:left w:w="100" w:type="dxa"/>
+              <w:right w:w="100" w:type="dxa"/>
+            </w:tcMar>
+          </w:tcPr>
+          <w:p>
+            <w:pPr>
+              <w:jc w:val="left"/>
+            </w:pPr>
+            <w:r>
+              <w:rPr>
+                <w:rFonts w:ascii="Consolas" w:hAnsi="Consolas"/>
+                <w:color w:val="C0392B"/>
+                <w:sz w:val="16"/>
+              </w:rPr>
+              <w:t>gen_ai.tool.errors.count</w:t>
+            </w:r>
+          </w:p>
+        </w:tc>
+        <w:tc>
+          <w:tcPr>
+            <w:tcW w:type="dxa" w:w="3168"/>
+            <w:shd w:fill="F9FBFD"/>
+            <w:tcMar>
+              <w:top w:w="80" w:type="dxa"/>
+              <w:bottom w:w="80" w:type="dxa"/>
+              <w:left w:w="100" w:type="dxa"/>
+              <w:right w:w="100" w:type="dxa"/>
+            </w:tcMar>
+          </w:tcPr>
+          <w:p>
+            <w:pPr>
+              <w:jc w:val="left"/>
+            </w:pPr>
+            <w:r>
+              <w:rPr>
+                <w:color w:val="2C3E50"/>
+                <w:sz w:val="17"/>
+              </w:rPr>
+              <w:t>Uncaught errors and failures occurring during tool execution</w:t>
             </w:r>
           </w:p>
         </w:tc>
@@ -2992,40 +3617,16 @@
             <w:r>
               <w:rPr>
                 <w:rFonts w:ascii="Consolas" w:hAnsi="Consolas"/>
-                <w:color w:val="C0392B"/>
-                <w:sz w:val="17"/>
+                <w:color w:val="34495E"/>
+                <w:sz w:val="16"/>
               </w:rPr>
-              <w:t>gen_ai.tool.errors.count</w:t>
+              <w:t>Count(Tool Errors)</w:t>
             </w:r>
           </w:p>
         </w:tc>
         <w:tc>
           <w:tcPr>
-            <w:tcW w:type="dxa" w:w="3456"/>
-            <w:shd w:fill="F9FBFD"/>
-            <w:tcMar>
-              <w:top w:w="80" w:type="dxa"/>
-              <w:bottom w:w="80" w:type="dxa"/>
-              <w:left w:w="100" w:type="dxa"/>
-              <w:right w:w="100" w:type="dxa"/>
-            </w:tcMar>
-          </w:tcPr>
-          <w:p>
-            <w:pPr>
-              <w:jc w:val="left"/>
-            </w:pPr>
-            <w:r>
-              <w:rPr>
-                <w:color w:val="2C3E50"/>
-                <w:sz w:val="19"/>
-              </w:rPr>
-              <w:t>Uncaught errors and failures occurring during tool execution</w:t>
-            </w:r>
-          </w:p>
-        </w:tc>
-        <w:tc>
-          <w:tcPr>
-            <w:tcW w:type="dxa" w:w="2016"/>
+            <w:tcW w:type="dxa" w:w="1584"/>
             <w:shd w:fill="F9FBFD"/>
             <w:tcMar>
               <w:top w:w="80" w:type="dxa"/>
@@ -3042,7 +3643,7 @@
               <w:rPr>
                 <w:b/>
                 <w:color w:val="27AE60"/>
-                <w:sz w:val="19"/>
+                <w:sz w:val="17"/>
               </w:rPr>
               <w:t>== 0 errors</w:t>
             </w:r>
@@ -3068,7 +3669,7 @@
             <w:r>
               <w:rPr>
                 <w:color w:val="2C3E50"/>
-                <w:sz w:val="19"/>
+                <w:sz w:val="17"/>
               </w:rPr>
               <w:t>Tool Diagnostics</w:t>
             </w:r>
@@ -3076,7 +3677,7 @@
         </w:tc>
         <w:tc>
           <w:tcPr>
-            <w:tcW w:type="dxa" w:w="2016"/>
+            <w:tcW w:type="dxa" w:w="1872"/>
             <w:shd w:fill="FFFFFF"/>
             <w:tcMar>
               <w:top w:w="80" w:type="dxa"/>
@@ -3092,9 +3693,58 @@
             <w:r>
               <w:rPr>
                 <w:color w:val="2C3E50"/>
-                <w:sz w:val="19"/>
+                <w:sz w:val="17"/>
               </w:rPr>
               <w:t>Cache Hits</w:t>
+            </w:r>
+          </w:p>
+        </w:tc>
+        <w:tc>
+          <w:tcPr>
+            <w:tcW w:type="dxa" w:w="2880"/>
+            <w:shd w:fill="FFFFFF"/>
+            <w:tcMar>
+              <w:top w:w="80" w:type="dxa"/>
+              <w:bottom w:w="80" w:type="dxa"/>
+              <w:left w:w="100" w:type="dxa"/>
+              <w:right w:w="100" w:type="dxa"/>
+            </w:tcMar>
+          </w:tcPr>
+          <w:p>
+            <w:pPr>
+              <w:jc w:val="left"/>
+            </w:pPr>
+            <w:r>
+              <w:rPr>
+                <w:rFonts w:ascii="Consolas" w:hAnsi="Consolas"/>
+                <w:color w:val="C0392B"/>
+                <w:sz w:val="16"/>
+              </w:rPr>
+              <w:t>gen_ai.tool.cache.hit</w:t>
+            </w:r>
+          </w:p>
+        </w:tc>
+        <w:tc>
+          <w:tcPr>
+            <w:tcW w:type="dxa" w:w="3168"/>
+            <w:shd w:fill="FFFFFF"/>
+            <w:tcMar>
+              <w:top w:w="80" w:type="dxa"/>
+              <w:bottom w:w="80" w:type="dxa"/>
+              <w:left w:w="100" w:type="dxa"/>
+              <w:right w:w="100" w:type="dxa"/>
+            </w:tcMar>
+          </w:tcPr>
+          <w:p>
+            <w:pPr>
+              <w:jc w:val="left"/>
+            </w:pPr>
+            <w:r>
+              <w:rPr>
+                <w:color w:val="2C3E50"/>
+                <w:sz w:val="17"/>
+              </w:rPr>
+              <w:t>Successful cache lookups for recurring tool calls</w:t>
             </w:r>
           </w:p>
         </w:tc>
@@ -3116,40 +3766,16 @@
             <w:r>
               <w:rPr>
                 <w:rFonts w:ascii="Consolas" w:hAnsi="Consolas"/>
-                <w:color w:val="C0392B"/>
-                <w:sz w:val="17"/>
+                <w:color w:val="34495E"/>
+                <w:sz w:val="16"/>
               </w:rPr>
-              <w:t>gen_ai.tool.cache.hit</w:t>
+              <w:t>Count(Cache hit fetches)</w:t>
             </w:r>
           </w:p>
         </w:tc>
         <w:tc>
           <w:tcPr>
-            <w:tcW w:type="dxa" w:w="3456"/>
-            <w:shd w:fill="FFFFFF"/>
-            <w:tcMar>
-              <w:top w:w="80" w:type="dxa"/>
-              <w:bottom w:w="80" w:type="dxa"/>
-              <w:left w:w="100" w:type="dxa"/>
-              <w:right w:w="100" w:type="dxa"/>
-            </w:tcMar>
-          </w:tcPr>
-          <w:p>
-            <w:pPr>
-              <w:jc w:val="left"/>
-            </w:pPr>
-            <w:r>
-              <w:rPr>
-                <w:color w:val="2C3E50"/>
-                <w:sz w:val="19"/>
-              </w:rPr>
-              <w:t>Successful cache lookups for recurring tool calls</w:t>
-            </w:r>
-          </w:p>
-        </w:tc>
-        <w:tc>
-          <w:tcPr>
-            <w:tcW w:type="dxa" w:w="2016"/>
+            <w:tcW w:type="dxa" w:w="1584"/>
             <w:shd w:fill="FFFFFF"/>
             <w:tcMar>
               <w:top w:w="80" w:type="dxa"/>
@@ -3166,9 +3792,9 @@
               <w:rPr>
                 <w:b/>
                 <w:color w:val="196F3D"/>
-                <w:sz w:val="19"/>
+                <w:sz w:val="17"/>
               </w:rPr>
-              <w:t>Informational (Always Green)</w:t>
+              <w:t>Always Healthy</w:t>
             </w:r>
           </w:p>
         </w:tc>
@@ -3192,7 +3818,7 @@
             <w:r>
               <w:rPr>
                 <w:color w:val="2C3E50"/>
-                <w:sz w:val="19"/>
+                <w:sz w:val="17"/>
               </w:rPr>
               <w:t>Tool Diagnostics</w:t>
             </w:r>
@@ -3200,7 +3826,7 @@
         </w:tc>
         <w:tc>
           <w:tcPr>
-            <w:tcW w:type="dxa" w:w="2016"/>
+            <w:tcW w:type="dxa" w:w="1872"/>
             <w:shd w:fill="F9FBFD"/>
             <w:tcMar>
               <w:top w:w="80" w:type="dxa"/>
@@ -3216,9 +3842,58 @@
             <w:r>
               <w:rPr>
                 <w:color w:val="2C3E50"/>
-                <w:sz w:val="19"/>
+                <w:sz w:val="17"/>
               </w:rPr>
               <w:t>Cache Misses</w:t>
+            </w:r>
+          </w:p>
+        </w:tc>
+        <w:tc>
+          <w:tcPr>
+            <w:tcW w:type="dxa" w:w="2880"/>
+            <w:shd w:fill="F9FBFD"/>
+            <w:tcMar>
+              <w:top w:w="80" w:type="dxa"/>
+              <w:bottom w:w="80" w:type="dxa"/>
+              <w:left w:w="100" w:type="dxa"/>
+              <w:right w:w="100" w:type="dxa"/>
+            </w:tcMar>
+          </w:tcPr>
+          <w:p>
+            <w:pPr>
+              <w:jc w:val="left"/>
+            </w:pPr>
+            <w:r>
+              <w:rPr>
+                <w:rFonts w:ascii="Consolas" w:hAnsi="Consolas"/>
+                <w:color w:val="C0392B"/>
+                <w:sz w:val="16"/>
+              </w:rPr>
+              <w:t>gen_ai.tool.cache.miss</w:t>
+            </w:r>
+          </w:p>
+        </w:tc>
+        <w:tc>
+          <w:tcPr>
+            <w:tcW w:type="dxa" w:w="3168"/>
+            <w:shd w:fill="F9FBFD"/>
+            <w:tcMar>
+              <w:top w:w="80" w:type="dxa"/>
+              <w:bottom w:w="80" w:type="dxa"/>
+              <w:left w:w="100" w:type="dxa"/>
+              <w:right w:w="100" w:type="dxa"/>
+            </w:tcMar>
+          </w:tcPr>
+          <w:p>
+            <w:pPr>
+              <w:jc w:val="left"/>
+            </w:pPr>
+            <w:r>
+              <w:rPr>
+                <w:color w:val="2C3E50"/>
+                <w:sz w:val="17"/>
+              </w:rPr>
+              <w:t>Cache misses requiring direct tool API execution</w:t>
             </w:r>
           </w:p>
         </w:tc>
@@ -3240,40 +3915,16 @@
             <w:r>
               <w:rPr>
                 <w:rFonts w:ascii="Consolas" w:hAnsi="Consolas"/>
-                <w:color w:val="C0392B"/>
-                <w:sz w:val="17"/>
+                <w:color w:val="34495E"/>
+                <w:sz w:val="16"/>
               </w:rPr>
-              <w:t>gen_ai.tool.cache.miss</w:t>
+              <w:t>Count(Cache miss fetches)</w:t>
             </w:r>
           </w:p>
         </w:tc>
         <w:tc>
           <w:tcPr>
-            <w:tcW w:type="dxa" w:w="3456"/>
-            <w:shd w:fill="F9FBFD"/>
-            <w:tcMar>
-              <w:top w:w="80" w:type="dxa"/>
-              <w:bottom w:w="80" w:type="dxa"/>
-              <w:left w:w="100" w:type="dxa"/>
-              <w:right w:w="100" w:type="dxa"/>
-            </w:tcMar>
-          </w:tcPr>
-          <w:p>
-            <w:pPr>
-              <w:jc w:val="left"/>
-            </w:pPr>
-            <w:r>
-              <w:rPr>
-                <w:color w:val="2C3E50"/>
-                <w:sz w:val="19"/>
-              </w:rPr>
-              <w:t>Cache misses requiring direct tool API execution</w:t>
-            </w:r>
-          </w:p>
-        </w:tc>
-        <w:tc>
-          <w:tcPr>
-            <w:tcW w:type="dxa" w:w="2016"/>
+            <w:tcW w:type="dxa" w:w="1584"/>
             <w:shd w:fill="F9FBFD"/>
             <w:tcMar>
               <w:top w:w="80" w:type="dxa"/>
@@ -3290,9 +3941,9 @@
               <w:rPr>
                 <w:b/>
                 <w:color w:val="196F3D"/>
-                <w:sz w:val="19"/>
+                <w:sz w:val="17"/>
               </w:rPr>
-              <w:t>Informational (Always Green)</w:t>
+              <w:t>Always Healthy</w:t>
             </w:r>
           </w:p>
         </w:tc>
@@ -3316,7 +3967,7 @@
             <w:r>
               <w:rPr>
                 <w:color w:val="2C3E50"/>
-                <w:sz w:val="19"/>
+                <w:sz w:val="17"/>
               </w:rPr>
               <w:t>Tool Diagnostics</w:t>
             </w:r>
@@ -3324,7 +3975,7 @@
         </w:tc>
         <w:tc>
           <w:tcPr>
-            <w:tcW w:type="dxa" w:w="2016"/>
+            <w:tcW w:type="dxa" w:w="1872"/>
             <w:shd w:fill="FFFFFF"/>
             <w:tcMar>
               <w:top w:w="80" w:type="dxa"/>
@@ -3340,9 +3991,58 @@
             <w:r>
               <w:rPr>
                 <w:color w:val="2C3E50"/>
-                <w:sz w:val="19"/>
+                <w:sz w:val="17"/>
               </w:rPr>
               <w:t>Payload Size</w:t>
+            </w:r>
+          </w:p>
+        </w:tc>
+        <w:tc>
+          <w:tcPr>
+            <w:tcW w:type="dxa" w:w="2880"/>
+            <w:shd w:fill="FFFFFF"/>
+            <w:tcMar>
+              <w:top w:w="80" w:type="dxa"/>
+              <w:bottom w:w="80" w:type="dxa"/>
+              <w:left w:w="100" w:type="dxa"/>
+              <w:right w:w="100" w:type="dxa"/>
+            </w:tcMar>
+          </w:tcPr>
+          <w:p>
+            <w:pPr>
+              <w:jc w:val="left"/>
+            </w:pPr>
+            <w:r>
+              <w:rPr>
+                <w:rFonts w:ascii="Consolas" w:hAnsi="Consolas"/>
+                <w:color w:val="C0392B"/>
+                <w:sz w:val="16"/>
+              </w:rPr>
+              <w:t>gen_ai.tool.payload.size</w:t>
+            </w:r>
+          </w:p>
+        </w:tc>
+        <w:tc>
+          <w:tcPr>
+            <w:tcW w:type="dxa" w:w="3168"/>
+            <w:shd w:fill="FFFFFF"/>
+            <w:tcMar>
+              <w:top w:w="80" w:type="dxa"/>
+              <w:bottom w:w="80" w:type="dxa"/>
+              <w:left w:w="100" w:type="dxa"/>
+              <w:right w:w="100" w:type="dxa"/>
+            </w:tcMar>
+          </w:tcPr>
+          <w:p>
+            <w:pPr>
+              <w:jc w:val="left"/>
+            </w:pPr>
+            <w:r>
+              <w:rPr>
+                <w:color w:val="2C3E50"/>
+                <w:sz w:val="17"/>
+              </w:rPr>
+              <w:t>Size of parameters and responses passed to tools in Bytes</w:t>
             </w:r>
           </w:p>
         </w:tc>
@@ -3364,40 +4064,16 @@
             <w:r>
               <w:rPr>
                 <w:rFonts w:ascii="Consolas" w:hAnsi="Consolas"/>
-                <w:color w:val="C0392B"/>
-                <w:sz w:val="17"/>
+                <w:color w:val="34495E"/>
+                <w:sz w:val="16"/>
               </w:rPr>
-              <w:t>gen_ai.tool.payload.size</w:t>
+              <w:t>Sum(Request + Response bytes)</w:t>
             </w:r>
           </w:p>
         </w:tc>
         <w:tc>
           <w:tcPr>
-            <w:tcW w:type="dxa" w:w="3456"/>
-            <w:shd w:fill="FFFFFF"/>
-            <w:tcMar>
-              <w:top w:w="80" w:type="dxa"/>
-              <w:bottom w:w="80" w:type="dxa"/>
-              <w:left w:w="100" w:type="dxa"/>
-              <w:right w:w="100" w:type="dxa"/>
-            </w:tcMar>
-          </w:tcPr>
-          <w:p>
-            <w:pPr>
-              <w:jc w:val="left"/>
-            </w:pPr>
-            <w:r>
-              <w:rPr>
-                <w:color w:val="2C3E50"/>
-                <w:sz w:val="19"/>
-              </w:rPr>
-              <w:t>Size of parameters and responses passed to tools in Bytes</w:t>
-            </w:r>
-          </w:p>
-        </w:tc>
-        <w:tc>
-          <w:tcPr>
-            <w:tcW w:type="dxa" w:w="2016"/>
+            <w:tcW w:type="dxa" w:w="1584"/>
             <w:shd w:fill="FFFFFF"/>
             <w:tcMar>
               <w:top w:w="80" w:type="dxa"/>
@@ -3414,7 +4090,7 @@
               <w:rPr>
                 <w:b/>
                 <w:color w:val="196F3D"/>
-                <w:sz w:val="19"/>
+                <w:sz w:val="17"/>
               </w:rPr>
               <w:t>&lt; 3000 Bytes</w:t>
             </w:r>
@@ -3440,7 +4116,7 @@
             <w:r>
               <w:rPr>
                 <w:color w:val="2C3E50"/>
-                <w:sz w:val="19"/>
+                <w:sz w:val="17"/>
               </w:rPr>
               <w:t>Tool Diagnostics</w:t>
             </w:r>
@@ -3448,7 +4124,7 @@
         </w:tc>
         <w:tc>
           <w:tcPr>
-            <w:tcW w:type="dxa" w:w="2016"/>
+            <w:tcW w:type="dxa" w:w="1872"/>
             <w:shd w:fill="F9FBFD"/>
             <w:tcMar>
               <w:top w:w="80" w:type="dxa"/>
@@ -3464,9 +4140,58 @@
             <w:r>
               <w:rPr>
                 <w:color w:val="2C3E50"/>
-                <w:sz w:val="19"/>
+                <w:sz w:val="17"/>
               </w:rPr>
               <w:t>Tool Concurrency</w:t>
+            </w:r>
+          </w:p>
+        </w:tc>
+        <w:tc>
+          <w:tcPr>
+            <w:tcW w:type="dxa" w:w="2880"/>
+            <w:shd w:fill="F9FBFD"/>
+            <w:tcMar>
+              <w:top w:w="80" w:type="dxa"/>
+              <w:bottom w:w="80" w:type="dxa"/>
+              <w:left w:w="100" w:type="dxa"/>
+              <w:right w:w="100" w:type="dxa"/>
+            </w:tcMar>
+          </w:tcPr>
+          <w:p>
+            <w:pPr>
+              <w:jc w:val="left"/>
+            </w:pPr>
+            <w:r>
+              <w:rPr>
+                <w:rFonts w:ascii="Consolas" w:hAnsi="Consolas"/>
+                <w:color w:val="C0392B"/>
+                <w:sz w:val="16"/>
+              </w:rPr>
+              <w:t>gen_ai.tool.concurrency</w:t>
+            </w:r>
+          </w:p>
+        </w:tc>
+        <w:tc>
+          <w:tcPr>
+            <w:tcW w:type="dxa" w:w="3168"/>
+            <w:shd w:fill="F9FBFD"/>
+            <w:tcMar>
+              <w:top w:w="80" w:type="dxa"/>
+              <w:bottom w:w="80" w:type="dxa"/>
+              <w:left w:w="100" w:type="dxa"/>
+              <w:right w:w="100" w:type="dxa"/>
+            </w:tcMar>
+          </w:tcPr>
+          <w:p>
+            <w:pPr>
+              <w:jc w:val="left"/>
+            </w:pPr>
+            <w:r>
+              <w:rPr>
+                <w:color w:val="2C3E50"/>
+                <w:sz w:val="17"/>
+              </w:rPr>
+              <w:t>Simultaneous concurrent active runs of a tool</w:t>
             </w:r>
           </w:p>
         </w:tc>
@@ -3488,40 +4213,16 @@
             <w:r>
               <w:rPr>
                 <w:rFonts w:ascii="Consolas" w:hAnsi="Consolas"/>
-                <w:color w:val="C0392B"/>
-                <w:sz w:val="17"/>
+                <w:color w:val="34495E"/>
+                <w:sz w:val="16"/>
               </w:rPr>
-              <w:t>gen_ai.tool.concurrency</w:t>
+              <w:t>Max(Active parallel tool executions)</w:t>
             </w:r>
           </w:p>
         </w:tc>
         <w:tc>
           <w:tcPr>
-            <w:tcW w:type="dxa" w:w="3456"/>
-            <w:shd w:fill="F9FBFD"/>
-            <w:tcMar>
-              <w:top w:w="80" w:type="dxa"/>
-              <w:bottom w:w="80" w:type="dxa"/>
-              <w:left w:w="100" w:type="dxa"/>
-              <w:right w:w="100" w:type="dxa"/>
-            </w:tcMar>
-          </w:tcPr>
-          <w:p>
-            <w:pPr>
-              <w:jc w:val="left"/>
-            </w:pPr>
-            <w:r>
-              <w:rPr>
-                <w:color w:val="2C3E50"/>
-                <w:sz w:val="19"/>
-              </w:rPr>
-              <w:t>Simultaneous concurrent active runs of a tool</w:t>
-            </w:r>
-          </w:p>
-        </w:tc>
-        <w:tc>
-          <w:tcPr>
-            <w:tcW w:type="dxa" w:w="2016"/>
+            <w:tcW w:type="dxa" w:w="1584"/>
             <w:shd w:fill="F9FBFD"/>
             <w:tcMar>
               <w:top w:w="80" w:type="dxa"/>
@@ -3538,7 +4239,7 @@
               <w:rPr>
                 <w:b/>
                 <w:color w:val="196F3D"/>
-                <w:sz w:val="19"/>
+                <w:sz w:val="17"/>
               </w:rPr>
               <w:t>&lt;= 3.0 runs</w:t>
             </w:r>
@@ -3564,7 +4265,7 @@
             <w:r>
               <w:rPr>
                 <w:color w:val="2C3E50"/>
-                <w:sz w:val="19"/>
+                <w:sz w:val="17"/>
               </w:rPr>
               <w:t>Tool Diagnostics</w:t>
             </w:r>
@@ -3572,7 +4273,7 @@
         </w:tc>
         <w:tc>
           <w:tcPr>
-            <w:tcW w:type="dxa" w:w="2016"/>
+            <w:tcW w:type="dxa" w:w="1872"/>
             <w:shd w:fill="FFFFFF"/>
             <w:tcMar>
               <w:top w:w="80" w:type="dxa"/>
@@ -3588,9 +4289,58 @@
             <w:r>
               <w:rPr>
                 <w:color w:val="2C3E50"/>
-                <w:sz w:val="19"/>
+                <w:sz w:val="17"/>
               </w:rPr>
               <w:t>Timeout Count</w:t>
+            </w:r>
+          </w:p>
+        </w:tc>
+        <w:tc>
+          <w:tcPr>
+            <w:tcW w:type="dxa" w:w="2880"/>
+            <w:shd w:fill="FFFFFF"/>
+            <w:tcMar>
+              <w:top w:w="80" w:type="dxa"/>
+              <w:bottom w:w="80" w:type="dxa"/>
+              <w:left w:w="100" w:type="dxa"/>
+              <w:right w:w="100" w:type="dxa"/>
+            </w:tcMar>
+          </w:tcPr>
+          <w:p>
+            <w:pPr>
+              <w:jc w:val="left"/>
+            </w:pPr>
+            <w:r>
+              <w:rPr>
+                <w:rFonts w:ascii="Consolas" w:hAnsi="Consolas"/>
+                <w:color w:val="C0392B"/>
+                <w:sz w:val="16"/>
+              </w:rPr>
+              <w:t>gen_ai.tool.timeout.count</w:t>
+            </w:r>
+          </w:p>
+        </w:tc>
+        <w:tc>
+          <w:tcPr>
+            <w:tcW w:type="dxa" w:w="3168"/>
+            <w:shd w:fill="FFFFFF"/>
+            <w:tcMar>
+              <w:top w:w="80" w:type="dxa"/>
+              <w:bottom w:w="80" w:type="dxa"/>
+              <w:left w:w="100" w:type="dxa"/>
+              <w:right w:w="100" w:type="dxa"/>
+            </w:tcMar>
+          </w:tcPr>
+          <w:p>
+            <w:pPr>
+              <w:jc w:val="left"/>
+            </w:pPr>
+            <w:r>
+              <w:rPr>
+                <w:color w:val="2C3E50"/>
+                <w:sz w:val="17"/>
+              </w:rPr>
+              <w:t>Tool invocations terminated due to SLA timeouts</w:t>
             </w:r>
           </w:p>
         </w:tc>
@@ -3612,40 +4362,16 @@
             <w:r>
               <w:rPr>
                 <w:rFonts w:ascii="Consolas" w:hAnsi="Consolas"/>
-                <w:color w:val="C0392B"/>
-                <w:sz w:val="17"/>
+                <w:color w:val="34495E"/>
+                <w:sz w:val="16"/>
               </w:rPr>
-              <w:t>gen_ai.tool.timeout.count</w:t>
+              <w:t>Count(Tool timeouts)</w:t>
             </w:r>
           </w:p>
         </w:tc>
         <w:tc>
           <w:tcPr>
-            <w:tcW w:type="dxa" w:w="3456"/>
-            <w:shd w:fill="FFFFFF"/>
-            <w:tcMar>
-              <w:top w:w="80" w:type="dxa"/>
-              <w:bottom w:w="80" w:type="dxa"/>
-              <w:left w:w="100" w:type="dxa"/>
-              <w:right w:w="100" w:type="dxa"/>
-            </w:tcMar>
-          </w:tcPr>
-          <w:p>
-            <w:pPr>
-              <w:jc w:val="left"/>
-            </w:pPr>
-            <w:r>
-              <w:rPr>
-                <w:color w:val="2C3E50"/>
-                <w:sz w:val="19"/>
-              </w:rPr>
-              <w:t>Tool invocations terminated due to SLA timeouts</w:t>
-            </w:r>
-          </w:p>
-        </w:tc>
-        <w:tc>
-          <w:tcPr>
-            <w:tcW w:type="dxa" w:w="2016"/>
+            <w:tcW w:type="dxa" w:w="1584"/>
             <w:shd w:fill="FFFFFF"/>
             <w:tcMar>
               <w:top w:w="80" w:type="dxa"/>
@@ -3662,7 +4388,7 @@
               <w:rPr>
                 <w:b/>
                 <w:color w:val="27AE60"/>
-                <w:sz w:val="19"/>
+                <w:sz w:val="17"/>
               </w:rPr>
               <w:t>== 0 timeouts</w:t>
             </w:r>
@@ -3688,7 +4414,7 @@
             <w:r>
               <w:rPr>
                 <w:color w:val="2C3E50"/>
-                <w:sz w:val="19"/>
+                <w:sz w:val="17"/>
               </w:rPr>
               <w:t>Session &amp; Workflow</w:t>
             </w:r>
@@ -3696,7 +4422,7 @@
         </w:tc>
         <w:tc>
           <w:tcPr>
-            <w:tcW w:type="dxa" w:w="2016"/>
+            <w:tcW w:type="dxa" w:w="1872"/>
             <w:shd w:fill="F9FBFD"/>
             <w:tcMar>
               <w:top w:w="80" w:type="dxa"/>
@@ -3712,9 +4438,58 @@
             <w:r>
               <w:rPr>
                 <w:color w:val="2C3E50"/>
-                <w:sz w:val="19"/>
+                <w:sz w:val="17"/>
               </w:rPr>
               <w:t>Session Duration</w:t>
+            </w:r>
+          </w:p>
+        </w:tc>
+        <w:tc>
+          <w:tcPr>
+            <w:tcW w:type="dxa" w:w="2880"/>
+            <w:shd w:fill="F9FBFD"/>
+            <w:tcMar>
+              <w:top w:w="80" w:type="dxa"/>
+              <w:bottom w:w="80" w:type="dxa"/>
+              <w:left w:w="100" w:type="dxa"/>
+              <w:right w:w="100" w:type="dxa"/>
+            </w:tcMar>
+          </w:tcPr>
+          <w:p>
+            <w:pPr>
+              <w:jc w:val="left"/>
+            </w:pPr>
+            <w:r>
+              <w:rPr>
+                <w:rFonts w:ascii="Consolas" w:hAnsi="Consolas"/>
+                <w:color w:val="C0392B"/>
+                <w:sz w:val="16"/>
+              </w:rPr>
+              <w:t>gen_ai.workflow.duration</w:t>
+            </w:r>
+          </w:p>
+        </w:tc>
+        <w:tc>
+          <w:tcPr>
+            <w:tcW w:type="dxa" w:w="3168"/>
+            <w:shd w:fill="F9FBFD"/>
+            <w:tcMar>
+              <w:top w:w="80" w:type="dxa"/>
+              <w:bottom w:w="80" w:type="dxa"/>
+              <w:left w:w="100" w:type="dxa"/>
+              <w:right w:w="100" w:type="dxa"/>
+            </w:tcMar>
+          </w:tcPr>
+          <w:p>
+            <w:pPr>
+              <w:jc w:val="left"/>
+            </w:pPr>
+            <w:r>
+              <w:rPr>
+                <w:color w:val="2C3E50"/>
+                <w:sz w:val="17"/>
+              </w:rPr>
+              <w:t>End-to-end response runtime of user sessions in ms</w:t>
             </w:r>
           </w:p>
         </w:tc>
@@ -3736,40 +4511,16 @@
             <w:r>
               <w:rPr>
                 <w:rFonts w:ascii="Consolas" w:hAnsi="Consolas"/>
-                <w:color w:val="C0392B"/>
-                <w:sz w:val="17"/>
+                <w:color w:val="34495E"/>
+                <w:sz w:val="16"/>
               </w:rPr>
-              <w:t>gen_ai.workflow.duration</w:t>
+              <w:t>Session End Time - Session Start Time</w:t>
             </w:r>
           </w:p>
         </w:tc>
         <w:tc>
           <w:tcPr>
-            <w:tcW w:type="dxa" w:w="3456"/>
-            <w:shd w:fill="F9FBFD"/>
-            <w:tcMar>
-              <w:top w:w="80" w:type="dxa"/>
-              <w:bottom w:w="80" w:type="dxa"/>
-              <w:left w:w="100" w:type="dxa"/>
-              <w:right w:w="100" w:type="dxa"/>
-            </w:tcMar>
-          </w:tcPr>
-          <w:p>
-            <w:pPr>
-              <w:jc w:val="left"/>
-            </w:pPr>
-            <w:r>
-              <w:rPr>
-                <w:color w:val="2C3E50"/>
-                <w:sz w:val="19"/>
-              </w:rPr>
-              <w:t>End-to-end response runtime of user sessions in ms</w:t>
-            </w:r>
-          </w:p>
-        </w:tc>
-        <w:tc>
-          <w:tcPr>
-            <w:tcW w:type="dxa" w:w="2016"/>
+            <w:tcW w:type="dxa" w:w="1584"/>
             <w:shd w:fill="F9FBFD"/>
             <w:tcMar>
               <w:top w:w="80" w:type="dxa"/>
@@ -3786,7 +4537,7 @@
               <w:rPr>
                 <w:b/>
                 <w:color w:val="196F3D"/>
-                <w:sz w:val="19"/>
+                <w:sz w:val="17"/>
               </w:rPr>
               <w:t>&lt; 15000 ms</w:t>
             </w:r>
@@ -3812,7 +4563,7 @@
             <w:r>
               <w:rPr>
                 <w:color w:val="2C3E50"/>
-                <w:sz w:val="19"/>
+                <w:sz w:val="17"/>
               </w:rPr>
               <w:t>Session &amp; Workflow</w:t>
             </w:r>
@@ -3820,7 +4571,7 @@
         </w:tc>
         <w:tc>
           <w:tcPr>
-            <w:tcW w:type="dxa" w:w="2016"/>
+            <w:tcW w:type="dxa" w:w="1872"/>
             <w:shd w:fill="FFFFFF"/>
             <w:tcMar>
               <w:top w:w="80" w:type="dxa"/>
@@ -3836,9 +4587,58 @@
             <w:r>
               <w:rPr>
                 <w:color w:val="2C3E50"/>
-                <w:sz w:val="19"/>
+                <w:sz w:val="17"/>
               </w:rPr>
               <w:t>Active Agents</w:t>
+            </w:r>
+          </w:p>
+        </w:tc>
+        <w:tc>
+          <w:tcPr>
+            <w:tcW w:type="dxa" w:w="2880"/>
+            <w:shd w:fill="FFFFFF"/>
+            <w:tcMar>
+              <w:top w:w="80" w:type="dxa"/>
+              <w:bottom w:w="80" w:type="dxa"/>
+              <w:left w:w="100" w:type="dxa"/>
+              <w:right w:w="100" w:type="dxa"/>
+            </w:tcMar>
+          </w:tcPr>
+          <w:p>
+            <w:pPr>
+              <w:jc w:val="left"/>
+            </w:pPr>
+            <w:r>
+              <w:rPr>
+                <w:rFonts w:ascii="Consolas" w:hAnsi="Consolas"/>
+                <w:color w:val="C0392B"/>
+                <w:sz w:val="16"/>
+              </w:rPr>
+              <w:t>gen_ai.workflow.active_agents</w:t>
+            </w:r>
+          </w:p>
+        </w:tc>
+        <w:tc>
+          <w:tcPr>
+            <w:tcW w:type="dxa" w:w="3168"/>
+            <w:shd w:fill="FFFFFF"/>
+            <w:tcMar>
+              <w:top w:w="80" w:type="dxa"/>
+              <w:bottom w:w="80" w:type="dxa"/>
+              <w:left w:w="100" w:type="dxa"/>
+              <w:right w:w="100" w:type="dxa"/>
+            </w:tcMar>
+          </w:tcPr>
+          <w:p>
+            <w:pPr>
+              <w:jc w:val="left"/>
+            </w:pPr>
+            <w:r>
+              <w:rPr>
+                <w:color w:val="2C3E50"/>
+                <w:sz w:val="17"/>
+              </w:rPr>
+              <w:t>Number of agents running concurrently in active workflows</w:t>
             </w:r>
           </w:p>
         </w:tc>
@@ -3860,40 +4660,16 @@
             <w:r>
               <w:rPr>
                 <w:rFonts w:ascii="Consolas" w:hAnsi="Consolas"/>
-                <w:color w:val="C0392B"/>
-                <w:sz w:val="17"/>
+                <w:color w:val="34495E"/>
+                <w:sz w:val="16"/>
               </w:rPr>
-              <w:t>gen_ai.workflow.active_agents</w:t>
+              <w:t>Count(Active agents in registry)</w:t>
             </w:r>
           </w:p>
         </w:tc>
         <w:tc>
           <w:tcPr>
-            <w:tcW w:type="dxa" w:w="3456"/>
-            <w:shd w:fill="FFFFFF"/>
-            <w:tcMar>
-              <w:top w:w="80" w:type="dxa"/>
-              <w:bottom w:w="80" w:type="dxa"/>
-              <w:left w:w="100" w:type="dxa"/>
-              <w:right w:w="100" w:type="dxa"/>
-            </w:tcMar>
-          </w:tcPr>
-          <w:p>
-            <w:pPr>
-              <w:jc w:val="left"/>
-            </w:pPr>
-            <w:r>
-              <w:rPr>
-                <w:color w:val="2C3E50"/>
-                <w:sz w:val="19"/>
-              </w:rPr>
-              <w:t>Number of agents running concurrently in active workflows</w:t>
-            </w:r>
-          </w:p>
-        </w:tc>
-        <w:tc>
-          <w:tcPr>
-            <w:tcW w:type="dxa" w:w="2016"/>
+            <w:tcW w:type="dxa" w:w="1584"/>
             <w:shd w:fill="FFFFFF"/>
             <w:tcMar>
               <w:top w:w="80" w:type="dxa"/>
@@ -3910,9 +4686,9 @@
               <w:rPr>
                 <w:b/>
                 <w:color w:val="196F3D"/>
-                <w:sz w:val="19"/>
+                <w:sz w:val="17"/>
               </w:rPr>
-              <w:t>Informational (Always Green)</w:t>
+              <w:t>Always Healthy</w:t>
             </w:r>
           </w:p>
         </w:tc>
@@ -3936,7 +4712,7 @@
             <w:r>
               <w:rPr>
                 <w:color w:val="2C3E50"/>
-                <w:sz w:val="19"/>
+                <w:sz w:val="17"/>
               </w:rPr>
               <w:t>Session &amp; Workflow</w:t>
             </w:r>
@@ -3944,7 +4720,7 @@
         </w:tc>
         <w:tc>
           <w:tcPr>
-            <w:tcW w:type="dxa" w:w="2016"/>
+            <w:tcW w:type="dxa" w:w="1872"/>
             <w:shd w:fill="F9FBFD"/>
             <w:tcMar>
               <w:top w:w="80" w:type="dxa"/>
@@ -3960,9 +4736,58 @@
             <w:r>
               <w:rPr>
                 <w:color w:val="2C3E50"/>
-                <w:sz w:val="19"/>
+                <w:sz w:val="17"/>
               </w:rPr>
               <w:t>Memory Size</w:t>
+            </w:r>
+          </w:p>
+        </w:tc>
+        <w:tc>
+          <w:tcPr>
+            <w:tcW w:type="dxa" w:w="2880"/>
+            <w:shd w:fill="F9FBFD"/>
+            <w:tcMar>
+              <w:top w:w="80" w:type="dxa"/>
+              <w:bottom w:w="80" w:type="dxa"/>
+              <w:left w:w="100" w:type="dxa"/>
+              <w:right w:w="100" w:type="dxa"/>
+            </w:tcMar>
+          </w:tcPr>
+          <w:p>
+            <w:pPr>
+              <w:jc w:val="left"/>
+            </w:pPr>
+            <w:r>
+              <w:rPr>
+                <w:rFonts w:ascii="Consolas" w:hAnsi="Consolas"/>
+                <w:color w:val="C0392B"/>
+                <w:sz w:val="16"/>
+              </w:rPr>
+              <w:t>gen_ai.workflow.memory.usage</w:t>
+            </w:r>
+          </w:p>
+        </w:tc>
+        <w:tc>
+          <w:tcPr>
+            <w:tcW w:type="dxa" w:w="3168"/>
+            <w:shd w:fill="F9FBFD"/>
+            <w:tcMar>
+              <w:top w:w="80" w:type="dxa"/>
+              <w:bottom w:w="80" w:type="dxa"/>
+              <w:left w:w="100" w:type="dxa"/>
+              <w:right w:w="100" w:type="dxa"/>
+            </w:tcMar>
+          </w:tcPr>
+          <w:p>
+            <w:pPr>
+              <w:jc w:val="left"/>
+            </w:pPr>
+            <w:r>
+              <w:rPr>
+                <w:color w:val="2C3E50"/>
+                <w:sz w:val="17"/>
+              </w:rPr>
+              <w:t>Accumulated state memory usage of active session context</w:t>
             </w:r>
           </w:p>
         </w:tc>
@@ -3984,40 +4809,16 @@
             <w:r>
               <w:rPr>
                 <w:rFonts w:ascii="Consolas" w:hAnsi="Consolas"/>
-                <w:color w:val="C0392B"/>
-                <w:sz w:val="17"/>
+                <w:color w:val="34495E"/>
+                <w:sz w:val="16"/>
               </w:rPr>
-              <w:t>gen_ai.workflow.memory.usage</w:t>
+              <w:t>Sum(Character length of context string)</w:t>
             </w:r>
           </w:p>
         </w:tc>
         <w:tc>
           <w:tcPr>
-            <w:tcW w:type="dxa" w:w="3456"/>
-            <w:shd w:fill="F9FBFD"/>
-            <w:tcMar>
-              <w:top w:w="80" w:type="dxa"/>
-              <w:bottom w:w="80" w:type="dxa"/>
-              <w:left w:w="100" w:type="dxa"/>
-              <w:right w:w="100" w:type="dxa"/>
-            </w:tcMar>
-          </w:tcPr>
-          <w:p>
-            <w:pPr>
-              <w:jc w:val="left"/>
-            </w:pPr>
-            <w:r>
-              <w:rPr>
-                <w:color w:val="2C3E50"/>
-                <w:sz w:val="19"/>
-              </w:rPr>
-              <w:t>Accumulated state memory usage of active session context</w:t>
-            </w:r>
-          </w:p>
-        </w:tc>
-        <w:tc>
-          <w:tcPr>
-            <w:tcW w:type="dxa" w:w="2016"/>
+            <w:tcW w:type="dxa" w:w="1584"/>
             <w:shd w:fill="F9FBFD"/>
             <w:tcMar>
               <w:top w:w="80" w:type="dxa"/>
@@ -4034,7 +4835,7 @@
               <w:rPr>
                 <w:b/>
                 <w:color w:val="196F3D"/>
-                <w:sz w:val="19"/>
+                <w:sz w:val="17"/>
               </w:rPr>
               <w:t>&lt; 250000 chars</w:t>
             </w:r>
@@ -4060,7 +4861,7 @@
             <w:r>
               <w:rPr>
                 <w:color w:val="2C3E50"/>
-                <w:sz w:val="19"/>
+                <w:sz w:val="17"/>
               </w:rPr>
               <w:t>Session &amp; Workflow</w:t>
             </w:r>
@@ -4068,7 +4869,7 @@
         </w:tc>
         <w:tc>
           <w:tcPr>
-            <w:tcW w:type="dxa" w:w="2016"/>
+            <w:tcW w:type="dxa" w:w="1872"/>
             <w:shd w:fill="FFFFFF"/>
             <w:tcMar>
               <w:top w:w="80" w:type="dxa"/>
@@ -4084,9 +4885,58 @@
             <w:r>
               <w:rPr>
                 <w:color w:val="2C3E50"/>
-                <w:sz w:val="19"/>
+                <w:sz w:val="17"/>
               </w:rPr>
               <w:t>Context Tokens</w:t>
+            </w:r>
+          </w:p>
+        </w:tc>
+        <w:tc>
+          <w:tcPr>
+            <w:tcW w:type="dxa" w:w="2880"/>
+            <w:shd w:fill="FFFFFF"/>
+            <w:tcMar>
+              <w:top w:w="80" w:type="dxa"/>
+              <w:bottom w:w="80" w:type="dxa"/>
+              <w:left w:w="100" w:type="dxa"/>
+              <w:right w:w="100" w:type="dxa"/>
+            </w:tcMar>
+          </w:tcPr>
+          <w:p>
+            <w:pPr>
+              <w:jc w:val="left"/>
+            </w:pPr>
+            <w:r>
+              <w:rPr>
+                <w:rFonts w:ascii="Consolas" w:hAnsi="Consolas"/>
+                <w:color w:val="C0392B"/>
+                <w:sz w:val="16"/>
+              </w:rPr>
+              <w:t>gen_ai.workflow.tokens.active</w:t>
+            </w:r>
+          </w:p>
+        </w:tc>
+        <w:tc>
+          <w:tcPr>
+            <w:tcW w:type="dxa" w:w="3168"/>
+            <w:shd w:fill="FFFFFF"/>
+            <w:tcMar>
+              <w:top w:w="80" w:type="dxa"/>
+              <w:bottom w:w="80" w:type="dxa"/>
+              <w:left w:w="100" w:type="dxa"/>
+              <w:right w:w="100" w:type="dxa"/>
+            </w:tcMar>
+          </w:tcPr>
+          <w:p>
+            <w:pPr>
+              <w:jc w:val="left"/>
+            </w:pPr>
+            <w:r>
+              <w:rPr>
+                <w:color w:val="2C3E50"/>
+                <w:sz w:val="17"/>
+              </w:rPr>
+              <w:t>Total active tokens retained in conversation session window</w:t>
             </w:r>
           </w:p>
         </w:tc>
@@ -4108,40 +4958,16 @@
             <w:r>
               <w:rPr>
                 <w:rFonts w:ascii="Consolas" w:hAnsi="Consolas"/>
-                <w:color w:val="C0392B"/>
-                <w:sz w:val="17"/>
+                <w:color w:val="34495E"/>
+                <w:sz w:val="16"/>
               </w:rPr>
-              <w:t>gen_ai.workflow.tokens.active</w:t>
+              <w:t>Sum(Tokens in conversation context window)</w:t>
             </w:r>
           </w:p>
         </w:tc>
         <w:tc>
           <w:tcPr>
-            <w:tcW w:type="dxa" w:w="3456"/>
-            <w:shd w:fill="FFFFFF"/>
-            <w:tcMar>
-              <w:top w:w="80" w:type="dxa"/>
-              <w:bottom w:w="80" w:type="dxa"/>
-              <w:left w:w="100" w:type="dxa"/>
-              <w:right w:w="100" w:type="dxa"/>
-            </w:tcMar>
-          </w:tcPr>
-          <w:p>
-            <w:pPr>
-              <w:jc w:val="left"/>
-            </w:pPr>
-            <w:r>
-              <w:rPr>
-                <w:color w:val="2C3E50"/>
-                <w:sz w:val="19"/>
-              </w:rPr>
-              <w:t>Total active tokens retained in conversation session window</w:t>
-            </w:r>
-          </w:p>
-        </w:tc>
-        <w:tc>
-          <w:tcPr>
-            <w:tcW w:type="dxa" w:w="2016"/>
+            <w:tcW w:type="dxa" w:w="1584"/>
             <w:shd w:fill="FFFFFF"/>
             <w:tcMar>
               <w:top w:w="80" w:type="dxa"/>
@@ -4158,7 +4984,7 @@
               <w:rPr>
                 <w:b/>
                 <w:color w:val="196F3D"/>
-                <w:sz w:val="19"/>
+                <w:sz w:val="17"/>
               </w:rPr>
               <w:t>&lt; 10000 tokens</w:t>
             </w:r>
@@ -4184,7 +5010,7 @@
             <w:r>
               <w:rPr>
                 <w:color w:val="2C3E50"/>
-                <w:sz w:val="19"/>
+                <w:sz w:val="17"/>
               </w:rPr>
               <w:t>Session &amp; Workflow</w:t>
             </w:r>
@@ -4192,7 +5018,7 @@
         </w:tc>
         <w:tc>
           <w:tcPr>
-            <w:tcW w:type="dxa" w:w="2016"/>
+            <w:tcW w:type="dxa" w:w="1872"/>
             <w:shd w:fill="F9FBFD"/>
             <w:tcMar>
               <w:top w:w="80" w:type="dxa"/>
@@ -4208,9 +5034,58 @@
             <w:r>
               <w:rPr>
                 <w:color w:val="2C3E50"/>
-                <w:sz w:val="19"/>
+                <w:sz w:val="17"/>
               </w:rPr>
               <w:t>Turns Count</w:t>
+            </w:r>
+          </w:p>
+        </w:tc>
+        <w:tc>
+          <w:tcPr>
+            <w:tcW w:type="dxa" w:w="2880"/>
+            <w:shd w:fill="F9FBFD"/>
+            <w:tcMar>
+              <w:top w:w="80" w:type="dxa"/>
+              <w:bottom w:w="80" w:type="dxa"/>
+              <w:left w:w="100" w:type="dxa"/>
+              <w:right w:w="100" w:type="dxa"/>
+            </w:tcMar>
+          </w:tcPr>
+          <w:p>
+            <w:pPr>
+              <w:jc w:val="left"/>
+            </w:pPr>
+            <w:r>
+              <w:rPr>
+                <w:rFonts w:ascii="Consolas" w:hAnsi="Consolas"/>
+                <w:color w:val="C0392B"/>
+                <w:sz w:val="16"/>
+              </w:rPr>
+              <w:t>gen_ai.workflow.turns.count</w:t>
+            </w:r>
+          </w:p>
+        </w:tc>
+        <w:tc>
+          <w:tcPr>
+            <w:tcW w:type="dxa" w:w="3168"/>
+            <w:shd w:fill="F9FBFD"/>
+            <w:tcMar>
+              <w:top w:w="80" w:type="dxa"/>
+              <w:bottom w:w="80" w:type="dxa"/>
+              <w:left w:w="100" w:type="dxa"/>
+              <w:right w:w="100" w:type="dxa"/>
+            </w:tcMar>
+          </w:tcPr>
+          <w:p>
+            <w:pPr>
+              <w:jc w:val="left"/>
+            </w:pPr>
+            <w:r>
+              <w:rPr>
+                <w:color w:val="2C3E50"/>
+                <w:sz w:val="17"/>
+              </w:rPr>
+              <w:t>Turns required to complete session execution</w:t>
             </w:r>
           </w:p>
         </w:tc>
@@ -4232,40 +5107,16 @@
             <w:r>
               <w:rPr>
                 <w:rFonts w:ascii="Consolas" w:hAnsi="Consolas"/>
-                <w:color w:val="C0392B"/>
-                <w:sz w:val="17"/>
+                <w:color w:val="34495E"/>
+                <w:sz w:val="16"/>
               </w:rPr>
-              <w:t>gen_ai.workflow.turns.count</w:t>
+              <w:t>Count(Turn cycles taken)</w:t>
             </w:r>
           </w:p>
         </w:tc>
         <w:tc>
           <w:tcPr>
-            <w:tcW w:type="dxa" w:w="3456"/>
-            <w:shd w:fill="F9FBFD"/>
-            <w:tcMar>
-              <w:top w:w="80" w:type="dxa"/>
-              <w:bottom w:w="80" w:type="dxa"/>
-              <w:left w:w="100" w:type="dxa"/>
-              <w:right w:w="100" w:type="dxa"/>
-            </w:tcMar>
-          </w:tcPr>
-          <w:p>
-            <w:pPr>
-              <w:jc w:val="left"/>
-            </w:pPr>
-            <w:r>
-              <w:rPr>
-                <w:color w:val="2C3E50"/>
-                <w:sz w:val="19"/>
-              </w:rPr>
-              <w:t>Turns required to complete session execution</w:t>
-            </w:r>
-          </w:p>
-        </w:tc>
-        <w:tc>
-          <w:tcPr>
-            <w:tcW w:type="dxa" w:w="2016"/>
+            <w:tcW w:type="dxa" w:w="1584"/>
             <w:shd w:fill="F9FBFD"/>
             <w:tcMar>
               <w:top w:w="80" w:type="dxa"/>
@@ -4282,7 +5133,7 @@
               <w:rPr>
                 <w:b/>
                 <w:color w:val="196F3D"/>
-                <w:sz w:val="19"/>
+                <w:sz w:val="17"/>
               </w:rPr>
               <w:t>&lt; 15 turns</w:t>
             </w:r>
@@ -4308,7 +5159,7 @@
             <w:r>
               <w:rPr>
                 <w:color w:val="2C3E50"/>
-                <w:sz w:val="19"/>
+                <w:sz w:val="17"/>
               </w:rPr>
               <w:t>Session &amp; Workflow</w:t>
             </w:r>
@@ -4316,7 +5167,7 @@
         </w:tc>
         <w:tc>
           <w:tcPr>
-            <w:tcW w:type="dxa" w:w="2016"/>
+            <w:tcW w:type="dxa" w:w="1872"/>
             <w:shd w:fill="FFFFFF"/>
             <w:tcMar>
               <w:top w:w="80" w:type="dxa"/>
@@ -4332,9 +5183,58 @@
             <w:r>
               <w:rPr>
                 <w:color w:val="2C3E50"/>
-                <w:sz w:val="19"/>
+                <w:sz w:val="17"/>
               </w:rPr>
               <w:t>Successes</w:t>
+            </w:r>
+          </w:p>
+        </w:tc>
+        <w:tc>
+          <w:tcPr>
+            <w:tcW w:type="dxa" w:w="2880"/>
+            <w:shd w:fill="FFFFFF"/>
+            <w:tcMar>
+              <w:top w:w="80" w:type="dxa"/>
+              <w:bottom w:w="80" w:type="dxa"/>
+              <w:left w:w="100" w:type="dxa"/>
+              <w:right w:w="100" w:type="dxa"/>
+            </w:tcMar>
+          </w:tcPr>
+          <w:p>
+            <w:pPr>
+              <w:jc w:val="left"/>
+            </w:pPr>
+            <w:r>
+              <w:rPr>
+                <w:rFonts w:ascii="Consolas" w:hAnsi="Consolas"/>
+                <w:color w:val="C0392B"/>
+                <w:sz w:val="16"/>
+              </w:rPr>
+              <w:t>gen_ai.workflow.success.count</w:t>
+            </w:r>
+          </w:p>
+        </w:tc>
+        <w:tc>
+          <w:tcPr>
+            <w:tcW w:type="dxa" w:w="3168"/>
+            <w:shd w:fill="FFFFFF"/>
+            <w:tcMar>
+              <w:top w:w="80" w:type="dxa"/>
+              <w:bottom w:w="80" w:type="dxa"/>
+              <w:left w:w="100" w:type="dxa"/>
+              <w:right w:w="100" w:type="dxa"/>
+            </w:tcMar>
+          </w:tcPr>
+          <w:p>
+            <w:pPr>
+              <w:jc w:val="left"/>
+            </w:pPr>
+            <w:r>
+              <w:rPr>
+                <w:color w:val="2C3E50"/>
+                <w:sz w:val="17"/>
+              </w:rPr>
+              <w:t>Successfully completed workflow runs count</w:t>
             </w:r>
           </w:p>
         </w:tc>
@@ -4356,40 +5256,16 @@
             <w:r>
               <w:rPr>
                 <w:rFonts w:ascii="Consolas" w:hAnsi="Consolas"/>
-                <w:color w:val="C0392B"/>
-                <w:sz w:val="17"/>
+                <w:color w:val="34495E"/>
+                <w:sz w:val="16"/>
               </w:rPr>
-              <w:t>gen_ai.workflow.success.count</w:t>
+              <w:t>Count(Resolved sessions)</w:t>
             </w:r>
           </w:p>
         </w:tc>
         <w:tc>
           <w:tcPr>
-            <w:tcW w:type="dxa" w:w="3456"/>
-            <w:shd w:fill="FFFFFF"/>
-            <w:tcMar>
-              <w:top w:w="80" w:type="dxa"/>
-              <w:bottom w:w="80" w:type="dxa"/>
-              <w:left w:w="100" w:type="dxa"/>
-              <w:right w:w="100" w:type="dxa"/>
-            </w:tcMar>
-          </w:tcPr>
-          <w:p>
-            <w:pPr>
-              <w:jc w:val="left"/>
-            </w:pPr>
-            <w:r>
-              <w:rPr>
-                <w:color w:val="2C3E50"/>
-                <w:sz w:val="19"/>
-              </w:rPr>
-              <w:t>Successfully completed workflow runs count</w:t>
-            </w:r>
-          </w:p>
-        </w:tc>
-        <w:tc>
-          <w:tcPr>
-            <w:tcW w:type="dxa" w:w="2016"/>
+            <w:tcW w:type="dxa" w:w="1584"/>
             <w:shd w:fill="FFFFFF"/>
             <w:tcMar>
               <w:top w:w="80" w:type="dxa"/>
@@ -4406,9 +5282,9 @@
               <w:rPr>
                 <w:b/>
                 <w:color w:val="196F3D"/>
-                <w:sz w:val="19"/>
+                <w:sz w:val="17"/>
               </w:rPr>
-              <w:t>Informational (Always Green)</w:t>
+              <w:t>Always Healthy</w:t>
             </w:r>
           </w:p>
         </w:tc>
@@ -4432,7 +5308,7 @@
             <w:r>
               <w:rPr>
                 <w:color w:val="2C3E50"/>
-                <w:sz w:val="19"/>
+                <w:sz w:val="17"/>
               </w:rPr>
               <w:t>Session &amp; Workflow</w:t>
             </w:r>
@@ -4440,7 +5316,7 @@
         </w:tc>
         <w:tc>
           <w:tcPr>
-            <w:tcW w:type="dxa" w:w="2016"/>
+            <w:tcW w:type="dxa" w:w="1872"/>
             <w:shd w:fill="F9FBFD"/>
             <w:tcMar>
               <w:top w:w="80" w:type="dxa"/>
@@ -4456,9 +5332,58 @@
             <w:r>
               <w:rPr>
                 <w:color w:val="2C3E50"/>
-                <w:sz w:val="19"/>
+                <w:sz w:val="17"/>
               </w:rPr>
               <w:t>Failures</w:t>
+            </w:r>
+          </w:p>
+        </w:tc>
+        <w:tc>
+          <w:tcPr>
+            <w:tcW w:type="dxa" w:w="2880"/>
+            <w:shd w:fill="F9FBFD"/>
+            <w:tcMar>
+              <w:top w:w="80" w:type="dxa"/>
+              <w:bottom w:w="80" w:type="dxa"/>
+              <w:left w:w="100" w:type="dxa"/>
+              <w:right w:w="100" w:type="dxa"/>
+            </w:tcMar>
+          </w:tcPr>
+          <w:p>
+            <w:pPr>
+              <w:jc w:val="left"/>
+            </w:pPr>
+            <w:r>
+              <w:rPr>
+                <w:rFonts w:ascii="Consolas" w:hAnsi="Consolas"/>
+                <w:color w:val="C0392B"/>
+                <w:sz w:val="16"/>
+              </w:rPr>
+              <w:t>gen_ai.workflow.errors.count</w:t>
+            </w:r>
+          </w:p>
+        </w:tc>
+        <w:tc>
+          <w:tcPr>
+            <w:tcW w:type="dxa" w:w="3168"/>
+            <w:shd w:fill="F9FBFD"/>
+            <w:tcMar>
+              <w:top w:w="80" w:type="dxa"/>
+              <w:bottom w:w="80" w:type="dxa"/>
+              <w:left w:w="100" w:type="dxa"/>
+              <w:right w:w="100" w:type="dxa"/>
+            </w:tcMar>
+          </w:tcPr>
+          <w:p>
+            <w:pPr>
+              <w:jc w:val="left"/>
+            </w:pPr>
+            <w:r>
+              <w:rPr>
+                <w:color w:val="2C3E50"/>
+                <w:sz w:val="17"/>
+              </w:rPr>
+              <w:t>Workflow runs terminated with unhandled exceptions</w:t>
             </w:r>
           </w:p>
         </w:tc>
@@ -4480,40 +5405,16 @@
             <w:r>
               <w:rPr>
                 <w:rFonts w:ascii="Consolas" w:hAnsi="Consolas"/>
-                <w:color w:val="C0392B"/>
-                <w:sz w:val="17"/>
+                <w:color w:val="34495E"/>
+                <w:sz w:val="16"/>
               </w:rPr>
-              <w:t>gen_ai.workflow.errors.count</w:t>
+              <w:t>Count(Failed sessions)</w:t>
             </w:r>
           </w:p>
         </w:tc>
         <w:tc>
           <w:tcPr>
-            <w:tcW w:type="dxa" w:w="3456"/>
-            <w:shd w:fill="F9FBFD"/>
-            <w:tcMar>
-              <w:top w:w="80" w:type="dxa"/>
-              <w:bottom w:w="80" w:type="dxa"/>
-              <w:left w:w="100" w:type="dxa"/>
-              <w:right w:w="100" w:type="dxa"/>
-            </w:tcMar>
-          </w:tcPr>
-          <w:p>
-            <w:pPr>
-              <w:jc w:val="left"/>
-            </w:pPr>
-            <w:r>
-              <w:rPr>
-                <w:color w:val="2C3E50"/>
-                <w:sz w:val="19"/>
-              </w:rPr>
-              <w:t>Workflow runs terminated with unhandled exceptions</w:t>
-            </w:r>
-          </w:p>
-        </w:tc>
-        <w:tc>
-          <w:tcPr>
-            <w:tcW w:type="dxa" w:w="2016"/>
+            <w:tcW w:type="dxa" w:w="1584"/>
             <w:shd w:fill="F9FBFD"/>
             <w:tcMar>
               <w:top w:w="80" w:type="dxa"/>
@@ -4530,7 +5431,7 @@
               <w:rPr>
                 <w:b/>
                 <w:color w:val="27AE60"/>
-                <w:sz w:val="19"/>
+                <w:sz w:val="17"/>
               </w:rPr>
               <w:t>== 0 errors</w:t>
             </w:r>
@@ -4556,7 +5457,7 @@
             <w:r>
               <w:rPr>
                 <w:color w:val="2C3E50"/>
-                <w:sz w:val="19"/>
+                <w:sz w:val="17"/>
               </w:rPr>
               <w:t>Session &amp; Workflow</w:t>
             </w:r>
@@ -4564,7 +5465,7 @@
         </w:tc>
         <w:tc>
           <w:tcPr>
-            <w:tcW w:type="dxa" w:w="2016"/>
+            <w:tcW w:type="dxa" w:w="1872"/>
             <w:shd w:fill="FFFFFF"/>
             <w:tcMar>
               <w:top w:w="80" w:type="dxa"/>
@@ -4580,9 +5481,58 @@
             <w:r>
               <w:rPr>
                 <w:color w:val="2C3E50"/>
-                <w:sz w:val="19"/>
+                <w:sz w:val="17"/>
               </w:rPr>
               <w:t>Queue Delay</w:t>
+            </w:r>
+          </w:p>
+        </w:tc>
+        <w:tc>
+          <w:tcPr>
+            <w:tcW w:type="dxa" w:w="2880"/>
+            <w:shd w:fill="FFFFFF"/>
+            <w:tcMar>
+              <w:top w:w="80" w:type="dxa"/>
+              <w:bottom w:w="80" w:type="dxa"/>
+              <w:left w:w="100" w:type="dxa"/>
+              <w:right w:w="100" w:type="dxa"/>
+            </w:tcMar>
+          </w:tcPr>
+          <w:p>
+            <w:pPr>
+              <w:jc w:val="left"/>
+            </w:pPr>
+            <w:r>
+              <w:rPr>
+                <w:rFonts w:ascii="Consolas" w:hAnsi="Consolas"/>
+                <w:color w:val="C0392B"/>
+                <w:sz w:val="16"/>
+              </w:rPr>
+              <w:t>gen_ai.workflow.queue.delay</w:t>
+            </w:r>
+          </w:p>
+        </w:tc>
+        <w:tc>
+          <w:tcPr>
+            <w:tcW w:type="dxa" w:w="3168"/>
+            <w:shd w:fill="FFFFFF"/>
+            <w:tcMar>
+              <w:top w:w="80" w:type="dxa"/>
+              <w:bottom w:w="80" w:type="dxa"/>
+              <w:left w:w="100" w:type="dxa"/>
+              <w:right w:w="100" w:type="dxa"/>
+            </w:tcMar>
+          </w:tcPr>
+          <w:p>
+            <w:pPr>
+              <w:jc w:val="left"/>
+            </w:pPr>
+            <w:r>
+              <w:rPr>
+                <w:color w:val="2C3E50"/>
+                <w:sz w:val="17"/>
+              </w:rPr>
+              <w:t>Average wait time of requests in dispatcher queues</w:t>
             </w:r>
           </w:p>
         </w:tc>
@@ -4604,40 +5554,16 @@
             <w:r>
               <w:rPr>
                 <w:rFonts w:ascii="Consolas" w:hAnsi="Consolas"/>
-                <w:color w:val="C0392B"/>
-                <w:sz w:val="17"/>
+                <w:color w:val="34495E"/>
+                <w:sz w:val="16"/>
               </w:rPr>
-              <w:t>gen_ai.workflow.queue.delay</w:t>
+              <w:t>Sum(Execute Time - Queue Time) / Count(Runs)</w:t>
             </w:r>
           </w:p>
         </w:tc>
         <w:tc>
           <w:tcPr>
-            <w:tcW w:type="dxa" w:w="3456"/>
-            <w:shd w:fill="FFFFFF"/>
-            <w:tcMar>
-              <w:top w:w="80" w:type="dxa"/>
-              <w:bottom w:w="80" w:type="dxa"/>
-              <w:left w:w="100" w:type="dxa"/>
-              <w:right w:w="100" w:type="dxa"/>
-            </w:tcMar>
-          </w:tcPr>
-          <w:p>
-            <w:pPr>
-              <w:jc w:val="left"/>
-            </w:pPr>
-            <w:r>
-              <w:rPr>
-                <w:color w:val="2C3E50"/>
-                <w:sz w:val="19"/>
-              </w:rPr>
-              <w:t>Average wait time of requests in dispatcher queues</w:t>
-            </w:r>
-          </w:p>
-        </w:tc>
-        <w:tc>
-          <w:tcPr>
-            <w:tcW w:type="dxa" w:w="2016"/>
+            <w:tcW w:type="dxa" w:w="1584"/>
             <w:shd w:fill="FFFFFF"/>
             <w:tcMar>
               <w:top w:w="80" w:type="dxa"/>
@@ -4654,7 +5580,7 @@
               <w:rPr>
                 <w:b/>
                 <w:color w:val="196F3D"/>
-                <w:sz w:val="19"/>
+                <w:sz w:val="17"/>
               </w:rPr>
               <w:t>&lt; 50.0 ms</w:t>
             </w:r>
@@ -4680,7 +5606,7 @@
             <w:r>
               <w:rPr>
                 <w:color w:val="2C3E50"/>
-                <w:sz w:val="19"/>
+                <w:sz w:val="17"/>
               </w:rPr>
               <w:t>Session &amp; Workflow</w:t>
             </w:r>
@@ -4688,7 +5614,7 @@
         </w:tc>
         <w:tc>
           <w:tcPr>
-            <w:tcW w:type="dxa" w:w="2016"/>
+            <w:tcW w:type="dxa" w:w="1872"/>
             <w:shd w:fill="F9FBFD"/>
             <w:tcMar>
               <w:top w:w="80" w:type="dxa"/>
@@ -4704,9 +5630,58 @@
             <w:r>
               <w:rPr>
                 <w:color w:val="2C3E50"/>
-                <w:sz w:val="19"/>
+                <w:sz w:val="17"/>
               </w:rPr>
               <w:t>Handoff Depth</w:t>
+            </w:r>
+          </w:p>
+        </w:tc>
+        <w:tc>
+          <w:tcPr>
+            <w:tcW w:type="dxa" w:w="2880"/>
+            <w:shd w:fill="F9FBFD"/>
+            <w:tcMar>
+              <w:top w:w="80" w:type="dxa"/>
+              <w:bottom w:w="80" w:type="dxa"/>
+              <w:left w:w="100" w:type="dxa"/>
+              <w:right w:w="100" w:type="dxa"/>
+            </w:tcMar>
+          </w:tcPr>
+          <w:p>
+            <w:pPr>
+              <w:jc w:val="left"/>
+            </w:pPr>
+            <w:r>
+              <w:rPr>
+                <w:rFonts w:ascii="Consolas" w:hAnsi="Consolas"/>
+                <w:color w:val="C0392B"/>
+                <w:sz w:val="16"/>
+              </w:rPr>
+              <w:t>gen_ai.workflow.handoff.depth</w:t>
+            </w:r>
+          </w:p>
+        </w:tc>
+        <w:tc>
+          <w:tcPr>
+            <w:tcW w:type="dxa" w:w="3168"/>
+            <w:shd w:fill="F9FBFD"/>
+            <w:tcMar>
+              <w:top w:w="80" w:type="dxa"/>
+              <w:bottom w:w="80" w:type="dxa"/>
+              <w:left w:w="100" w:type="dxa"/>
+              <w:right w:w="100" w:type="dxa"/>
+            </w:tcMar>
+          </w:tcPr>
+          <w:p>
+            <w:pPr>
+              <w:jc w:val="left"/>
+            </w:pPr>
+            <w:r>
+              <w:rPr>
+                <w:color w:val="2C3E50"/>
+                <w:sz w:val="17"/>
+              </w:rPr>
+              <w:t>Maximum depth of delegation routes during workflow</w:t>
             </w:r>
           </w:p>
         </w:tc>
@@ -4728,40 +5703,16 @@
             <w:r>
               <w:rPr>
                 <w:rFonts w:ascii="Consolas" w:hAnsi="Consolas"/>
-                <w:color w:val="C0392B"/>
-                <w:sz w:val="17"/>
+                <w:color w:val="34495E"/>
+                <w:sz w:val="16"/>
               </w:rPr>
-              <w:t>gen_ai.workflow.handoff.depth</w:t>
+              <w:t>Max(Length of agent transfer chain)</w:t>
             </w:r>
           </w:p>
         </w:tc>
         <w:tc>
           <w:tcPr>
-            <w:tcW w:type="dxa" w:w="3456"/>
-            <w:shd w:fill="F9FBFD"/>
-            <w:tcMar>
-              <w:top w:w="80" w:type="dxa"/>
-              <w:bottom w:w="80" w:type="dxa"/>
-              <w:left w:w="100" w:type="dxa"/>
-              <w:right w:w="100" w:type="dxa"/>
-            </w:tcMar>
-          </w:tcPr>
-          <w:p>
-            <w:pPr>
-              <w:jc w:val="left"/>
-            </w:pPr>
-            <w:r>
-              <w:rPr>
-                <w:color w:val="2C3E50"/>
-                <w:sz w:val="19"/>
-              </w:rPr>
-              <w:t>Maximum depth of delegation routes during workflow</w:t>
-            </w:r>
-          </w:p>
-        </w:tc>
-        <w:tc>
-          <w:tcPr>
-            <w:tcW w:type="dxa" w:w="2016"/>
+            <w:tcW w:type="dxa" w:w="1584"/>
             <w:shd w:fill="F9FBFD"/>
             <w:tcMar>
               <w:top w:w="80" w:type="dxa"/>
@@ -4778,7 +5729,7 @@
               <w:rPr>
                 <w:b/>
                 <w:color w:val="196F3D"/>
-                <w:sz w:val="19"/>
+                <w:sz w:val="17"/>
               </w:rPr>
               <w:t>&lt;= 4.0 depth</w:t>
             </w:r>
@@ -4804,7 +5755,7 @@
             <w:r>
               <w:rPr>
                 <w:color w:val="2C3E50"/>
-                <w:sz w:val="19"/>
+                <w:sz w:val="17"/>
               </w:rPr>
               <w:t>Session &amp; Workflow</w:t>
             </w:r>
@@ -4812,7 +5763,7 @@
         </w:tc>
         <w:tc>
           <w:tcPr>
-            <w:tcW w:type="dxa" w:w="2016"/>
+            <w:tcW w:type="dxa" w:w="1872"/>
             <w:shd w:fill="FFFFFF"/>
             <w:tcMar>
               <w:top w:w="80" w:type="dxa"/>
@@ -4828,9 +5779,58 @@
             <w:r>
               <w:rPr>
                 <w:color w:val="2C3E50"/>
-                <w:sz w:val="19"/>
+                <w:sz w:val="17"/>
               </w:rPr>
               <w:t>Concurrency Limit</w:t>
+            </w:r>
+          </w:p>
+        </w:tc>
+        <w:tc>
+          <w:tcPr>
+            <w:tcW w:type="dxa" w:w="2880"/>
+            <w:shd w:fill="FFFFFF"/>
+            <w:tcMar>
+              <w:top w:w="80" w:type="dxa"/>
+              <w:bottom w:w="80" w:type="dxa"/>
+              <w:left w:w="100" w:type="dxa"/>
+              <w:right w:w="100" w:type="dxa"/>
+            </w:tcMar>
+          </w:tcPr>
+          <w:p>
+            <w:pPr>
+              <w:jc w:val="left"/>
+            </w:pPr>
+            <w:r>
+              <w:rPr>
+                <w:rFonts w:ascii="Consolas" w:hAnsi="Consolas"/>
+                <w:color w:val="C0392B"/>
+                <w:sz w:val="16"/>
+              </w:rPr>
+              <w:t>gen_ai.workflow.concurrency.limit</w:t>
+            </w:r>
+          </w:p>
+        </w:tc>
+        <w:tc>
+          <w:tcPr>
+            <w:tcW w:type="dxa" w:w="3168"/>
+            <w:shd w:fill="FFFFFF"/>
+            <w:tcMar>
+              <w:top w:w="80" w:type="dxa"/>
+              <w:bottom w:w="80" w:type="dxa"/>
+              <w:left w:w="100" w:type="dxa"/>
+              <w:right w:w="100" w:type="dxa"/>
+            </w:tcMar>
+          </w:tcPr>
+          <w:p>
+            <w:pPr>
+              <w:jc w:val="left"/>
+            </w:pPr>
+            <w:r>
+              <w:rPr>
+                <w:color w:val="2C3E50"/>
+                <w:sz w:val="17"/>
+              </w:rPr>
+              <w:t>Maximum session concurrency execution limit in registry</w:t>
             </w:r>
           </w:p>
         </w:tc>
@@ -4852,40 +5852,16 @@
             <w:r>
               <w:rPr>
                 <w:rFonts w:ascii="Consolas" w:hAnsi="Consolas"/>
-                <w:color w:val="C0392B"/>
-                <w:sz w:val="17"/>
+                <w:color w:val="34495E"/>
+                <w:sz w:val="16"/>
               </w:rPr>
-              <w:t>gen_ai.workflow.concurrency.limit</w:t>
+              <w:t>Max(Configured parallel sessions)</w:t>
             </w:r>
           </w:p>
         </w:tc>
         <w:tc>
           <w:tcPr>
-            <w:tcW w:type="dxa" w:w="3456"/>
-            <w:shd w:fill="FFFFFF"/>
-            <w:tcMar>
-              <w:top w:w="80" w:type="dxa"/>
-              <w:bottom w:w="80" w:type="dxa"/>
-              <w:left w:w="100" w:type="dxa"/>
-              <w:right w:w="100" w:type="dxa"/>
-            </w:tcMar>
-          </w:tcPr>
-          <w:p>
-            <w:pPr>
-              <w:jc w:val="left"/>
-            </w:pPr>
-            <w:r>
-              <w:rPr>
-                <w:color w:val="2C3E50"/>
-                <w:sz w:val="19"/>
-              </w:rPr>
-              <w:t>Maximum session concurrency execution limit in registry</w:t>
-            </w:r>
-          </w:p>
-        </w:tc>
-        <w:tc>
-          <w:tcPr>
-            <w:tcW w:type="dxa" w:w="2016"/>
+            <w:tcW w:type="dxa" w:w="1584"/>
             <w:shd w:fill="FFFFFF"/>
             <w:tcMar>
               <w:top w:w="80" w:type="dxa"/>
@@ -4902,9 +5878,9 @@
               <w:rPr>
                 <w:b/>
                 <w:color w:val="196F3D"/>
-                <w:sz w:val="19"/>
+                <w:sz w:val="17"/>
               </w:rPr>
-              <w:t>Informational (Always Green)</w:t>
+              <w:t>Always Healthy</w:t>
             </w:r>
           </w:p>
         </w:tc>
@@ -4928,7 +5904,7 @@
             <w:r>
               <w:rPr>
                 <w:color w:val="2C3E50"/>
-                <w:sz w:val="19"/>
+                <w:sz w:val="17"/>
               </w:rPr>
               <w:t>Model Engine</w:t>
             </w:r>
@@ -4936,7 +5912,7 @@
         </w:tc>
         <w:tc>
           <w:tcPr>
-            <w:tcW w:type="dxa" w:w="2016"/>
+            <w:tcW w:type="dxa" w:w="1872"/>
             <w:shd w:fill="F9FBFD"/>
             <w:tcMar>
               <w:top w:w="80" w:type="dxa"/>
@@ -4952,9 +5928,58 @@
             <w:r>
               <w:rPr>
                 <w:color w:val="2C3E50"/>
-                <w:sz w:val="19"/>
+                <w:sz w:val="17"/>
               </w:rPr>
               <w:t>Latency</w:t>
+            </w:r>
+          </w:p>
+        </w:tc>
+        <w:tc>
+          <w:tcPr>
+            <w:tcW w:type="dxa" w:w="2880"/>
+            <w:shd w:fill="F9FBFD"/>
+            <w:tcMar>
+              <w:top w:w="80" w:type="dxa"/>
+              <w:bottom w:w="80" w:type="dxa"/>
+              <w:left w:w="100" w:type="dxa"/>
+              <w:right w:w="100" w:type="dxa"/>
+            </w:tcMar>
+          </w:tcPr>
+          <w:p>
+            <w:pPr>
+              <w:jc w:val="left"/>
+            </w:pPr>
+            <w:r>
+              <w:rPr>
+                <w:rFonts w:ascii="Consolas" w:hAnsi="Consolas"/>
+                <w:color w:val="C0392B"/>
+                <w:sz w:val="16"/>
+              </w:rPr>
+              <w:t>gen_ai.model.response.latency</w:t>
+            </w:r>
+          </w:p>
+        </w:tc>
+        <w:tc>
+          <w:tcPr>
+            <w:tcW w:type="dxa" w:w="3168"/>
+            <w:shd w:fill="F9FBFD"/>
+            <w:tcMar>
+              <w:top w:w="80" w:type="dxa"/>
+              <w:bottom w:w="80" w:type="dxa"/>
+              <w:left w:w="100" w:type="dxa"/>
+              <w:right w:w="100" w:type="dxa"/>
+            </w:tcMar>
+          </w:tcPr>
+          <w:p>
+            <w:pPr>
+              <w:jc w:val="left"/>
+            </w:pPr>
+            <w:r>
+              <w:rPr>
+                <w:color w:val="2C3E50"/>
+                <w:sz w:val="17"/>
+              </w:rPr>
+              <w:t xml:space="preserve"> Gemini API response generation runtime in ms</w:t>
             </w:r>
           </w:p>
         </w:tc>
@@ -4976,40 +6001,16 @@
             <w:r>
               <w:rPr>
                 <w:rFonts w:ascii="Consolas" w:hAnsi="Consolas"/>
-                <w:color w:val="C0392B"/>
-                <w:sz w:val="17"/>
+                <w:color w:val="34495E"/>
+                <w:sz w:val="16"/>
               </w:rPr>
-              <w:t>gen_ai.model.response.latency</w:t>
+              <w:t>Sum(Gemini response latency) / Count(LLM calls)</w:t>
             </w:r>
           </w:p>
         </w:tc>
         <w:tc>
           <w:tcPr>
-            <w:tcW w:type="dxa" w:w="3456"/>
-            <w:shd w:fill="F9FBFD"/>
-            <w:tcMar>
-              <w:top w:w="80" w:type="dxa"/>
-              <w:bottom w:w="80" w:type="dxa"/>
-              <w:left w:w="100" w:type="dxa"/>
-              <w:right w:w="100" w:type="dxa"/>
-            </w:tcMar>
-          </w:tcPr>
-          <w:p>
-            <w:pPr>
-              <w:jc w:val="left"/>
-            </w:pPr>
-            <w:r>
-              <w:rPr>
-                <w:color w:val="2C3E50"/>
-                <w:sz w:val="19"/>
-              </w:rPr>
-              <w:t xml:space="preserve"> Gemini API response generation runtime in ms</w:t>
-            </w:r>
-          </w:p>
-        </w:tc>
-        <w:tc>
-          <w:tcPr>
-            <w:tcW w:type="dxa" w:w="2016"/>
+            <w:tcW w:type="dxa" w:w="1584"/>
             <w:shd w:fill="F9FBFD"/>
             <w:tcMar>
               <w:top w:w="80" w:type="dxa"/>
@@ -5026,7 +6027,7 @@
               <w:rPr>
                 <w:b/>
                 <w:color w:val="196F3D"/>
-                <w:sz w:val="19"/>
+                <w:sz w:val="17"/>
               </w:rPr>
               <w:t>&lt; 3000 ms</w:t>
             </w:r>
@@ -5052,7 +6053,7 @@
             <w:r>
               <w:rPr>
                 <w:color w:val="2C3E50"/>
-                <w:sz w:val="19"/>
+                <w:sz w:val="17"/>
               </w:rPr>
               <w:t>Model Engine</w:t>
             </w:r>
@@ -5060,7 +6061,7 @@
         </w:tc>
         <w:tc>
           <w:tcPr>
-            <w:tcW w:type="dxa" w:w="2016"/>
+            <w:tcW w:type="dxa" w:w="1872"/>
             <w:shd w:fill="FFFFFF"/>
             <w:tcMar>
               <w:top w:w="80" w:type="dxa"/>
@@ -5076,9 +6077,58 @@
             <w:r>
               <w:rPr>
                 <w:color w:val="2C3E50"/>
-                <w:sz w:val="19"/>
+                <w:sz w:val="17"/>
               </w:rPr>
               <w:t>Chunks Count</w:t>
+            </w:r>
+          </w:p>
+        </w:tc>
+        <w:tc>
+          <w:tcPr>
+            <w:tcW w:type="dxa" w:w="2880"/>
+            <w:shd w:fill="FFFFFF"/>
+            <w:tcMar>
+              <w:top w:w="80" w:type="dxa"/>
+              <w:bottom w:w="80" w:type="dxa"/>
+              <w:left w:w="100" w:type="dxa"/>
+              <w:right w:w="100" w:type="dxa"/>
+            </w:tcMar>
+          </w:tcPr>
+          <w:p>
+            <w:pPr>
+              <w:jc w:val="left"/>
+            </w:pPr>
+            <w:r>
+              <w:rPr>
+                <w:rFonts w:ascii="Consolas" w:hAnsi="Consolas"/>
+                <w:color w:val="C0392B"/>
+                <w:sz w:val="16"/>
+              </w:rPr>
+              <w:t>gen_ai.model.stream.chunk.count</w:t>
+            </w:r>
+          </w:p>
+        </w:tc>
+        <w:tc>
+          <w:tcPr>
+            <w:tcW w:type="dxa" w:w="3168"/>
+            <w:shd w:fill="FFFFFF"/>
+            <w:tcMar>
+              <w:top w:w="80" w:type="dxa"/>
+              <w:bottom w:w="80" w:type="dxa"/>
+              <w:left w:w="100" w:type="dxa"/>
+              <w:right w:w="100" w:type="dxa"/>
+            </w:tcMar>
+          </w:tcPr>
+          <w:p>
+            <w:pPr>
+              <w:jc w:val="left"/>
+            </w:pPr>
+            <w:r>
+              <w:rPr>
+                <w:color w:val="2C3E50"/>
+                <w:sz w:val="17"/>
+              </w:rPr>
+              <w:t>Number of output chunks returned in streaming response</w:t>
             </w:r>
           </w:p>
         </w:tc>
@@ -5100,40 +6150,16 @@
             <w:r>
               <w:rPr>
                 <w:rFonts w:ascii="Consolas" w:hAnsi="Consolas"/>
-                <w:color w:val="C0392B"/>
-                <w:sz w:val="17"/>
+                <w:color w:val="34495E"/>
+                <w:sz w:val="16"/>
               </w:rPr>
-              <w:t>gen_ai.model.stream.chunk.count</w:t>
+              <w:t>Sum(Streaming chunks delivered)</w:t>
             </w:r>
           </w:p>
         </w:tc>
         <w:tc>
           <w:tcPr>
-            <w:tcW w:type="dxa" w:w="3456"/>
-            <w:shd w:fill="FFFFFF"/>
-            <w:tcMar>
-              <w:top w:w="80" w:type="dxa"/>
-              <w:bottom w:w="80" w:type="dxa"/>
-              <w:left w:w="100" w:type="dxa"/>
-              <w:right w:w="100" w:type="dxa"/>
-            </w:tcMar>
-          </w:tcPr>
-          <w:p>
-            <w:pPr>
-              <w:jc w:val="left"/>
-            </w:pPr>
-            <w:r>
-              <w:rPr>
-                <w:color w:val="2C3E50"/>
-                <w:sz w:val="19"/>
-              </w:rPr>
-              <w:t>Number of output chunks returned in streaming response</w:t>
-            </w:r>
-          </w:p>
-        </w:tc>
-        <w:tc>
-          <w:tcPr>
-            <w:tcW w:type="dxa" w:w="2016"/>
+            <w:tcW w:type="dxa" w:w="1584"/>
             <w:shd w:fill="FFFFFF"/>
             <w:tcMar>
               <w:top w:w="80" w:type="dxa"/>
@@ -5150,9 +6176,9 @@
               <w:rPr>
                 <w:b/>
                 <w:color w:val="196F3D"/>
-                <w:sz w:val="19"/>
+                <w:sz w:val="17"/>
               </w:rPr>
-              <w:t>Informational (Always Green)</w:t>
+              <w:t>Always Healthy</w:t>
             </w:r>
           </w:p>
         </w:tc>
@@ -5176,7 +6202,7 @@
             <w:r>
               <w:rPr>
                 <w:color w:val="2C3E50"/>
-                <w:sz w:val="19"/>
+                <w:sz w:val="17"/>
               </w:rPr>
               <w:t>Model Engine</w:t>
             </w:r>
@@ -5184,7 +6210,7 @@
         </w:tc>
         <w:tc>
           <w:tcPr>
-            <w:tcW w:type="dxa" w:w="2016"/>
+            <w:tcW w:type="dxa" w:w="1872"/>
             <w:shd w:fill="F9FBFD"/>
             <w:tcMar>
               <w:top w:w="80" w:type="dxa"/>
@@ -5200,9 +6226,58 @@
             <w:r>
               <w:rPr>
                 <w:color w:val="2C3E50"/>
-                <w:sz w:val="19"/>
+                <w:sz w:val="17"/>
               </w:rPr>
               <w:t>Chunk Delay</w:t>
+            </w:r>
+          </w:p>
+        </w:tc>
+        <w:tc>
+          <w:tcPr>
+            <w:tcW w:type="dxa" w:w="2880"/>
+            <w:shd w:fill="F9FBFD"/>
+            <w:tcMar>
+              <w:top w:w="80" w:type="dxa"/>
+              <w:bottom w:w="80" w:type="dxa"/>
+              <w:left w:w="100" w:type="dxa"/>
+              <w:right w:w="100" w:type="dxa"/>
+            </w:tcMar>
+          </w:tcPr>
+          <w:p>
+            <w:pPr>
+              <w:jc w:val="left"/>
+            </w:pPr>
+            <w:r>
+              <w:rPr>
+                <w:rFonts w:ascii="Consolas" w:hAnsi="Consolas"/>
+                <w:color w:val="C0392B"/>
+                <w:sz w:val="16"/>
+              </w:rPr>
+              <w:t>gen_ai.model.stream.chunk.latency</w:t>
+            </w:r>
+          </w:p>
+        </w:tc>
+        <w:tc>
+          <w:tcPr>
+            <w:tcW w:type="dxa" w:w="3168"/>
+            <w:shd w:fill="F9FBFD"/>
+            <w:tcMar>
+              <w:top w:w="80" w:type="dxa"/>
+              <w:bottom w:w="80" w:type="dxa"/>
+              <w:left w:w="100" w:type="dxa"/>
+              <w:right w:w="100" w:type="dxa"/>
+            </w:tcMar>
+          </w:tcPr>
+          <w:p>
+            <w:pPr>
+              <w:jc w:val="left"/>
+            </w:pPr>
+            <w:r>
+              <w:rPr>
+                <w:color w:val="2C3E50"/>
+                <w:sz w:val="17"/>
+              </w:rPr>
+              <w:t>Wait delay between subsequent streaming chunk deliveries</w:t>
             </w:r>
           </w:p>
         </w:tc>
@@ -5224,40 +6299,16 @@
             <w:r>
               <w:rPr>
                 <w:rFonts w:ascii="Consolas" w:hAnsi="Consolas"/>
-                <w:color w:val="C0392B"/>
-                <w:sz w:val="17"/>
+                <w:color w:val="34495E"/>
+                <w:sz w:val="16"/>
               </w:rPr>
-              <w:t>gen_ai.model.stream.chunk.latency</w:t>
+              <w:t>Sum(Chunk interval duration) / Count(Chunks)</w:t>
             </w:r>
           </w:p>
         </w:tc>
         <w:tc>
           <w:tcPr>
-            <w:tcW w:type="dxa" w:w="3456"/>
-            <w:shd w:fill="F9FBFD"/>
-            <w:tcMar>
-              <w:top w:w="80" w:type="dxa"/>
-              <w:bottom w:w="80" w:type="dxa"/>
-              <w:left w:w="100" w:type="dxa"/>
-              <w:right w:w="100" w:type="dxa"/>
-            </w:tcMar>
-          </w:tcPr>
-          <w:p>
-            <w:pPr>
-              <w:jc w:val="left"/>
-            </w:pPr>
-            <w:r>
-              <w:rPr>
-                <w:color w:val="2C3E50"/>
-                <w:sz w:val="19"/>
-              </w:rPr>
-              <w:t>Wait delay between subsequent streaming chunk deliveries</w:t>
-            </w:r>
-          </w:p>
-        </w:tc>
-        <w:tc>
-          <w:tcPr>
-            <w:tcW w:type="dxa" w:w="2016"/>
+            <w:tcW w:type="dxa" w:w="1584"/>
             <w:shd w:fill="F9FBFD"/>
             <w:tcMar>
               <w:top w:w="80" w:type="dxa"/>
@@ -5274,7 +6325,7 @@
               <w:rPr>
                 <w:b/>
                 <w:color w:val="196F3D"/>
-                <w:sz w:val="19"/>
+                <w:sz w:val="17"/>
               </w:rPr>
               <w:t>&lt; 100 ms</w:t>
             </w:r>
@@ -5300,7 +6351,7 @@
             <w:r>
               <w:rPr>
                 <w:color w:val="2C3E50"/>
-                <w:sz w:val="19"/>
+                <w:sz w:val="17"/>
               </w:rPr>
               <w:t>Model Engine</w:t>
             </w:r>
@@ -5308,7 +6359,7 @@
         </w:tc>
         <w:tc>
           <w:tcPr>
-            <w:tcW w:type="dxa" w:w="2016"/>
+            <w:tcW w:type="dxa" w:w="1872"/>
             <w:shd w:fill="FFFFFF"/>
             <w:tcMar>
               <w:top w:w="80" w:type="dxa"/>
@@ -5324,9 +6375,58 @@
             <w:r>
               <w:rPr>
                 <w:color w:val="2C3E50"/>
-                <w:sz w:val="19"/>
+                <w:sz w:val="17"/>
               </w:rPr>
               <w:t>Temperature</w:t>
+            </w:r>
+          </w:p>
+        </w:tc>
+        <w:tc>
+          <w:tcPr>
+            <w:tcW w:type="dxa" w:w="2880"/>
+            <w:shd w:fill="FFFFFF"/>
+            <w:tcMar>
+              <w:top w:w="80" w:type="dxa"/>
+              <w:bottom w:w="80" w:type="dxa"/>
+              <w:left w:w="100" w:type="dxa"/>
+              <w:right w:w="100" w:type="dxa"/>
+            </w:tcMar>
+          </w:tcPr>
+          <w:p>
+            <w:pPr>
+              <w:jc w:val="left"/>
+            </w:pPr>
+            <w:r>
+              <w:rPr>
+                <w:rFonts w:ascii="Consolas" w:hAnsi="Consolas"/>
+                <w:color w:val="C0392B"/>
+                <w:sz w:val="16"/>
+              </w:rPr>
+              <w:t>gen_ai.model.temperature</w:t>
+            </w:r>
+          </w:p>
+        </w:tc>
+        <w:tc>
+          <w:tcPr>
+            <w:tcW w:type="dxa" w:w="3168"/>
+            <w:shd w:fill="FFFFFF"/>
+            <w:tcMar>
+              <w:top w:w="80" w:type="dxa"/>
+              <w:bottom w:w="80" w:type="dxa"/>
+              <w:left w:w="100" w:type="dxa"/>
+              <w:right w:w="100" w:type="dxa"/>
+            </w:tcMar>
+          </w:tcPr>
+          <w:p>
+            <w:pPr>
+              <w:jc w:val="left"/>
+            </w:pPr>
+            <w:r>
+              <w:rPr>
+                <w:color w:val="2C3E50"/>
+                <w:sz w:val="17"/>
+              </w:rPr>
+              <w:t>LLM temperature sampling hyperparameter value</w:t>
             </w:r>
           </w:p>
         </w:tc>
@@ -5348,40 +6448,16 @@
             <w:r>
               <w:rPr>
                 <w:rFonts w:ascii="Consolas" w:hAnsi="Consolas"/>
-                <w:color w:val="C0392B"/>
-                <w:sz w:val="17"/>
+                <w:color w:val="34495E"/>
+                <w:sz w:val="16"/>
               </w:rPr>
-              <w:t>gen_ai.model.temperature</w:t>
+              <w:t>Value of temperature parameter</w:t>
             </w:r>
           </w:p>
         </w:tc>
         <w:tc>
           <w:tcPr>
-            <w:tcW w:type="dxa" w:w="3456"/>
-            <w:shd w:fill="FFFFFF"/>
-            <w:tcMar>
-              <w:top w:w="80" w:type="dxa"/>
-              <w:bottom w:w="80" w:type="dxa"/>
-              <w:left w:w="100" w:type="dxa"/>
-              <w:right w:w="100" w:type="dxa"/>
-            </w:tcMar>
-          </w:tcPr>
-          <w:p>
-            <w:pPr>
-              <w:jc w:val="left"/>
-            </w:pPr>
-            <w:r>
-              <w:rPr>
-                <w:color w:val="2C3E50"/>
-                <w:sz w:val="19"/>
-              </w:rPr>
-              <w:t>LLM temperature sampling hyperparameter value</w:t>
-            </w:r>
-          </w:p>
-        </w:tc>
-        <w:tc>
-          <w:tcPr>
-            <w:tcW w:type="dxa" w:w="2016"/>
+            <w:tcW w:type="dxa" w:w="1584"/>
             <w:shd w:fill="FFFFFF"/>
             <w:tcMar>
               <w:top w:w="80" w:type="dxa"/>
@@ -5398,9 +6474,9 @@
               <w:rPr>
                 <w:b/>
                 <w:color w:val="196F3D"/>
-                <w:sz w:val="19"/>
+                <w:sz w:val="17"/>
               </w:rPr>
-              <w:t>Informational (Always Green)</w:t>
+              <w:t>Always Healthy</w:t>
             </w:r>
           </w:p>
         </w:tc>
@@ -5424,7 +6500,7 @@
             <w:r>
               <w:rPr>
                 <w:color w:val="2C3E50"/>
-                <w:sz w:val="19"/>
+                <w:sz w:val="17"/>
               </w:rPr>
               <w:t>Model Engine</w:t>
             </w:r>
@@ -5432,7 +6508,7 @@
         </w:tc>
         <w:tc>
           <w:tcPr>
-            <w:tcW w:type="dxa" w:w="2016"/>
+            <w:tcW w:type="dxa" w:w="1872"/>
             <w:shd w:fill="F9FBFD"/>
             <w:tcMar>
               <w:top w:w="80" w:type="dxa"/>
@@ -5448,9 +6524,58 @@
             <w:r>
               <w:rPr>
                 <w:color w:val="2C3E50"/>
-                <w:sz w:val="19"/>
+                <w:sz w:val="17"/>
               </w:rPr>
               <w:t>Top P</w:t>
+            </w:r>
+          </w:p>
+        </w:tc>
+        <w:tc>
+          <w:tcPr>
+            <w:tcW w:type="dxa" w:w="2880"/>
+            <w:shd w:fill="F9FBFD"/>
+            <w:tcMar>
+              <w:top w:w="80" w:type="dxa"/>
+              <w:bottom w:w="80" w:type="dxa"/>
+              <w:left w:w="100" w:type="dxa"/>
+              <w:right w:w="100" w:type="dxa"/>
+            </w:tcMar>
+          </w:tcPr>
+          <w:p>
+            <w:pPr>
+              <w:jc w:val="left"/>
+            </w:pPr>
+            <w:r>
+              <w:rPr>
+                <w:rFonts w:ascii="Consolas" w:hAnsi="Consolas"/>
+                <w:color w:val="C0392B"/>
+                <w:sz w:val="16"/>
+              </w:rPr>
+              <w:t>gen_ai.model.top_p</w:t>
+            </w:r>
+          </w:p>
+        </w:tc>
+        <w:tc>
+          <w:tcPr>
+            <w:tcW w:type="dxa" w:w="3168"/>
+            <w:shd w:fill="F9FBFD"/>
+            <w:tcMar>
+              <w:top w:w="80" w:type="dxa"/>
+              <w:bottom w:w="80" w:type="dxa"/>
+              <w:left w:w="100" w:type="dxa"/>
+              <w:right w:w="100" w:type="dxa"/>
+            </w:tcMar>
+          </w:tcPr>
+          <w:p>
+            <w:pPr>
+              <w:jc w:val="left"/>
+            </w:pPr>
+            <w:r>
+              <w:rPr>
+                <w:color w:val="2C3E50"/>
+                <w:sz w:val="17"/>
+              </w:rPr>
+              <w:t>LLM Top P sampling hyperparameter value</w:t>
             </w:r>
           </w:p>
         </w:tc>
@@ -5472,40 +6597,16 @@
             <w:r>
               <w:rPr>
                 <w:rFonts w:ascii="Consolas" w:hAnsi="Consolas"/>
-                <w:color w:val="C0392B"/>
-                <w:sz w:val="17"/>
+                <w:color w:val="34495E"/>
+                <w:sz w:val="16"/>
               </w:rPr>
-              <w:t>gen_ai.model.top_p</w:t>
+              <w:t>Value of top_p parameter</w:t>
             </w:r>
           </w:p>
         </w:tc>
         <w:tc>
           <w:tcPr>
-            <w:tcW w:type="dxa" w:w="3456"/>
-            <w:shd w:fill="F9FBFD"/>
-            <w:tcMar>
-              <w:top w:w="80" w:type="dxa"/>
-              <w:bottom w:w="80" w:type="dxa"/>
-              <w:left w:w="100" w:type="dxa"/>
-              <w:right w:w="100" w:type="dxa"/>
-            </w:tcMar>
-          </w:tcPr>
-          <w:p>
-            <w:pPr>
-              <w:jc w:val="left"/>
-            </w:pPr>
-            <w:r>
-              <w:rPr>
-                <w:color w:val="2C3E50"/>
-                <w:sz w:val="19"/>
-              </w:rPr>
-              <w:t>LLM Top P sampling hyperparameter value</w:t>
-            </w:r>
-          </w:p>
-        </w:tc>
-        <w:tc>
-          <w:tcPr>
-            <w:tcW w:type="dxa" w:w="2016"/>
+            <w:tcW w:type="dxa" w:w="1584"/>
             <w:shd w:fill="F9FBFD"/>
             <w:tcMar>
               <w:top w:w="80" w:type="dxa"/>
@@ -5522,9 +6623,9 @@
               <w:rPr>
                 <w:b/>
                 <w:color w:val="196F3D"/>
-                <w:sz w:val="19"/>
+                <w:sz w:val="17"/>
               </w:rPr>
-              <w:t>Informational (Always Green)</w:t>
+              <w:t>Always Healthy</w:t>
             </w:r>
           </w:p>
         </w:tc>
@@ -5548,7 +6649,7 @@
             <w:r>
               <w:rPr>
                 <w:color w:val="2C3E50"/>
-                <w:sz w:val="19"/>
+                <w:sz w:val="17"/>
               </w:rPr>
               <w:t>Model Engine</w:t>
             </w:r>
@@ -5556,7 +6657,7 @@
         </w:tc>
         <w:tc>
           <w:tcPr>
-            <w:tcW w:type="dxa" w:w="2016"/>
+            <w:tcW w:type="dxa" w:w="1872"/>
             <w:shd w:fill="FFFFFF"/>
             <w:tcMar>
               <w:top w:w="80" w:type="dxa"/>
@@ -5572,9 +6673,58 @@
             <w:r>
               <w:rPr>
                 <w:color w:val="2C3E50"/>
-                <w:sz w:val="19"/>
+                <w:sz w:val="17"/>
               </w:rPr>
               <w:t>Top K</w:t>
+            </w:r>
+          </w:p>
+        </w:tc>
+        <w:tc>
+          <w:tcPr>
+            <w:tcW w:type="dxa" w:w="2880"/>
+            <w:shd w:fill="FFFFFF"/>
+            <w:tcMar>
+              <w:top w:w="80" w:type="dxa"/>
+              <w:bottom w:w="80" w:type="dxa"/>
+              <w:left w:w="100" w:type="dxa"/>
+              <w:right w:w="100" w:type="dxa"/>
+            </w:tcMar>
+          </w:tcPr>
+          <w:p>
+            <w:pPr>
+              <w:jc w:val="left"/>
+            </w:pPr>
+            <w:r>
+              <w:rPr>
+                <w:rFonts w:ascii="Consolas" w:hAnsi="Consolas"/>
+                <w:color w:val="C0392B"/>
+                <w:sz w:val="16"/>
+              </w:rPr>
+              <w:t>gen_ai.model.top_k</w:t>
+            </w:r>
+          </w:p>
+        </w:tc>
+        <w:tc>
+          <w:tcPr>
+            <w:tcW w:type="dxa" w:w="3168"/>
+            <w:shd w:fill="FFFFFF"/>
+            <w:tcMar>
+              <w:top w:w="80" w:type="dxa"/>
+              <w:bottom w:w="80" w:type="dxa"/>
+              <w:left w:w="100" w:type="dxa"/>
+              <w:right w:w="100" w:type="dxa"/>
+            </w:tcMar>
+          </w:tcPr>
+          <w:p>
+            <w:pPr>
+              <w:jc w:val="left"/>
+            </w:pPr>
+            <w:r>
+              <w:rPr>
+                <w:color w:val="2C3E50"/>
+                <w:sz w:val="17"/>
+              </w:rPr>
+              <w:t>LLM Top K sampling hyperparameter value</w:t>
             </w:r>
           </w:p>
         </w:tc>
@@ -5596,40 +6746,16 @@
             <w:r>
               <w:rPr>
                 <w:rFonts w:ascii="Consolas" w:hAnsi="Consolas"/>
-                <w:color w:val="C0392B"/>
-                <w:sz w:val="17"/>
+                <w:color w:val="34495E"/>
+                <w:sz w:val="16"/>
               </w:rPr>
-              <w:t>gen_ai.model.top_k</w:t>
+              <w:t>Value of top_k parameter</w:t>
             </w:r>
           </w:p>
         </w:tc>
         <w:tc>
           <w:tcPr>
-            <w:tcW w:type="dxa" w:w="3456"/>
-            <w:shd w:fill="FFFFFF"/>
-            <w:tcMar>
-              <w:top w:w="80" w:type="dxa"/>
-              <w:bottom w:w="80" w:type="dxa"/>
-              <w:left w:w="100" w:type="dxa"/>
-              <w:right w:w="100" w:type="dxa"/>
-            </w:tcMar>
-          </w:tcPr>
-          <w:p>
-            <w:pPr>
-              <w:jc w:val="left"/>
-            </w:pPr>
-            <w:r>
-              <w:rPr>
-                <w:color w:val="2C3E50"/>
-                <w:sz w:val="19"/>
-              </w:rPr>
-              <w:t>LLM Top K sampling hyperparameter value</w:t>
-            </w:r>
-          </w:p>
-        </w:tc>
-        <w:tc>
-          <w:tcPr>
-            <w:tcW w:type="dxa" w:w="2016"/>
+            <w:tcW w:type="dxa" w:w="1584"/>
             <w:shd w:fill="FFFFFF"/>
             <w:tcMar>
               <w:top w:w="80" w:type="dxa"/>
@@ -5646,9 +6772,9 @@
               <w:rPr>
                 <w:b/>
                 <w:color w:val="196F3D"/>
-                <w:sz w:val="19"/>
+                <w:sz w:val="17"/>
               </w:rPr>
-              <w:t>Informational (Always Green)</w:t>
+              <w:t>Always Healthy</w:t>
             </w:r>
           </w:p>
         </w:tc>
@@ -5672,7 +6798,7 @@
             <w:r>
               <w:rPr>
                 <w:color w:val="2C3E50"/>
-                <w:sz w:val="19"/>
+                <w:sz w:val="17"/>
               </w:rPr>
               <w:t>System Resources</w:t>
             </w:r>
@@ -5680,7 +6806,7 @@
         </w:tc>
         <w:tc>
           <w:tcPr>
-            <w:tcW w:type="dxa" w:w="2016"/>
+            <w:tcW w:type="dxa" w:w="1872"/>
             <w:shd w:fill="F9FBFD"/>
             <w:tcMar>
               <w:top w:w="80" w:type="dxa"/>
@@ -5696,9 +6822,58 @@
             <w:r>
               <w:rPr>
                 <w:color w:val="2C3E50"/>
-                <w:sz w:val="19"/>
+                <w:sz w:val="17"/>
               </w:rPr>
               <w:t>CPU Utilization</w:t>
+            </w:r>
+          </w:p>
+        </w:tc>
+        <w:tc>
+          <w:tcPr>
+            <w:tcW w:type="dxa" w:w="2880"/>
+            <w:shd w:fill="F9FBFD"/>
+            <w:tcMar>
+              <w:top w:w="80" w:type="dxa"/>
+              <w:bottom w:w="80" w:type="dxa"/>
+              <w:left w:w="100" w:type="dxa"/>
+              <w:right w:w="100" w:type="dxa"/>
+            </w:tcMar>
+          </w:tcPr>
+          <w:p>
+            <w:pPr>
+              <w:jc w:val="left"/>
+            </w:pPr>
+            <w:r>
+              <w:rPr>
+                <w:rFonts w:ascii="Consolas" w:hAnsi="Consolas"/>
+                <w:color w:val="C0392B"/>
+                <w:sz w:val="16"/>
+              </w:rPr>
+              <w:t>gen_ai.system.cpu.utilization</w:t>
+            </w:r>
+          </w:p>
+        </w:tc>
+        <w:tc>
+          <w:tcPr>
+            <w:tcW w:type="dxa" w:w="3168"/>
+            <w:shd w:fill="F9FBFD"/>
+            <w:tcMar>
+              <w:top w:w="80" w:type="dxa"/>
+              <w:bottom w:w="80" w:type="dxa"/>
+              <w:left w:w="100" w:type="dxa"/>
+              <w:right w:w="100" w:type="dxa"/>
+            </w:tcMar>
+          </w:tcPr>
+          <w:p>
+            <w:pPr>
+              <w:jc w:val="left"/>
+            </w:pPr>
+            <w:r>
+              <w:rPr>
+                <w:color w:val="2C3E50"/>
+                <w:sz w:val="17"/>
+              </w:rPr>
+              <w:t>Server host instance CPU resource consumption percentage</w:t>
             </w:r>
           </w:p>
         </w:tc>
@@ -5720,40 +6895,16 @@
             <w:r>
               <w:rPr>
                 <w:rFonts w:ascii="Consolas" w:hAnsi="Consolas"/>
-                <w:color w:val="C0392B"/>
-                <w:sz w:val="17"/>
+                <w:color w:val="34495E"/>
+                <w:sz w:val="16"/>
               </w:rPr>
-              <w:t>gen_ai.system.cpu.utilization</w:t>
+              <w:t>Sum(CPU usage % value) / Count(ticks)</w:t>
             </w:r>
           </w:p>
         </w:tc>
         <w:tc>
           <w:tcPr>
-            <w:tcW w:type="dxa" w:w="3456"/>
-            <w:shd w:fill="F9FBFD"/>
-            <w:tcMar>
-              <w:top w:w="80" w:type="dxa"/>
-              <w:bottom w:w="80" w:type="dxa"/>
-              <w:left w:w="100" w:type="dxa"/>
-              <w:right w:w="100" w:type="dxa"/>
-            </w:tcMar>
-          </w:tcPr>
-          <w:p>
-            <w:pPr>
-              <w:jc w:val="left"/>
-            </w:pPr>
-            <w:r>
-              <w:rPr>
-                <w:color w:val="2C3E50"/>
-                <w:sz w:val="19"/>
-              </w:rPr>
-              <w:t>Server host instance CPU resource consumption percentage</w:t>
-            </w:r>
-          </w:p>
-        </w:tc>
-        <w:tc>
-          <w:tcPr>
-            <w:tcW w:type="dxa" w:w="2016"/>
+            <w:tcW w:type="dxa" w:w="1584"/>
             <w:shd w:fill="F9FBFD"/>
             <w:tcMar>
               <w:top w:w="80" w:type="dxa"/>
@@ -5770,7 +6921,7 @@
               <w:rPr>
                 <w:b/>
                 <w:color w:val="196F3D"/>
-                <w:sz w:val="19"/>
+                <w:sz w:val="17"/>
               </w:rPr>
               <w:t>&lt; 80.0%</w:t>
             </w:r>
@@ -5796,7 +6947,7 @@
             <w:r>
               <w:rPr>
                 <w:color w:val="2C3E50"/>
-                <w:sz w:val="19"/>
+                <w:sz w:val="17"/>
               </w:rPr>
               <w:t>System Resources</w:t>
             </w:r>
@@ -5804,7 +6955,7 @@
         </w:tc>
         <w:tc>
           <w:tcPr>
-            <w:tcW w:type="dxa" w:w="2016"/>
+            <w:tcW w:type="dxa" w:w="1872"/>
             <w:shd w:fill="FFFFFF"/>
             <w:tcMar>
               <w:top w:w="80" w:type="dxa"/>
@@ -5820,9 +6971,58 @@
             <w:r>
               <w:rPr>
                 <w:color w:val="2C3E50"/>
-                <w:sz w:val="19"/>
+                <w:sz w:val="17"/>
               </w:rPr>
               <w:t>Memory Utilization</w:t>
+            </w:r>
+          </w:p>
+        </w:tc>
+        <w:tc>
+          <w:tcPr>
+            <w:tcW w:type="dxa" w:w="2880"/>
+            <w:shd w:fill="FFFFFF"/>
+            <w:tcMar>
+              <w:top w:w="80" w:type="dxa"/>
+              <w:bottom w:w="80" w:type="dxa"/>
+              <w:left w:w="100" w:type="dxa"/>
+              <w:right w:w="100" w:type="dxa"/>
+            </w:tcMar>
+          </w:tcPr>
+          <w:p>
+            <w:pPr>
+              <w:jc w:val="left"/>
+            </w:pPr>
+            <w:r>
+              <w:rPr>
+                <w:rFonts w:ascii="Consolas" w:hAnsi="Consolas"/>
+                <w:color w:val="C0392B"/>
+                <w:sz w:val="16"/>
+              </w:rPr>
+              <w:t>gen_ai.system.memory.utilization</w:t>
+            </w:r>
+          </w:p>
+        </w:tc>
+        <w:tc>
+          <w:tcPr>
+            <w:tcW w:type="dxa" w:w="3168"/>
+            <w:shd w:fill="FFFFFF"/>
+            <w:tcMar>
+              <w:top w:w="80" w:type="dxa"/>
+              <w:bottom w:w="80" w:type="dxa"/>
+              <w:left w:w="100" w:type="dxa"/>
+              <w:right w:w="100" w:type="dxa"/>
+            </w:tcMar>
+          </w:tcPr>
+          <w:p>
+            <w:pPr>
+              <w:jc w:val="left"/>
+            </w:pPr>
+            <w:r>
+              <w:rPr>
+                <w:color w:val="2C3E50"/>
+                <w:sz w:val="17"/>
+              </w:rPr>
+              <w:t>Server host instance RAM memory allocation percentage</w:t>
             </w:r>
           </w:p>
         </w:tc>
@@ -5844,40 +7044,16 @@
             <w:r>
               <w:rPr>
                 <w:rFonts w:ascii="Consolas" w:hAnsi="Consolas"/>
-                <w:color w:val="C0392B"/>
-                <w:sz w:val="17"/>
+                <w:color w:val="34495E"/>
+                <w:sz w:val="16"/>
               </w:rPr>
-              <w:t>gen_ai.system.memory.utilization</w:t>
+              <w:t>Sum(RAM usage % value) / Count(ticks)</w:t>
             </w:r>
           </w:p>
         </w:tc>
         <w:tc>
           <w:tcPr>
-            <w:tcW w:type="dxa" w:w="3456"/>
-            <w:shd w:fill="FFFFFF"/>
-            <w:tcMar>
-              <w:top w:w="80" w:type="dxa"/>
-              <w:bottom w:w="80" w:type="dxa"/>
-              <w:left w:w="100" w:type="dxa"/>
-              <w:right w:w="100" w:type="dxa"/>
-            </w:tcMar>
-          </w:tcPr>
-          <w:p>
-            <w:pPr>
-              <w:jc w:val="left"/>
-            </w:pPr>
-            <w:r>
-              <w:rPr>
-                <w:color w:val="2C3E50"/>
-                <w:sz w:val="19"/>
-              </w:rPr>
-              <w:t>Server host instance RAM memory allocation percentage</w:t>
-            </w:r>
-          </w:p>
-        </w:tc>
-        <w:tc>
-          <w:tcPr>
-            <w:tcW w:type="dxa" w:w="2016"/>
+            <w:tcW w:type="dxa" w:w="1584"/>
             <w:shd w:fill="FFFFFF"/>
             <w:tcMar>
               <w:top w:w="80" w:type="dxa"/>
@@ -5894,7 +7070,7 @@
               <w:rPr>
                 <w:b/>
                 <w:color w:val="196F3D"/>
-                <w:sz w:val="19"/>
+                <w:sz w:val="17"/>
               </w:rPr>
               <w:t>&lt; 85.0%</w:t>
             </w:r>
@@ -5920,7 +7096,7 @@
             <w:r>
               <w:rPr>
                 <w:color w:val="2C3E50"/>
-                <w:sz w:val="19"/>
+                <w:sz w:val="17"/>
               </w:rPr>
               <w:t>System Resources</w:t>
             </w:r>
@@ -5928,7 +7104,7 @@
         </w:tc>
         <w:tc>
           <w:tcPr>
-            <w:tcW w:type="dxa" w:w="2016"/>
+            <w:tcW w:type="dxa" w:w="1872"/>
             <w:shd w:fill="F9FBFD"/>
             <w:tcMar>
               <w:top w:w="80" w:type="dxa"/>
@@ -5944,9 +7120,58 @@
             <w:r>
               <w:rPr>
                 <w:color w:val="2C3E50"/>
-                <w:sz w:val="19"/>
+                <w:sz w:val="17"/>
               </w:rPr>
               <w:t>Disk Utilization</w:t>
+            </w:r>
+          </w:p>
+        </w:tc>
+        <w:tc>
+          <w:tcPr>
+            <w:tcW w:type="dxa" w:w="2880"/>
+            <w:shd w:fill="F9FBFD"/>
+            <w:tcMar>
+              <w:top w:w="80" w:type="dxa"/>
+              <w:bottom w:w="80" w:type="dxa"/>
+              <w:left w:w="100" w:type="dxa"/>
+              <w:right w:w="100" w:type="dxa"/>
+            </w:tcMar>
+          </w:tcPr>
+          <w:p>
+            <w:pPr>
+              <w:jc w:val="left"/>
+            </w:pPr>
+            <w:r>
+              <w:rPr>
+                <w:rFonts w:ascii="Consolas" w:hAnsi="Consolas"/>
+                <w:color w:val="C0392B"/>
+                <w:sz w:val="16"/>
+              </w:rPr>
+              <w:t>gen_ai.system.disk.utilization</w:t>
+            </w:r>
+          </w:p>
+        </w:tc>
+        <w:tc>
+          <w:tcPr>
+            <w:tcW w:type="dxa" w:w="3168"/>
+            <w:shd w:fill="F9FBFD"/>
+            <w:tcMar>
+              <w:top w:w="80" w:type="dxa"/>
+              <w:bottom w:w="80" w:type="dxa"/>
+              <w:left w:w="100" w:type="dxa"/>
+              <w:right w:w="100" w:type="dxa"/>
+            </w:tcMar>
+          </w:tcPr>
+          <w:p>
+            <w:pPr>
+              <w:jc w:val="left"/>
+            </w:pPr>
+            <w:r>
+              <w:rPr>
+                <w:color w:val="2C3E50"/>
+                <w:sz w:val="17"/>
+              </w:rPr>
+              <w:t>Active persistent disk storage capacity consumption</w:t>
             </w:r>
           </w:p>
         </w:tc>
@@ -5968,40 +7193,16 @@
             <w:r>
               <w:rPr>
                 <w:rFonts w:ascii="Consolas" w:hAnsi="Consolas"/>
-                <w:color w:val="C0392B"/>
-                <w:sz w:val="17"/>
+                <w:color w:val="34495E"/>
+                <w:sz w:val="16"/>
               </w:rPr>
-              <w:t>gen_ai.system.disk.utilization</w:t>
+              <w:t>Disk usage % value</w:t>
             </w:r>
           </w:p>
         </w:tc>
         <w:tc>
           <w:tcPr>
-            <w:tcW w:type="dxa" w:w="3456"/>
-            <w:shd w:fill="F9FBFD"/>
-            <w:tcMar>
-              <w:top w:w="80" w:type="dxa"/>
-              <w:bottom w:w="80" w:type="dxa"/>
-              <w:left w:w="100" w:type="dxa"/>
-              <w:right w:w="100" w:type="dxa"/>
-            </w:tcMar>
-          </w:tcPr>
-          <w:p>
-            <w:pPr>
-              <w:jc w:val="left"/>
-            </w:pPr>
-            <w:r>
-              <w:rPr>
-                <w:color w:val="2C3E50"/>
-                <w:sz w:val="19"/>
-              </w:rPr>
-              <w:t>Active persistent disk storage capacity consumption</w:t>
-            </w:r>
-          </w:p>
-        </w:tc>
-        <w:tc>
-          <w:tcPr>
-            <w:tcW w:type="dxa" w:w="2016"/>
+            <w:tcW w:type="dxa" w:w="1584"/>
             <w:shd w:fill="F9FBFD"/>
             <w:tcMar>
               <w:top w:w="80" w:type="dxa"/>
@@ -6018,7 +7219,7 @@
               <w:rPr>
                 <w:b/>
                 <w:color w:val="196F3D"/>
-                <w:sz w:val="19"/>
+                <w:sz w:val="17"/>
               </w:rPr>
               <w:t>&lt; 90.0%</w:t>
             </w:r>
@@ -6044,7 +7245,7 @@
             <w:r>
               <w:rPr>
                 <w:color w:val="2C3E50"/>
-                <w:sz w:val="19"/>
+                <w:sz w:val="17"/>
               </w:rPr>
               <w:t>System Resources</w:t>
             </w:r>
@@ -6052,7 +7253,7 @@
         </w:tc>
         <w:tc>
           <w:tcPr>
-            <w:tcW w:type="dxa" w:w="2016"/>
+            <w:tcW w:type="dxa" w:w="1872"/>
             <w:shd w:fill="FFFFFF"/>
             <w:tcMar>
               <w:top w:w="80" w:type="dxa"/>
@@ -6068,9 +7269,58 @@
             <w:r>
               <w:rPr>
                 <w:color w:val="2C3E50"/>
-                <w:sz w:val="19"/>
+                <w:sz w:val="17"/>
               </w:rPr>
               <w:t>Network In</w:t>
+            </w:r>
+          </w:p>
+        </w:tc>
+        <w:tc>
+          <w:tcPr>
+            <w:tcW w:type="dxa" w:w="2880"/>
+            <w:shd w:fill="FFFFFF"/>
+            <w:tcMar>
+              <w:top w:w="80" w:type="dxa"/>
+              <w:bottom w:w="80" w:type="dxa"/>
+              <w:left w:w="100" w:type="dxa"/>
+              <w:right w:w="100" w:type="dxa"/>
+            </w:tcMar>
+          </w:tcPr>
+          <w:p>
+            <w:pPr>
+              <w:jc w:val="left"/>
+            </w:pPr>
+            <w:r>
+              <w:rPr>
+                <w:rFonts w:ascii="Consolas" w:hAnsi="Consolas"/>
+                <w:color w:val="C0392B"/>
+                <w:sz w:val="16"/>
+              </w:rPr>
+              <w:t>gen_ai.system.network.bytes.in</w:t>
+            </w:r>
+          </w:p>
+        </w:tc>
+        <w:tc>
+          <w:tcPr>
+            <w:tcW w:type="dxa" w:w="3168"/>
+            <w:shd w:fill="FFFFFF"/>
+            <w:tcMar>
+              <w:top w:w="80" w:type="dxa"/>
+              <w:bottom w:w="80" w:type="dxa"/>
+              <w:left w:w="100" w:type="dxa"/>
+              <w:right w:w="100" w:type="dxa"/>
+            </w:tcMar>
+          </w:tcPr>
+          <w:p>
+            <w:pPr>
+              <w:jc w:val="left"/>
+            </w:pPr>
+            <w:r>
+              <w:rPr>
+                <w:color w:val="2C3E50"/>
+                <w:sz w:val="17"/>
+              </w:rPr>
+              <w:t>Total incoming network throughput in Bytes</w:t>
             </w:r>
           </w:p>
         </w:tc>
@@ -6092,40 +7342,16 @@
             <w:r>
               <w:rPr>
                 <w:rFonts w:ascii="Consolas" w:hAnsi="Consolas"/>
-                <w:color w:val="C0392B"/>
-                <w:sz w:val="17"/>
+                <w:color w:val="34495E"/>
+                <w:sz w:val="16"/>
               </w:rPr>
-              <w:t>gen_ai.system.network.bytes.in</w:t>
+              <w:t>Sum(Bytes received)</w:t>
             </w:r>
           </w:p>
         </w:tc>
         <w:tc>
           <w:tcPr>
-            <w:tcW w:type="dxa" w:w="3456"/>
-            <w:shd w:fill="FFFFFF"/>
-            <w:tcMar>
-              <w:top w:w="80" w:type="dxa"/>
-              <w:bottom w:w="80" w:type="dxa"/>
-              <w:left w:w="100" w:type="dxa"/>
-              <w:right w:w="100" w:type="dxa"/>
-            </w:tcMar>
-          </w:tcPr>
-          <w:p>
-            <w:pPr>
-              <w:jc w:val="left"/>
-            </w:pPr>
-            <w:r>
-              <w:rPr>
-                <w:color w:val="2C3E50"/>
-                <w:sz w:val="19"/>
-              </w:rPr>
-              <w:t>Total incoming network throughput in Bytes</w:t>
-            </w:r>
-          </w:p>
-        </w:tc>
-        <w:tc>
-          <w:tcPr>
-            <w:tcW w:type="dxa" w:w="2016"/>
+            <w:tcW w:type="dxa" w:w="1584"/>
             <w:shd w:fill="FFFFFF"/>
             <w:tcMar>
               <w:top w:w="80" w:type="dxa"/>
@@ -6142,9 +7368,9 @@
               <w:rPr>
                 <w:b/>
                 <w:color w:val="196F3D"/>
-                <w:sz w:val="19"/>
+                <w:sz w:val="17"/>
               </w:rPr>
-              <w:t>Informational (Always Green)</w:t>
+              <w:t>Always Healthy</w:t>
             </w:r>
           </w:p>
         </w:tc>
@@ -6168,7 +7394,7 @@
             <w:r>
               <w:rPr>
                 <w:color w:val="2C3E50"/>
-                <w:sz w:val="19"/>
+                <w:sz w:val="17"/>
               </w:rPr>
               <w:t>System Resources</w:t>
             </w:r>
@@ -6176,7 +7402,7 @@
         </w:tc>
         <w:tc>
           <w:tcPr>
-            <w:tcW w:type="dxa" w:w="2016"/>
+            <w:tcW w:type="dxa" w:w="1872"/>
             <w:shd w:fill="F9FBFD"/>
             <w:tcMar>
               <w:top w:w="80" w:type="dxa"/>
@@ -6192,9 +7418,58 @@
             <w:r>
               <w:rPr>
                 <w:color w:val="2C3E50"/>
-                <w:sz w:val="19"/>
+                <w:sz w:val="17"/>
               </w:rPr>
               <w:t>Network Out</w:t>
+            </w:r>
+          </w:p>
+        </w:tc>
+        <w:tc>
+          <w:tcPr>
+            <w:tcW w:type="dxa" w:w="2880"/>
+            <w:shd w:fill="F9FBFD"/>
+            <w:tcMar>
+              <w:top w:w="80" w:type="dxa"/>
+              <w:bottom w:w="80" w:type="dxa"/>
+              <w:left w:w="100" w:type="dxa"/>
+              <w:right w:w="100" w:type="dxa"/>
+            </w:tcMar>
+          </w:tcPr>
+          <w:p>
+            <w:pPr>
+              <w:jc w:val="left"/>
+            </w:pPr>
+            <w:r>
+              <w:rPr>
+                <w:rFonts w:ascii="Consolas" w:hAnsi="Consolas"/>
+                <w:color w:val="C0392B"/>
+                <w:sz w:val="16"/>
+              </w:rPr>
+              <w:t>gen_ai.system.network.bytes.out</w:t>
+            </w:r>
+          </w:p>
+        </w:tc>
+        <w:tc>
+          <w:tcPr>
+            <w:tcW w:type="dxa" w:w="3168"/>
+            <w:shd w:fill="F9FBFD"/>
+            <w:tcMar>
+              <w:top w:w="80" w:type="dxa"/>
+              <w:bottom w:w="80" w:type="dxa"/>
+              <w:left w:w="100" w:type="dxa"/>
+              <w:right w:w="100" w:type="dxa"/>
+            </w:tcMar>
+          </w:tcPr>
+          <w:p>
+            <w:pPr>
+              <w:jc w:val="left"/>
+            </w:pPr>
+            <w:r>
+              <w:rPr>
+                <w:color w:val="2C3E50"/>
+                <w:sz w:val="17"/>
+              </w:rPr>
+              <w:t>Total outgoing network throughput in Bytes</w:t>
             </w:r>
           </w:p>
         </w:tc>
@@ -6216,40 +7491,16 @@
             <w:r>
               <w:rPr>
                 <w:rFonts w:ascii="Consolas" w:hAnsi="Consolas"/>
-                <w:color w:val="C0392B"/>
-                <w:sz w:val="17"/>
+                <w:color w:val="34495E"/>
+                <w:sz w:val="16"/>
               </w:rPr>
-              <w:t>gen_ai.system.network.bytes.out</w:t>
+              <w:t>Sum(Bytes transmitted)</w:t>
             </w:r>
           </w:p>
         </w:tc>
         <w:tc>
           <w:tcPr>
-            <w:tcW w:type="dxa" w:w="3456"/>
-            <w:shd w:fill="F9FBFD"/>
-            <w:tcMar>
-              <w:top w:w="80" w:type="dxa"/>
-              <w:bottom w:w="80" w:type="dxa"/>
-              <w:left w:w="100" w:type="dxa"/>
-              <w:right w:w="100" w:type="dxa"/>
-            </w:tcMar>
-          </w:tcPr>
-          <w:p>
-            <w:pPr>
-              <w:jc w:val="left"/>
-            </w:pPr>
-            <w:r>
-              <w:rPr>
-                <w:color w:val="2C3E50"/>
-                <w:sz w:val="19"/>
-              </w:rPr>
-              <w:t>Total outgoing network throughput in Bytes</w:t>
-            </w:r>
-          </w:p>
-        </w:tc>
-        <w:tc>
-          <w:tcPr>
-            <w:tcW w:type="dxa" w:w="2016"/>
+            <w:tcW w:type="dxa" w:w="1584"/>
             <w:shd w:fill="F9FBFD"/>
             <w:tcMar>
               <w:top w:w="80" w:type="dxa"/>
@@ -6266,9 +7517,9 @@
               <w:rPr>
                 <w:b/>
                 <w:color w:val="196F3D"/>
-                <w:sz w:val="19"/>
+                <w:sz w:val="17"/>
               </w:rPr>
-              <w:t>Informational (Always Green)</w:t>
+              <w:t>Always Healthy</w:t>
             </w:r>
           </w:p>
         </w:tc>
@@ -6292,7 +7543,7 @@
             <w:r>
               <w:rPr>
                 <w:color w:val="2C3E50"/>
-                <w:sz w:val="19"/>
+                <w:sz w:val="17"/>
               </w:rPr>
               <w:t>System Resources</w:t>
             </w:r>
@@ -6300,7 +7551,7 @@
         </w:tc>
         <w:tc>
           <w:tcPr>
-            <w:tcW w:type="dxa" w:w="2016"/>
+            <w:tcW w:type="dxa" w:w="1872"/>
             <w:shd w:fill="FFFFFF"/>
             <w:tcMar>
               <w:top w:w="80" w:type="dxa"/>
@@ -6316,9 +7567,58 @@
             <w:r>
               <w:rPr>
                 <w:color w:val="2C3E50"/>
-                <w:sz w:val="19"/>
+                <w:sz w:val="17"/>
               </w:rPr>
               <w:t>Active Connections</w:t>
+            </w:r>
+          </w:p>
+        </w:tc>
+        <w:tc>
+          <w:tcPr>
+            <w:tcW w:type="dxa" w:w="2880"/>
+            <w:shd w:fill="FFFFFF"/>
+            <w:tcMar>
+              <w:top w:w="80" w:type="dxa"/>
+              <w:bottom w:w="80" w:type="dxa"/>
+              <w:left w:w="100" w:type="dxa"/>
+              <w:right w:w="100" w:type="dxa"/>
+            </w:tcMar>
+          </w:tcPr>
+          <w:p>
+            <w:pPr>
+              <w:jc w:val="left"/>
+            </w:pPr>
+            <w:r>
+              <w:rPr>
+                <w:rFonts w:ascii="Consolas" w:hAnsi="Consolas"/>
+                <w:color w:val="C0392B"/>
+                <w:sz w:val="16"/>
+              </w:rPr>
+              <w:t>gen_ai.system.active.connections</w:t>
+            </w:r>
+          </w:p>
+        </w:tc>
+        <w:tc>
+          <w:tcPr>
+            <w:tcW w:type="dxa" w:w="3168"/>
+            <w:shd w:fill="FFFFFF"/>
+            <w:tcMar>
+              <w:top w:w="80" w:type="dxa"/>
+              <w:bottom w:w="80" w:type="dxa"/>
+              <w:left w:w="100" w:type="dxa"/>
+              <w:right w:w="100" w:type="dxa"/>
+            </w:tcMar>
+          </w:tcPr>
+          <w:p>
+            <w:pPr>
+              <w:jc w:val="left"/>
+            </w:pPr>
+            <w:r>
+              <w:rPr>
+                <w:color w:val="2C3E50"/>
+                <w:sz w:val="17"/>
+              </w:rPr>
+              <w:t>Number of concurrent WebSocket or HTTP connections to server</w:t>
             </w:r>
           </w:p>
         </w:tc>
@@ -6340,40 +7640,16 @@
             <w:r>
               <w:rPr>
                 <w:rFonts w:ascii="Consolas" w:hAnsi="Consolas"/>
-                <w:color w:val="C0392B"/>
-                <w:sz w:val="17"/>
+                <w:color w:val="34495E"/>
+                <w:sz w:val="16"/>
               </w:rPr>
-              <w:t>gen_ai.system.active.connections</w:t>
+              <w:t>Count(Active socket connections)</w:t>
             </w:r>
           </w:p>
         </w:tc>
         <w:tc>
           <w:tcPr>
-            <w:tcW w:type="dxa" w:w="3456"/>
-            <w:shd w:fill="FFFFFF"/>
-            <w:tcMar>
-              <w:top w:w="80" w:type="dxa"/>
-              <w:bottom w:w="80" w:type="dxa"/>
-              <w:left w:w="100" w:type="dxa"/>
-              <w:right w:w="100" w:type="dxa"/>
-            </w:tcMar>
-          </w:tcPr>
-          <w:p>
-            <w:pPr>
-              <w:jc w:val="left"/>
-            </w:pPr>
-            <w:r>
-              <w:rPr>
-                <w:color w:val="2C3E50"/>
-                <w:sz w:val="19"/>
-              </w:rPr>
-              <w:t>Number of concurrent WebSocket or HTTP connections to server</w:t>
-            </w:r>
-          </w:p>
-        </w:tc>
-        <w:tc>
-          <w:tcPr>
-            <w:tcW w:type="dxa" w:w="2016"/>
+            <w:tcW w:type="dxa" w:w="1584"/>
             <w:shd w:fill="FFFFFF"/>
             <w:tcMar>
               <w:top w:w="80" w:type="dxa"/>
@@ -6390,7 +7666,7 @@
               <w:rPr>
                 <w:b/>
                 <w:color w:val="196F3D"/>
-                <w:sz w:val="19"/>
+                <w:sz w:val="17"/>
               </w:rPr>
               <w:t>&lt; 200 conns</w:t>
             </w:r>
@@ -6399,8 +7675,8 @@
       </w:tr>
     </w:tbl>
     <w:sectPr>
-      <w:pgSz w:w="12240" w:h="15840"/>
-      <w:pgMar w:top="1440" w:right="1440" w:bottom="1440" w:left="1440" w:header="720" w:footer="720" w:gutter="0"/>
+      <w:pgSz w:w="15840" w:h="12240" w:orient="landscape"/>
+      <w:pgMar w:top="1080" w:right="1080" w:bottom="1080" w:left="1080" w:header="720" w:footer="720" w:gutter="0"/>
       <w:cols w:space="720"/>
       <w:docGrid w:linePitch="360"/>
     </w:sectPr>
@@ -6774,7 +8050,7 @@
     <w:rPr>
       <w:rFonts w:ascii="Calibri" w:hAnsi="Calibri"/>
       <w:color w:val="333333"/>
-      <w:sz w:val="22"/>
+      <w:sz w:val="20"/>
     </w:rPr>
   </w:style>
   <w:style w:type="paragraph" w:styleId="Header">

--- a/Observability_Metrics_Threshold_Limits.docx
+++ b/Observability_Metrics_Threshold_Limits.docx
@@ -7669,6 +7669,900 @@
                 <w:sz w:val="17"/>
               </w:rPr>
               <w:t>&lt; 200 conns</w:t>
+            </w:r>
+          </w:p>
+        </w:tc>
+      </w:tr>
+      <w:tr>
+        <w:tc>
+          <w:tcPr>
+            <w:tcW w:type="dxa" w:w="1728"/>
+            <w:shd w:fill="F9FBFD"/>
+            <w:tcMar>
+              <w:top w:w="80" w:type="dxa"/>
+              <w:bottom w:w="80" w:type="dxa"/>
+              <w:left w:w="100" w:type="dxa"/>
+              <w:right w:w="100" w:type="dxa"/>
+            </w:tcMar>
+          </w:tcPr>
+          <w:p>
+            <w:pPr>
+              <w:jc w:val="left"/>
+            </w:pPr>
+            <w:r>
+              <w:rPr>
+                <w:color w:val="2C3E50"/>
+                <w:sz w:val="17"/>
+              </w:rPr>
+              <w:t>Policy &amp; Governance</w:t>
+            </w:r>
+          </w:p>
+        </w:tc>
+        <w:tc>
+          <w:tcPr>
+            <w:tcW w:type="dxa" w:w="1872"/>
+            <w:shd w:fill="F9FBFD"/>
+            <w:tcMar>
+              <w:top w:w="80" w:type="dxa"/>
+              <w:bottom w:w="80" w:type="dxa"/>
+              <w:left w:w="100" w:type="dxa"/>
+              <w:right w:w="100" w:type="dxa"/>
+            </w:tcMar>
+          </w:tcPr>
+          <w:p>
+            <w:pPr>
+              <w:jc w:val="left"/>
+            </w:pPr>
+            <w:r>
+              <w:rPr>
+                <w:color w:val="2C3E50"/>
+                <w:sz w:val="17"/>
+              </w:rPr>
+              <w:t>Cloud Armor Blocked Requests</w:t>
+            </w:r>
+          </w:p>
+        </w:tc>
+        <w:tc>
+          <w:tcPr>
+            <w:tcW w:type="dxa" w:w="2880"/>
+            <w:shd w:fill="F9FBFD"/>
+            <w:tcMar>
+              <w:top w:w="80" w:type="dxa"/>
+              <w:bottom w:w="80" w:type="dxa"/>
+              <w:left w:w="100" w:type="dxa"/>
+              <w:right w:w="100" w:type="dxa"/>
+            </w:tcMar>
+          </w:tcPr>
+          <w:p>
+            <w:pPr>
+              <w:jc w:val="left"/>
+            </w:pPr>
+            <w:r>
+              <w:rPr>
+                <w:rFonts w:ascii="Consolas" w:hAnsi="Consolas"/>
+                <w:color w:val="C0392B"/>
+                <w:sz w:val="16"/>
+              </w:rPr>
+              <w:t>gen_ai.security.cloud_armor.blocked</w:t>
+            </w:r>
+          </w:p>
+        </w:tc>
+        <w:tc>
+          <w:tcPr>
+            <w:tcW w:type="dxa" w:w="3168"/>
+            <w:shd w:fill="F9FBFD"/>
+            <w:tcMar>
+              <w:top w:w="80" w:type="dxa"/>
+              <w:bottom w:w="80" w:type="dxa"/>
+              <w:left w:w="100" w:type="dxa"/>
+              <w:right w:w="100" w:type="dxa"/>
+            </w:tcMar>
+          </w:tcPr>
+          <w:p>
+            <w:pPr>
+              <w:jc w:val="left"/>
+            </w:pPr>
+            <w:r>
+              <w:rPr>
+                <w:color w:val="2C3E50"/>
+                <w:sz w:val="17"/>
+              </w:rPr>
+              <w:t>Requests blocked by Cloud Armor policies</w:t>
+            </w:r>
+          </w:p>
+        </w:tc>
+        <w:tc>
+          <w:tcPr>
+            <w:tcW w:type="dxa" w:w="3168"/>
+            <w:shd w:fill="F9FBFD"/>
+            <w:tcMar>
+              <w:top w:w="80" w:type="dxa"/>
+              <w:bottom w:w="80" w:type="dxa"/>
+              <w:left w:w="100" w:type="dxa"/>
+              <w:right w:w="100" w:type="dxa"/>
+            </w:tcMar>
+          </w:tcPr>
+          <w:p>
+            <w:pPr>
+              <w:jc w:val="left"/>
+            </w:pPr>
+            <w:r>
+              <w:rPr>
+                <w:rFonts w:ascii="Consolas" w:hAnsi="Consolas"/>
+                <w:color w:val="34495E"/>
+                <w:sz w:val="16"/>
+              </w:rPr>
+              <w:t>Sum(Blocked requests)</w:t>
+            </w:r>
+          </w:p>
+        </w:tc>
+        <w:tc>
+          <w:tcPr>
+            <w:tcW w:type="dxa" w:w="1584"/>
+            <w:shd w:fill="F9FBFD"/>
+            <w:tcMar>
+              <w:top w:w="80" w:type="dxa"/>
+              <w:bottom w:w="80" w:type="dxa"/>
+              <w:left w:w="100" w:type="dxa"/>
+              <w:right w:w="100" w:type="dxa"/>
+            </w:tcMar>
+          </w:tcPr>
+          <w:p>
+            <w:pPr>
+              <w:jc w:val="left"/>
+            </w:pPr>
+            <w:r>
+              <w:rPr>
+                <w:b/>
+                <w:color w:val="196F3D"/>
+                <w:sz w:val="17"/>
+              </w:rPr>
+              <w:t>&lt;= 2 blocks</w:t>
+            </w:r>
+          </w:p>
+        </w:tc>
+      </w:tr>
+      <w:tr>
+        <w:tc>
+          <w:tcPr>
+            <w:tcW w:type="dxa" w:w="1728"/>
+            <w:shd w:fill="FFFFFF"/>
+            <w:tcMar>
+              <w:top w:w="80" w:type="dxa"/>
+              <w:bottom w:w="80" w:type="dxa"/>
+              <w:left w:w="100" w:type="dxa"/>
+              <w:right w:w="100" w:type="dxa"/>
+            </w:tcMar>
+          </w:tcPr>
+          <w:p>
+            <w:pPr>
+              <w:jc w:val="left"/>
+            </w:pPr>
+            <w:r>
+              <w:rPr>
+                <w:color w:val="2C3E50"/>
+                <w:sz w:val="17"/>
+              </w:rPr>
+              <w:t>Policy &amp; Governance</w:t>
+            </w:r>
+          </w:p>
+        </w:tc>
+        <w:tc>
+          <w:tcPr>
+            <w:tcW w:type="dxa" w:w="1872"/>
+            <w:shd w:fill="FFFFFF"/>
+            <w:tcMar>
+              <w:top w:w="80" w:type="dxa"/>
+              <w:bottom w:w="80" w:type="dxa"/>
+              <w:left w:w="100" w:type="dxa"/>
+              <w:right w:w="100" w:type="dxa"/>
+            </w:tcMar>
+          </w:tcPr>
+          <w:p>
+            <w:pPr>
+              <w:jc w:val="left"/>
+            </w:pPr>
+            <w:r>
+              <w:rPr>
+                <w:color w:val="2C3E50"/>
+                <w:sz w:val="17"/>
+              </w:rPr>
+              <w:t>Cloud Armor Violations</w:t>
+            </w:r>
+          </w:p>
+        </w:tc>
+        <w:tc>
+          <w:tcPr>
+            <w:tcW w:type="dxa" w:w="2880"/>
+            <w:shd w:fill="FFFFFF"/>
+            <w:tcMar>
+              <w:top w:w="80" w:type="dxa"/>
+              <w:bottom w:w="80" w:type="dxa"/>
+              <w:left w:w="100" w:type="dxa"/>
+              <w:right w:w="100" w:type="dxa"/>
+            </w:tcMar>
+          </w:tcPr>
+          <w:p>
+            <w:pPr>
+              <w:jc w:val="left"/>
+            </w:pPr>
+            <w:r>
+              <w:rPr>
+                <w:rFonts w:ascii="Consolas" w:hAnsi="Consolas"/>
+                <w:color w:val="C0392B"/>
+                <w:sz w:val="16"/>
+              </w:rPr>
+              <w:t>gen_ai.security.cloud_armor.violations</w:t>
+            </w:r>
+          </w:p>
+        </w:tc>
+        <w:tc>
+          <w:tcPr>
+            <w:tcW w:type="dxa" w:w="3168"/>
+            <w:shd w:fill="FFFFFF"/>
+            <w:tcMar>
+              <w:top w:w="80" w:type="dxa"/>
+              <w:bottom w:w="80" w:type="dxa"/>
+              <w:left w:w="100" w:type="dxa"/>
+              <w:right w:w="100" w:type="dxa"/>
+            </w:tcMar>
+          </w:tcPr>
+          <w:p>
+            <w:pPr>
+              <w:jc w:val="left"/>
+            </w:pPr>
+            <w:r>
+              <w:rPr>
+                <w:color w:val="2C3E50"/>
+                <w:sz w:val="17"/>
+              </w:rPr>
+              <w:t>SQL injection or XSS violations flagged</w:t>
+            </w:r>
+          </w:p>
+        </w:tc>
+        <w:tc>
+          <w:tcPr>
+            <w:tcW w:type="dxa" w:w="3168"/>
+            <w:shd w:fill="FFFFFF"/>
+            <w:tcMar>
+              <w:top w:w="80" w:type="dxa"/>
+              <w:bottom w:w="80" w:type="dxa"/>
+              <w:left w:w="100" w:type="dxa"/>
+              <w:right w:w="100" w:type="dxa"/>
+            </w:tcMar>
+          </w:tcPr>
+          <w:p>
+            <w:pPr>
+              <w:jc w:val="left"/>
+            </w:pPr>
+            <w:r>
+              <w:rPr>
+                <w:rFonts w:ascii="Consolas" w:hAnsi="Consolas"/>
+                <w:color w:val="34495E"/>
+                <w:sz w:val="16"/>
+              </w:rPr>
+              <w:t>Sum(Violations)</w:t>
+            </w:r>
+          </w:p>
+        </w:tc>
+        <w:tc>
+          <w:tcPr>
+            <w:tcW w:type="dxa" w:w="1584"/>
+            <w:shd w:fill="FFFFFF"/>
+            <w:tcMar>
+              <w:top w:w="80" w:type="dxa"/>
+              <w:bottom w:w="80" w:type="dxa"/>
+              <w:left w:w="100" w:type="dxa"/>
+              <w:right w:w="100" w:type="dxa"/>
+            </w:tcMar>
+          </w:tcPr>
+          <w:p>
+            <w:pPr>
+              <w:jc w:val="left"/>
+            </w:pPr>
+            <w:r>
+              <w:rPr>
+                <w:b/>
+                <w:color w:val="196F3D"/>
+                <w:sz w:val="17"/>
+              </w:rPr>
+              <w:t>== 0 violations</w:t>
+            </w:r>
+          </w:p>
+        </w:tc>
+      </w:tr>
+      <w:tr>
+        <w:tc>
+          <w:tcPr>
+            <w:tcW w:type="dxa" w:w="1728"/>
+            <w:shd w:fill="F9FBFD"/>
+            <w:tcMar>
+              <w:top w:w="80" w:type="dxa"/>
+              <w:bottom w:w="80" w:type="dxa"/>
+              <w:left w:w="100" w:type="dxa"/>
+              <w:right w:w="100" w:type="dxa"/>
+            </w:tcMar>
+          </w:tcPr>
+          <w:p>
+            <w:pPr>
+              <w:jc w:val="left"/>
+            </w:pPr>
+            <w:r>
+              <w:rPr>
+                <w:color w:val="2C3E50"/>
+                <w:sz w:val="17"/>
+              </w:rPr>
+              <w:t>Policy &amp; Governance</w:t>
+            </w:r>
+          </w:p>
+        </w:tc>
+        <w:tc>
+          <w:tcPr>
+            <w:tcW w:type="dxa" w:w="1872"/>
+            <w:shd w:fill="F9FBFD"/>
+            <w:tcMar>
+              <w:top w:w="80" w:type="dxa"/>
+              <w:bottom w:w="80" w:type="dxa"/>
+              <w:left w:w="100" w:type="dxa"/>
+              <w:right w:w="100" w:type="dxa"/>
+            </w:tcMar>
+          </w:tcPr>
+          <w:p>
+            <w:pPr>
+              <w:jc w:val="left"/>
+            </w:pPr>
+            <w:r>
+              <w:rPr>
+                <w:color w:val="2C3E50"/>
+                <w:sz w:val="17"/>
+              </w:rPr>
+              <w:t>Model Armor Prompt Injections</w:t>
+            </w:r>
+          </w:p>
+        </w:tc>
+        <w:tc>
+          <w:tcPr>
+            <w:tcW w:type="dxa" w:w="2880"/>
+            <w:shd w:fill="F9FBFD"/>
+            <w:tcMar>
+              <w:top w:w="80" w:type="dxa"/>
+              <w:bottom w:w="80" w:type="dxa"/>
+              <w:left w:w="100" w:type="dxa"/>
+              <w:right w:w="100" w:type="dxa"/>
+            </w:tcMar>
+          </w:tcPr>
+          <w:p>
+            <w:pPr>
+              <w:jc w:val="left"/>
+            </w:pPr>
+            <w:r>
+              <w:rPr>
+                <w:rFonts w:ascii="Consolas" w:hAnsi="Consolas"/>
+                <w:color w:val="C0392B"/>
+                <w:sz w:val="16"/>
+              </w:rPr>
+              <w:t>gen_ai.security.model_armor.prompt_injection</w:t>
+            </w:r>
+          </w:p>
+        </w:tc>
+        <w:tc>
+          <w:tcPr>
+            <w:tcW w:type="dxa" w:w="3168"/>
+            <w:shd w:fill="F9FBFD"/>
+            <w:tcMar>
+              <w:top w:w="80" w:type="dxa"/>
+              <w:bottom w:w="80" w:type="dxa"/>
+              <w:left w:w="100" w:type="dxa"/>
+              <w:right w:w="100" w:type="dxa"/>
+            </w:tcMar>
+          </w:tcPr>
+          <w:p>
+            <w:pPr>
+              <w:jc w:val="left"/>
+            </w:pPr>
+            <w:r>
+              <w:rPr>
+                <w:color w:val="2C3E50"/>
+                <w:sz w:val="17"/>
+              </w:rPr>
+              <w:t>Prompt injection attempts blocked by Model Armor</w:t>
+            </w:r>
+          </w:p>
+        </w:tc>
+        <w:tc>
+          <w:tcPr>
+            <w:tcW w:type="dxa" w:w="3168"/>
+            <w:shd w:fill="F9FBFD"/>
+            <w:tcMar>
+              <w:top w:w="80" w:type="dxa"/>
+              <w:bottom w:w="80" w:type="dxa"/>
+              <w:left w:w="100" w:type="dxa"/>
+              <w:right w:w="100" w:type="dxa"/>
+            </w:tcMar>
+          </w:tcPr>
+          <w:p>
+            <w:pPr>
+              <w:jc w:val="left"/>
+            </w:pPr>
+            <w:r>
+              <w:rPr>
+                <w:rFonts w:ascii="Consolas" w:hAnsi="Consolas"/>
+                <w:color w:val="34495E"/>
+                <w:sz w:val="16"/>
+              </w:rPr>
+              <w:t>Sum(Prompt injections)</w:t>
+            </w:r>
+          </w:p>
+        </w:tc>
+        <w:tc>
+          <w:tcPr>
+            <w:tcW w:type="dxa" w:w="1584"/>
+            <w:shd w:fill="F9FBFD"/>
+            <w:tcMar>
+              <w:top w:w="80" w:type="dxa"/>
+              <w:bottom w:w="80" w:type="dxa"/>
+              <w:left w:w="100" w:type="dxa"/>
+              <w:right w:w="100" w:type="dxa"/>
+            </w:tcMar>
+          </w:tcPr>
+          <w:p>
+            <w:pPr>
+              <w:jc w:val="left"/>
+            </w:pPr>
+            <w:r>
+              <w:rPr>
+                <w:b/>
+                <w:color w:val="196F3D"/>
+                <w:sz w:val="17"/>
+              </w:rPr>
+              <w:t>== 0 injections</w:t>
+            </w:r>
+          </w:p>
+        </w:tc>
+      </w:tr>
+      <w:tr>
+        <w:tc>
+          <w:tcPr>
+            <w:tcW w:type="dxa" w:w="1728"/>
+            <w:shd w:fill="FFFFFF"/>
+            <w:tcMar>
+              <w:top w:w="80" w:type="dxa"/>
+              <w:bottom w:w="80" w:type="dxa"/>
+              <w:left w:w="100" w:type="dxa"/>
+              <w:right w:w="100" w:type="dxa"/>
+            </w:tcMar>
+          </w:tcPr>
+          <w:p>
+            <w:pPr>
+              <w:jc w:val="left"/>
+            </w:pPr>
+            <w:r>
+              <w:rPr>
+                <w:color w:val="2C3E50"/>
+                <w:sz w:val="17"/>
+              </w:rPr>
+              <w:t>Policy &amp; Governance</w:t>
+            </w:r>
+          </w:p>
+        </w:tc>
+        <w:tc>
+          <w:tcPr>
+            <w:tcW w:type="dxa" w:w="1872"/>
+            <w:shd w:fill="FFFFFF"/>
+            <w:tcMar>
+              <w:top w:w="80" w:type="dxa"/>
+              <w:bottom w:w="80" w:type="dxa"/>
+              <w:left w:w="100" w:type="dxa"/>
+              <w:right w:w="100" w:type="dxa"/>
+            </w:tcMar>
+          </w:tcPr>
+          <w:p>
+            <w:pPr>
+              <w:jc w:val="left"/>
+            </w:pPr>
+            <w:r>
+              <w:rPr>
+                <w:color w:val="2C3E50"/>
+                <w:sz w:val="17"/>
+              </w:rPr>
+              <w:t>Model Armor Jailbreak Attempts</w:t>
+            </w:r>
+          </w:p>
+        </w:tc>
+        <w:tc>
+          <w:tcPr>
+            <w:tcW w:type="dxa" w:w="2880"/>
+            <w:shd w:fill="FFFFFF"/>
+            <w:tcMar>
+              <w:top w:w="80" w:type="dxa"/>
+              <w:bottom w:w="80" w:type="dxa"/>
+              <w:left w:w="100" w:type="dxa"/>
+              <w:right w:w="100" w:type="dxa"/>
+            </w:tcMar>
+          </w:tcPr>
+          <w:p>
+            <w:pPr>
+              <w:jc w:val="left"/>
+            </w:pPr>
+            <w:r>
+              <w:rPr>
+                <w:rFonts w:ascii="Consolas" w:hAnsi="Consolas"/>
+                <w:color w:val="C0392B"/>
+                <w:sz w:val="16"/>
+              </w:rPr>
+              <w:t>gen_ai.security.model_armor.jailbreak</w:t>
+            </w:r>
+          </w:p>
+        </w:tc>
+        <w:tc>
+          <w:tcPr>
+            <w:tcW w:type="dxa" w:w="3168"/>
+            <w:shd w:fill="FFFFFF"/>
+            <w:tcMar>
+              <w:top w:w="80" w:type="dxa"/>
+              <w:bottom w:w="80" w:type="dxa"/>
+              <w:left w:w="100" w:type="dxa"/>
+              <w:right w:w="100" w:type="dxa"/>
+            </w:tcMar>
+          </w:tcPr>
+          <w:p>
+            <w:pPr>
+              <w:jc w:val="left"/>
+            </w:pPr>
+            <w:r>
+              <w:rPr>
+                <w:color w:val="2C3E50"/>
+                <w:sz w:val="17"/>
+              </w:rPr>
+              <w:t>Jailbreak attempts flagged by Model Armor</w:t>
+            </w:r>
+          </w:p>
+        </w:tc>
+        <w:tc>
+          <w:tcPr>
+            <w:tcW w:type="dxa" w:w="3168"/>
+            <w:shd w:fill="FFFFFF"/>
+            <w:tcMar>
+              <w:top w:w="80" w:type="dxa"/>
+              <w:bottom w:w="80" w:type="dxa"/>
+              <w:left w:w="100" w:type="dxa"/>
+              <w:right w:w="100" w:type="dxa"/>
+            </w:tcMar>
+          </w:tcPr>
+          <w:p>
+            <w:pPr>
+              <w:jc w:val="left"/>
+            </w:pPr>
+            <w:r>
+              <w:rPr>
+                <w:rFonts w:ascii="Consolas" w:hAnsi="Consolas"/>
+                <w:color w:val="34495E"/>
+                <w:sz w:val="16"/>
+              </w:rPr>
+              <w:t>Sum(Jailbreaks)</w:t>
+            </w:r>
+          </w:p>
+        </w:tc>
+        <w:tc>
+          <w:tcPr>
+            <w:tcW w:type="dxa" w:w="1584"/>
+            <w:shd w:fill="FFFFFF"/>
+            <w:tcMar>
+              <w:top w:w="80" w:type="dxa"/>
+              <w:bottom w:w="80" w:type="dxa"/>
+              <w:left w:w="100" w:type="dxa"/>
+              <w:right w:w="100" w:type="dxa"/>
+            </w:tcMar>
+          </w:tcPr>
+          <w:p>
+            <w:pPr>
+              <w:jc w:val="left"/>
+            </w:pPr>
+            <w:r>
+              <w:rPr>
+                <w:b/>
+                <w:color w:val="196F3D"/>
+                <w:sz w:val="17"/>
+              </w:rPr>
+              <w:t>== 0 jailbreaks</w:t>
+            </w:r>
+          </w:p>
+        </w:tc>
+      </w:tr>
+      <w:tr>
+        <w:tc>
+          <w:tcPr>
+            <w:tcW w:type="dxa" w:w="1728"/>
+            <w:shd w:fill="F9FBFD"/>
+            <w:tcMar>
+              <w:top w:w="80" w:type="dxa"/>
+              <w:bottom w:w="80" w:type="dxa"/>
+              <w:left w:w="100" w:type="dxa"/>
+              <w:right w:w="100" w:type="dxa"/>
+            </w:tcMar>
+          </w:tcPr>
+          <w:p>
+            <w:pPr>
+              <w:jc w:val="left"/>
+            </w:pPr>
+            <w:r>
+              <w:rPr>
+                <w:color w:val="2C3E50"/>
+                <w:sz w:val="17"/>
+              </w:rPr>
+              <w:t>Policy &amp; Governance</w:t>
+            </w:r>
+          </w:p>
+        </w:tc>
+        <w:tc>
+          <w:tcPr>
+            <w:tcW w:type="dxa" w:w="1872"/>
+            <w:shd w:fill="F9FBFD"/>
+            <w:tcMar>
+              <w:top w:w="80" w:type="dxa"/>
+              <w:bottom w:w="80" w:type="dxa"/>
+              <w:left w:w="100" w:type="dxa"/>
+              <w:right w:w="100" w:type="dxa"/>
+            </w:tcMar>
+          </w:tcPr>
+          <w:p>
+            <w:pPr>
+              <w:jc w:val="left"/>
+            </w:pPr>
+            <w:r>
+              <w:rPr>
+                <w:color w:val="2C3E50"/>
+                <w:sz w:val="17"/>
+              </w:rPr>
+              <w:t>Model Armor PII Leak Blocks</w:t>
+            </w:r>
+          </w:p>
+        </w:tc>
+        <w:tc>
+          <w:tcPr>
+            <w:tcW w:type="dxa" w:w="2880"/>
+            <w:shd w:fill="F9FBFD"/>
+            <w:tcMar>
+              <w:top w:w="80" w:type="dxa"/>
+              <w:bottom w:w="80" w:type="dxa"/>
+              <w:left w:w="100" w:type="dxa"/>
+              <w:right w:w="100" w:type="dxa"/>
+            </w:tcMar>
+          </w:tcPr>
+          <w:p>
+            <w:pPr>
+              <w:jc w:val="left"/>
+            </w:pPr>
+            <w:r>
+              <w:rPr>
+                <w:rFonts w:ascii="Consolas" w:hAnsi="Consolas"/>
+                <w:color w:val="C0392B"/>
+                <w:sz w:val="16"/>
+              </w:rPr>
+              <w:t>gen_ai.security.model_armor.pii_leak</w:t>
+            </w:r>
+          </w:p>
+        </w:tc>
+        <w:tc>
+          <w:tcPr>
+            <w:tcW w:type="dxa" w:w="3168"/>
+            <w:shd w:fill="F9FBFD"/>
+            <w:tcMar>
+              <w:top w:w="80" w:type="dxa"/>
+              <w:bottom w:w="80" w:type="dxa"/>
+              <w:left w:w="100" w:type="dxa"/>
+              <w:right w:w="100" w:type="dxa"/>
+            </w:tcMar>
+          </w:tcPr>
+          <w:p>
+            <w:pPr>
+              <w:jc w:val="left"/>
+            </w:pPr>
+            <w:r>
+              <w:rPr>
+                <w:color w:val="2C3E50"/>
+                <w:sz w:val="17"/>
+              </w:rPr>
+              <w:t>PII leaks blocked by Model Armor filters</w:t>
+            </w:r>
+          </w:p>
+        </w:tc>
+        <w:tc>
+          <w:tcPr>
+            <w:tcW w:type="dxa" w:w="3168"/>
+            <w:shd w:fill="F9FBFD"/>
+            <w:tcMar>
+              <w:top w:w="80" w:type="dxa"/>
+              <w:bottom w:w="80" w:type="dxa"/>
+              <w:left w:w="100" w:type="dxa"/>
+              <w:right w:w="100" w:type="dxa"/>
+            </w:tcMar>
+          </w:tcPr>
+          <w:p>
+            <w:pPr>
+              <w:jc w:val="left"/>
+            </w:pPr>
+            <w:r>
+              <w:rPr>
+                <w:rFonts w:ascii="Consolas" w:hAnsi="Consolas"/>
+                <w:color w:val="34495E"/>
+                <w:sz w:val="16"/>
+              </w:rPr>
+              <w:t>Sum(PII leaks)</w:t>
+            </w:r>
+          </w:p>
+        </w:tc>
+        <w:tc>
+          <w:tcPr>
+            <w:tcW w:type="dxa" w:w="1584"/>
+            <w:shd w:fill="F9FBFD"/>
+            <w:tcMar>
+              <w:top w:w="80" w:type="dxa"/>
+              <w:bottom w:w="80" w:type="dxa"/>
+              <w:left w:w="100" w:type="dxa"/>
+              <w:right w:w="100" w:type="dxa"/>
+            </w:tcMar>
+          </w:tcPr>
+          <w:p>
+            <w:pPr>
+              <w:jc w:val="left"/>
+            </w:pPr>
+            <w:r>
+              <w:rPr>
+                <w:b/>
+                <w:color w:val="196F3D"/>
+                <w:sz w:val="17"/>
+              </w:rPr>
+              <w:t>== 0 leaks</w:t>
+            </w:r>
+          </w:p>
+        </w:tc>
+      </w:tr>
+      <w:tr>
+        <w:tc>
+          <w:tcPr>
+            <w:tcW w:type="dxa" w:w="1728"/>
+            <w:shd w:fill="FFFFFF"/>
+            <w:tcMar>
+              <w:top w:w="80" w:type="dxa"/>
+              <w:bottom w:w="80" w:type="dxa"/>
+              <w:left w:w="100" w:type="dxa"/>
+              <w:right w:w="100" w:type="dxa"/>
+            </w:tcMar>
+          </w:tcPr>
+          <w:p>
+            <w:pPr>
+              <w:jc w:val="left"/>
+            </w:pPr>
+            <w:r>
+              <w:rPr>
+                <w:color w:val="2C3E50"/>
+                <w:sz w:val="17"/>
+              </w:rPr>
+              <w:t>Policy &amp; Governance</w:t>
+            </w:r>
+          </w:p>
+        </w:tc>
+        <w:tc>
+          <w:tcPr>
+            <w:tcW w:type="dxa" w:w="1872"/>
+            <w:shd w:fill="FFFFFF"/>
+            <w:tcMar>
+              <w:top w:w="80" w:type="dxa"/>
+              <w:bottom w:w="80" w:type="dxa"/>
+              <w:left w:w="100" w:type="dxa"/>
+              <w:right w:w="100" w:type="dxa"/>
+            </w:tcMar>
+          </w:tcPr>
+          <w:p>
+            <w:pPr>
+              <w:jc w:val="left"/>
+            </w:pPr>
+            <w:r>
+              <w:rPr>
+                <w:color w:val="2C3E50"/>
+                <w:sz w:val="17"/>
+              </w:rPr>
+              <w:t>Model Armor Safety Triggers</w:t>
+            </w:r>
+          </w:p>
+        </w:tc>
+        <w:tc>
+          <w:tcPr>
+            <w:tcW w:type="dxa" w:w="2880"/>
+            <w:shd w:fill="FFFFFF"/>
+            <w:tcMar>
+              <w:top w:w="80" w:type="dxa"/>
+              <w:bottom w:w="80" w:type="dxa"/>
+              <w:left w:w="100" w:type="dxa"/>
+              <w:right w:w="100" w:type="dxa"/>
+            </w:tcMar>
+          </w:tcPr>
+          <w:p>
+            <w:pPr>
+              <w:jc w:val="left"/>
+            </w:pPr>
+            <w:r>
+              <w:rPr>
+                <w:rFonts w:ascii="Consolas" w:hAnsi="Consolas"/>
+                <w:color w:val="C0392B"/>
+                <w:sz w:val="16"/>
+              </w:rPr>
+              <w:t>gen_ai.security.model_armor.safety_triggers</w:t>
+            </w:r>
+          </w:p>
+        </w:tc>
+        <w:tc>
+          <w:tcPr>
+            <w:tcW w:type="dxa" w:w="3168"/>
+            <w:shd w:fill="FFFFFF"/>
+            <w:tcMar>
+              <w:top w:w="80" w:type="dxa"/>
+              <w:bottom w:w="80" w:type="dxa"/>
+              <w:left w:w="100" w:type="dxa"/>
+              <w:right w:w="100" w:type="dxa"/>
+            </w:tcMar>
+          </w:tcPr>
+          <w:p>
+            <w:pPr>
+              <w:jc w:val="left"/>
+            </w:pPr>
+            <w:r>
+              <w:rPr>
+                <w:color w:val="2C3E50"/>
+                <w:sz w:val="17"/>
+              </w:rPr>
+              <w:t>Toxicity, hate speech or harassment blocks</w:t>
+            </w:r>
+          </w:p>
+        </w:tc>
+        <w:tc>
+          <w:tcPr>
+            <w:tcW w:type="dxa" w:w="3168"/>
+            <w:shd w:fill="FFFFFF"/>
+            <w:tcMar>
+              <w:top w:w="80" w:type="dxa"/>
+              <w:bottom w:w="80" w:type="dxa"/>
+              <w:left w:w="100" w:type="dxa"/>
+              <w:right w:w="100" w:type="dxa"/>
+            </w:tcMar>
+          </w:tcPr>
+          <w:p>
+            <w:pPr>
+              <w:jc w:val="left"/>
+            </w:pPr>
+            <w:r>
+              <w:rPr>
+                <w:rFonts w:ascii="Consolas" w:hAnsi="Consolas"/>
+                <w:color w:val="34495E"/>
+                <w:sz w:val="16"/>
+              </w:rPr>
+              <w:t>Sum(Safety triggers)</w:t>
+            </w:r>
+          </w:p>
+        </w:tc>
+        <w:tc>
+          <w:tcPr>
+            <w:tcW w:type="dxa" w:w="1584"/>
+            <w:shd w:fill="FFFFFF"/>
+            <w:tcMar>
+              <w:top w:w="80" w:type="dxa"/>
+              <w:bottom w:w="80" w:type="dxa"/>
+              <w:left w:w="100" w:type="dxa"/>
+              <w:right w:w="100" w:type="dxa"/>
+            </w:tcMar>
+          </w:tcPr>
+          <w:p>
+            <w:pPr>
+              <w:jc w:val="left"/>
+            </w:pPr>
+            <w:r>
+              <w:rPr>
+                <w:b/>
+                <w:color w:val="196F3D"/>
+                <w:sz w:val="17"/>
+              </w:rPr>
+              <w:t>== 0 triggers</w:t>
             </w:r>
           </w:p>
         </w:tc>
